--- a/docs/developpement/phases/word/PHASE_35_CIBLES_DE_MARGE_ET_GESTION_FINANCIERE_DE_LA_SOIREE.docx
+++ b/docs/developpement/phases/word/PHASE_35_CIBLES_DE_MARGE_ET_GESTION_FINANCIERE_DE_LA_SOIREE.docx
@@ -20,7 +20,7 @@
       <w:r>
         <w:t xml:space="preserve">FlaiX Expert · dossier de développement · généré le 2026-10-04 depuis le dépôt </w:t>
       </w:r>
-      <w:hyperlink w:history="1" r:id="rId5q5xjs43xow-mvhodeqei">
+      <w:hyperlink w:history="1" r:id="rIdcnxhb9vpie9ravyqc99hn">
         <w:r>
           <w:rPr>
             <w:rStyle w:val="Hyperlink"/>
@@ -650,7 +650,7 @@
         <w:t xml:space="preserve">Pas encore</w:t>
       </w:r>
       <w:r>
-        <w:t xml:space="preserve"> : commission et frais de paiement du Click &amp; Collect dans la cascade (attendent l'import des ventes C&amp;C) ; vue « saison » de Finances ; charges de structure (hors périmètre, décision de Rémi du 11/09).</w:t>
+        <w:t xml:space="preserve"> : commission et frais de paiement du Click &amp; Collect dans la cascade (attendent l'import des ventes C&amp;C) ; vue « saison » de Finances (faite ensuite, §15.133) ; charges de structure (hors périmètre, décision de Rémi du 11/09).</w:t>
       </w:r>
     </w:p>
     <w:p>
@@ -688,7 +688,7 @@
           <w:numId w:val="2"/>
         </w:numPr>
       </w:pPr>
-      <w:hyperlink w:history="1" r:id="rIdlmbvjpfkkk4fg7vjidijx">
+      <w:hyperlink w:history="1" r:id="rIdbivbf2mq2jyt47cvefgir">
         <w:r>
           <w:rPr>
             <w:rStyle w:val="Hyperlink"/>
@@ -736,7 +736,7 @@
       <w:r>
         <w:t xml:space="preserve"> — créé — </w:t>
       </w:r>
-      <w:hyperlink w:history="1" r:id="rId355ggn7eqlunudfahv_8u">
+      <w:hyperlink w:history="1" r:id="rId8jwxec0bhjq4xk1tfghfr">
         <w:r>
           <w:rPr>
             <w:rStyle w:val="Hyperlink"/>
@@ -773,7 +773,7 @@
       <w:r>
         <w:t xml:space="preserve"> — créé — </w:t>
       </w:r>
-      <w:hyperlink w:history="1" r:id="rIdjagm6zy3goiz9xqnqihnf">
+      <w:hyperlink w:history="1" r:id="rIdlxzozhu8pxzzsa0bdwved">
         <w:r>
           <w:rPr>
             <w:rStyle w:val="Hyperlink"/>
@@ -802,7 +802,7 @@
       <w:r>
         <w:t xml:space="preserve"> — modifié — </w:t>
       </w:r>
-      <w:hyperlink w:history="1" r:id="rId-lwzthbe24ogilhgwgdrb">
+      <w:hyperlink w:history="1" r:id="rIdm_6slfrb6cpx4dv1aimor">
         <w:r>
           <w:rPr>
             <w:rStyle w:val="Hyperlink"/>
@@ -831,7 +831,7 @@
       <w:r>
         <w:t xml:space="preserve"> — créé — </w:t>
       </w:r>
-      <w:hyperlink w:history="1" r:id="rIdcoepg2txspwmonsusxobz">
+      <w:hyperlink w:history="1" r:id="rIdyzi5jbjzzeu-yt74psygh">
         <w:r>
           <w:rPr>
             <w:rStyle w:val="Hyperlink"/>
@@ -860,7 +860,7 @@
       <w:r>
         <w:t xml:space="preserve"> — modifié — </w:t>
       </w:r>
-      <w:hyperlink w:history="1" r:id="rIdlouacrolwwgu3sybwzz5q">
+      <w:hyperlink w:history="1" r:id="rIdxw8lwrug09erhee4pro5c">
         <w:r>
           <w:rPr>
             <w:rStyle w:val="Hyperlink"/>
@@ -897,7 +897,7 @@
       <w:r>
         <w:t xml:space="preserve"> — créé — </w:t>
       </w:r>
-      <w:hyperlink w:history="1" r:id="rId48brkszx1aoa2bsmmfjpp">
+      <w:hyperlink w:history="1" r:id="rIdszfy4imwmwq6mr3ok_9vv">
         <w:r>
           <w:rPr>
             <w:rStyle w:val="Hyperlink"/>
@@ -926,7 +926,7 @@
       <w:r>
         <w:t xml:space="preserve"> — modifié — </w:t>
       </w:r>
-      <w:hyperlink w:history="1" r:id="rIdxvtupdcp1eoof9qhwyovh">
+      <w:hyperlink w:history="1" r:id="rId0w1sre9wlbfrzhihfpi9h">
         <w:r>
           <w:rPr>
             <w:rStyle w:val="Hyperlink"/>
@@ -955,7 +955,7 @@
       <w:r>
         <w:t xml:space="preserve"> — modifié — </w:t>
       </w:r>
-      <w:hyperlink w:history="1" r:id="rIdykl0we77yyqm6gpf-q7td">
+      <w:hyperlink w:history="1" r:id="rId09mtm9sc_-gi3gnx2ghel">
         <w:r>
           <w:rPr>
             <w:rStyle w:val="Hyperlink"/>
@@ -984,7 +984,7 @@
       <w:r>
         <w:t xml:space="preserve"> — modifié — </w:t>
       </w:r>
-      <w:hyperlink w:history="1" r:id="rIdxtubr5ovagxqbmw0equee">
+      <w:hyperlink w:history="1" r:id="rIdc7hknakmd0jdlpxo0uhxm">
         <w:r>
           <w:rPr>
             <w:rStyle w:val="Hyperlink"/>
@@ -1013,7 +1013,7 @@
       <w:r>
         <w:t xml:space="preserve"> — modifié — </w:t>
       </w:r>
-      <w:hyperlink w:history="1" r:id="rIdznubctacbnfw373jydqa5">
+      <w:hyperlink w:history="1" r:id="rIdr3funmbpfh49k9jfusyvj">
         <w:r>
           <w:rPr>
             <w:rStyle w:val="Hyperlink"/>
@@ -1050,7 +1050,7 @@
       <w:r>
         <w:t xml:space="preserve"> — créé — </w:t>
       </w:r>
-      <w:hyperlink w:history="1" r:id="rIdfaucf7agrlyitghdc6gom">
+      <w:hyperlink w:history="1" r:id="rIdv6qvxrsx9mo7xvypciy7k">
         <w:r>
           <w:rPr>
             <w:rStyle w:val="Hyperlink"/>
@@ -1079,7 +1079,7 @@
       <w:r>
         <w:t xml:space="preserve"> — modifié — </w:t>
       </w:r>
-      <w:hyperlink w:history="1" r:id="rIdf0hntcpwq2ve6oix6ppzk">
+      <w:hyperlink w:history="1" r:id="rIdqjpiex-5e9urhyxrzwhst">
         <w:r>
           <w:rPr>
             <w:rStyle w:val="Hyperlink"/>
@@ -1108,7 +1108,7 @@
       <w:r>
         <w:t xml:space="preserve"> — modifié — </w:t>
       </w:r>
-      <w:hyperlink w:history="1" r:id="rIde2_n75ea95vg033e0gldq">
+      <w:hyperlink w:history="1" r:id="rIdnmhm7qkr_skvakl1oq5gp">
         <w:r>
           <w:rPr>
             <w:rStyle w:val="Hyperlink"/>
@@ -1137,7 +1137,7 @@
       <w:r>
         <w:t xml:space="preserve"> — modifié — </w:t>
       </w:r>
-      <w:hyperlink w:history="1" r:id="rIdzr_faagp8cc-1ausib-og">
+      <w:hyperlink w:history="1" r:id="rIdkhxcx9jmk5zho8xaipqcv">
         <w:r>
           <w:rPr>
             <w:rStyle w:val="Hyperlink"/>
@@ -1166,7 +1166,7 @@
       <w:r>
         <w:t xml:space="preserve"> — modifié — </w:t>
       </w:r>
-      <w:hyperlink w:history="1" r:id="rId63luskpjrhk9loqqhn9n_">
+      <w:hyperlink w:history="1" r:id="rIdhxuaspcd8lyce7xgjgi-m">
         <w:r>
           <w:rPr>
             <w:rStyle w:val="Hyperlink"/>
@@ -1203,7 +1203,7 @@
       <w:r>
         <w:t xml:space="preserve"> — modifié — </w:t>
       </w:r>
-      <w:hyperlink w:history="1" r:id="rIdagobobzyacpid8hrhwn9n">
+      <w:hyperlink w:history="1" r:id="rIdhvcft_onrpyntejhjqiem">
         <w:r>
           <w:rPr>
             <w:rStyle w:val="Hyperlink"/>
@@ -1232,7 +1232,7 @@
       <w:r>
         <w:t xml:space="preserve"> — créé — </w:t>
       </w:r>
-      <w:hyperlink w:history="1" r:id="rId4cpu-4jiadrnp37toyxqg">
+      <w:hyperlink w:history="1" r:id="rId7pj2k73waruxkpuz_p6rg">
         <w:r>
           <w:rPr>
             <w:rStyle w:val="Hyperlink"/>
@@ -1261,7 +1261,7 @@
       <w:r>
         <w:t xml:space="preserve"> — créé — </w:t>
       </w:r>
-      <w:hyperlink w:history="1" r:id="rId1kjkshharomykiiloxjm4">
+      <w:hyperlink w:history="1" r:id="rIdr3vytfytneozvgzdwptrn">
         <w:r>
           <w:rPr>
             <w:rStyle w:val="Hyperlink"/>
@@ -1290,7 +1290,7 @@
       <w:r>
         <w:t xml:space="preserve"> — modifié — </w:t>
       </w:r>
-      <w:hyperlink w:history="1" r:id="rIdy-day2e20aubv7d3ka1av">
+      <w:hyperlink w:history="1" r:id="rIdgfr9mufzqwb2gmlf34our">
         <w:r>
           <w:rPr>
             <w:rStyle w:val="Hyperlink"/>
@@ -1319,7 +1319,7 @@
       <w:r>
         <w:t xml:space="preserve"> — modifié — </w:t>
       </w:r>
-      <w:hyperlink w:history="1" r:id="rIdtcygt-b_ycbudv3ozeu8z">
+      <w:hyperlink w:history="1" r:id="rIdlrzrz3gauus4vaxbbka7l">
         <w:r>
           <w:rPr>
             <w:rStyle w:val="Hyperlink"/>
@@ -1348,7 +1348,7 @@
       <w:r>
         <w:t xml:space="preserve"> — créé — </w:t>
       </w:r>
-      <w:hyperlink w:history="1" r:id="rIdluej1swban3iv6fmj-zzm">
+      <w:hyperlink w:history="1" r:id="rIdfnqkqbdimptnjs0qpddvu">
         <w:r>
           <w:rPr>
             <w:rStyle w:val="Hyperlink"/>
@@ -1377,7 +1377,7 @@
       <w:r>
         <w:t xml:space="preserve"> — créé — </w:t>
       </w:r>
-      <w:hyperlink w:history="1" r:id="rIdeu0y8w8bdmzckegzwnqlu">
+      <w:hyperlink w:history="1" r:id="rId12cxxsbtsw672otoibv-0">
         <w:r>
           <w:rPr>
             <w:rStyle w:val="Hyperlink"/>
@@ -1406,7 +1406,7 @@
       <w:r>
         <w:t xml:space="preserve"> — modifié — </w:t>
       </w:r>
-      <w:hyperlink w:history="1" r:id="rIdj_idxjipnieztnjyzah6k">
+      <w:hyperlink w:history="1" r:id="rIdmnvgqyxuzfnwflf4qc0cp">
         <w:r>
           <w:rPr>
             <w:rStyle w:val="Hyperlink"/>
@@ -1435,7 +1435,7 @@
       <w:r>
         <w:t xml:space="preserve"> — modifié — </w:t>
       </w:r>
-      <w:hyperlink w:history="1" r:id="rIdxst0hihjusp9abz3-je7i">
+      <w:hyperlink w:history="1" r:id="rId0rgy88zkodgzcg5fafq5d">
         <w:r>
           <w:rPr>
             <w:rStyle w:val="Hyperlink"/>
@@ -1464,7 +1464,7 @@
       <w:r>
         <w:t xml:space="preserve"> — modifié — </w:t>
       </w:r>
-      <w:hyperlink w:history="1" r:id="rIdok4ko2jwxna3ud0vjerrk">
+      <w:hyperlink w:history="1" r:id="rIdnyyxfikr-yzyykamhohar">
         <w:r>
           <w:rPr>
             <w:rStyle w:val="Hyperlink"/>
@@ -1493,7 +1493,7 @@
       <w:r>
         <w:t xml:space="preserve"> — modifié — </w:t>
       </w:r>
-      <w:hyperlink w:history="1" r:id="rIdx6smq8rvard4y8r5xwspa">
+      <w:hyperlink w:history="1" r:id="rId4wjn6xldufscyzlgnmfbw">
         <w:r>
           <w:rPr>
             <w:rStyle w:val="Hyperlink"/>
@@ -1530,7 +1530,7 @@
       <w:r>
         <w:t xml:space="preserve"> — modifié — </w:t>
       </w:r>
-      <w:hyperlink w:history="1" r:id="rIdqe4jpvophnycyk70ru6sr">
+      <w:hyperlink w:history="1" r:id="rIdsgckzaakqg83zdkifwatg">
         <w:r>
           <w:rPr>
             <w:rStyle w:val="Hyperlink"/>
@@ -1559,7 +1559,7 @@
       <w:r>
         <w:t xml:space="preserve"> — modifié — </w:t>
       </w:r>
-      <w:hyperlink w:history="1" r:id="rId7gocahz7x1mob8nbh68n9">
+      <w:hyperlink w:history="1" r:id="rId5_sbjpfblgdjxqpygdiot">
         <w:r>
           <w:rPr>
             <w:rStyle w:val="Hyperlink"/>

--- a/docs/developpement/phases/word/PHASE_35_CIBLES_DE_MARGE_ET_GESTION_FINANCIERE_DE_LA_SOIREE.docx
+++ b/docs/developpement/phases/word/PHASE_35_CIBLES_DE_MARGE_ET_GESTION_FINANCIERE_DE_LA_SOIREE.docx
@@ -20,7 +20,7 @@
       <w:r>
         <w:t xml:space="preserve">FlaiX Expert · dossier de développement · généré le 2026-10-04 depuis le dépôt </w:t>
       </w:r>
-      <w:hyperlink w:history="1" r:id="rIdcnxhb9vpie9ravyqc99hn">
+      <w:hyperlink w:history="1" r:id="rId0ufnm3qwwufdjutcg0rif">
         <w:r>
           <w:rPr>
             <w:rStyle w:val="Hyperlink"/>
@@ -688,7 +688,7 @@
           <w:numId w:val="2"/>
         </w:numPr>
       </w:pPr>
-      <w:hyperlink w:history="1" r:id="rIdbivbf2mq2jyt47cvefgir">
+      <w:hyperlink w:history="1" r:id="rIder5rw1h5yyh_dcvliv9kg">
         <w:r>
           <w:rPr>
             <w:rStyle w:val="Hyperlink"/>
@@ -736,7 +736,7 @@
       <w:r>
         <w:t xml:space="preserve"> — créé — </w:t>
       </w:r>
-      <w:hyperlink w:history="1" r:id="rId8jwxec0bhjq4xk1tfghfr">
+      <w:hyperlink w:history="1" r:id="rId8teh9h8ptbbfptztdy6pc">
         <w:r>
           <w:rPr>
             <w:rStyle w:val="Hyperlink"/>
@@ -773,7 +773,7 @@
       <w:r>
         <w:t xml:space="preserve"> — créé — </w:t>
       </w:r>
-      <w:hyperlink w:history="1" r:id="rIdlxzozhu8pxzzsa0bdwved">
+      <w:hyperlink w:history="1" r:id="rIdabh8z53hrhsdm5alcutph">
         <w:r>
           <w:rPr>
             <w:rStyle w:val="Hyperlink"/>
@@ -802,7 +802,7 @@
       <w:r>
         <w:t xml:space="preserve"> — modifié — </w:t>
       </w:r>
-      <w:hyperlink w:history="1" r:id="rIdm_6slfrb6cpx4dv1aimor">
+      <w:hyperlink w:history="1" r:id="rIdhxjsa20_xwhxb1t2pvekc">
         <w:r>
           <w:rPr>
             <w:rStyle w:val="Hyperlink"/>
@@ -831,7 +831,7 @@
       <w:r>
         <w:t xml:space="preserve"> — créé — </w:t>
       </w:r>
-      <w:hyperlink w:history="1" r:id="rIdyzi5jbjzzeu-yt74psygh">
+      <w:hyperlink w:history="1" r:id="rIduiimdlw5n6o-0ntg43xyj">
         <w:r>
           <w:rPr>
             <w:rStyle w:val="Hyperlink"/>
@@ -860,7 +860,7 @@
       <w:r>
         <w:t xml:space="preserve"> — modifié — </w:t>
       </w:r>
-      <w:hyperlink w:history="1" r:id="rIdxw8lwrug09erhee4pro5c">
+      <w:hyperlink w:history="1" r:id="rIdyjb64rm3lucbmdfalcwsk">
         <w:r>
           <w:rPr>
             <w:rStyle w:val="Hyperlink"/>
@@ -897,7 +897,7 @@
       <w:r>
         <w:t xml:space="preserve"> — créé — </w:t>
       </w:r>
-      <w:hyperlink w:history="1" r:id="rIdszfy4imwmwq6mr3ok_9vv">
+      <w:hyperlink w:history="1" r:id="rIdk5fuhep21wu4koj_s7zix">
         <w:r>
           <w:rPr>
             <w:rStyle w:val="Hyperlink"/>
@@ -926,7 +926,7 @@
       <w:r>
         <w:t xml:space="preserve"> — modifié — </w:t>
       </w:r>
-      <w:hyperlink w:history="1" r:id="rId0w1sre9wlbfrzhihfpi9h">
+      <w:hyperlink w:history="1" r:id="rIdwl9astzwymsu2agmxdarl">
         <w:r>
           <w:rPr>
             <w:rStyle w:val="Hyperlink"/>
@@ -955,7 +955,7 @@
       <w:r>
         <w:t xml:space="preserve"> — modifié — </w:t>
       </w:r>
-      <w:hyperlink w:history="1" r:id="rId09mtm9sc_-gi3gnx2ghel">
+      <w:hyperlink w:history="1" r:id="rId__8mv41lnse1k9eeji7os">
         <w:r>
           <w:rPr>
             <w:rStyle w:val="Hyperlink"/>
@@ -984,7 +984,7 @@
       <w:r>
         <w:t xml:space="preserve"> — modifié — </w:t>
       </w:r>
-      <w:hyperlink w:history="1" r:id="rIdc7hknakmd0jdlpxo0uhxm">
+      <w:hyperlink w:history="1" r:id="rIdf8pcr1cevumbmbcxsto-h">
         <w:r>
           <w:rPr>
             <w:rStyle w:val="Hyperlink"/>
@@ -1013,7 +1013,7 @@
       <w:r>
         <w:t xml:space="preserve"> — modifié — </w:t>
       </w:r>
-      <w:hyperlink w:history="1" r:id="rIdr3funmbpfh49k9jfusyvj">
+      <w:hyperlink w:history="1" r:id="rIdcyo2rolwpe9nzsabigrhl">
         <w:r>
           <w:rPr>
             <w:rStyle w:val="Hyperlink"/>
@@ -1050,7 +1050,7 @@
       <w:r>
         <w:t xml:space="preserve"> — créé — </w:t>
       </w:r>
-      <w:hyperlink w:history="1" r:id="rIdv6qvxrsx9mo7xvypciy7k">
+      <w:hyperlink w:history="1" r:id="rIdk72hiice67pfrlhdsef-m">
         <w:r>
           <w:rPr>
             <w:rStyle w:val="Hyperlink"/>
@@ -1079,7 +1079,7 @@
       <w:r>
         <w:t xml:space="preserve"> — modifié — </w:t>
       </w:r>
-      <w:hyperlink w:history="1" r:id="rIdqjpiex-5e9urhyxrzwhst">
+      <w:hyperlink w:history="1" r:id="rIdq3upmcwbsspizipkikv8p">
         <w:r>
           <w:rPr>
             <w:rStyle w:val="Hyperlink"/>
@@ -1108,7 +1108,7 @@
       <w:r>
         <w:t xml:space="preserve"> — modifié — </w:t>
       </w:r>
-      <w:hyperlink w:history="1" r:id="rIdnmhm7qkr_skvakl1oq5gp">
+      <w:hyperlink w:history="1" r:id="rIdrrb83jvemjxy-zun84byx">
         <w:r>
           <w:rPr>
             <w:rStyle w:val="Hyperlink"/>
@@ -1137,7 +1137,7 @@
       <w:r>
         <w:t xml:space="preserve"> — modifié — </w:t>
       </w:r>
-      <w:hyperlink w:history="1" r:id="rIdkhxcx9jmk5zho8xaipqcv">
+      <w:hyperlink w:history="1" r:id="rIdumngbhzezgthvts4hhhj6">
         <w:r>
           <w:rPr>
             <w:rStyle w:val="Hyperlink"/>
@@ -1166,7 +1166,7 @@
       <w:r>
         <w:t xml:space="preserve"> — modifié — </w:t>
       </w:r>
-      <w:hyperlink w:history="1" r:id="rIdhxuaspcd8lyce7xgjgi-m">
+      <w:hyperlink w:history="1" r:id="rIdz6fxdw93fazqnirmuhd8i">
         <w:r>
           <w:rPr>
             <w:rStyle w:val="Hyperlink"/>
@@ -1203,7 +1203,7 @@
       <w:r>
         <w:t xml:space="preserve"> — modifié — </w:t>
       </w:r>
-      <w:hyperlink w:history="1" r:id="rIdhvcft_onrpyntejhjqiem">
+      <w:hyperlink w:history="1" r:id="rIdfksm2bbz6jtdyfm7ynvdc">
         <w:r>
           <w:rPr>
             <w:rStyle w:val="Hyperlink"/>
@@ -1232,7 +1232,7 @@
       <w:r>
         <w:t xml:space="preserve"> — créé — </w:t>
       </w:r>
-      <w:hyperlink w:history="1" r:id="rId7pj2k73waruxkpuz_p6rg">
+      <w:hyperlink w:history="1" r:id="rIdgemthr_c96m7r3ig_ygjv">
         <w:r>
           <w:rPr>
             <w:rStyle w:val="Hyperlink"/>
@@ -1261,7 +1261,7 @@
       <w:r>
         <w:t xml:space="preserve"> — créé — </w:t>
       </w:r>
-      <w:hyperlink w:history="1" r:id="rIdr3vytfytneozvgzdwptrn">
+      <w:hyperlink w:history="1" r:id="rIddm7ubhmu2ixo6fetvlm8b">
         <w:r>
           <w:rPr>
             <w:rStyle w:val="Hyperlink"/>
@@ -1290,7 +1290,7 @@
       <w:r>
         <w:t xml:space="preserve"> — modifié — </w:t>
       </w:r>
-      <w:hyperlink w:history="1" r:id="rIdgfr9mufzqwb2gmlf34our">
+      <w:hyperlink w:history="1" r:id="rId3ut83bdjru5pexke3pbcm">
         <w:r>
           <w:rPr>
             <w:rStyle w:val="Hyperlink"/>
@@ -1319,7 +1319,7 @@
       <w:r>
         <w:t xml:space="preserve"> — modifié — </w:t>
       </w:r>
-      <w:hyperlink w:history="1" r:id="rIdlrzrz3gauus4vaxbbka7l">
+      <w:hyperlink w:history="1" r:id="rId43jbphr21axkqmxd-mvsf">
         <w:r>
           <w:rPr>
             <w:rStyle w:val="Hyperlink"/>
@@ -1348,7 +1348,7 @@
       <w:r>
         <w:t xml:space="preserve"> — créé — </w:t>
       </w:r>
-      <w:hyperlink w:history="1" r:id="rIdfnqkqbdimptnjs0qpddvu">
+      <w:hyperlink w:history="1" r:id="rIdnokqzat9-3mjyifxave57">
         <w:r>
           <w:rPr>
             <w:rStyle w:val="Hyperlink"/>
@@ -1377,7 +1377,7 @@
       <w:r>
         <w:t xml:space="preserve"> — créé — </w:t>
       </w:r>
-      <w:hyperlink w:history="1" r:id="rId12cxxsbtsw672otoibv-0">
+      <w:hyperlink w:history="1" r:id="rId-1lsnwn7gol_ntgh__ydv">
         <w:r>
           <w:rPr>
             <w:rStyle w:val="Hyperlink"/>
@@ -1406,7 +1406,7 @@
       <w:r>
         <w:t xml:space="preserve"> — modifié — </w:t>
       </w:r>
-      <w:hyperlink w:history="1" r:id="rIdmnvgqyxuzfnwflf4qc0cp">
+      <w:hyperlink w:history="1" r:id="rIdbwqdfooxytanv102ad3kd">
         <w:r>
           <w:rPr>
             <w:rStyle w:val="Hyperlink"/>
@@ -1435,7 +1435,7 @@
       <w:r>
         <w:t xml:space="preserve"> — modifié — </w:t>
       </w:r>
-      <w:hyperlink w:history="1" r:id="rId0rgy88zkodgzcg5fafq5d">
+      <w:hyperlink w:history="1" r:id="rIdwh4b1afwt5b8uypmivpz1">
         <w:r>
           <w:rPr>
             <w:rStyle w:val="Hyperlink"/>
@@ -1464,7 +1464,7 @@
       <w:r>
         <w:t xml:space="preserve"> — modifié — </w:t>
       </w:r>
-      <w:hyperlink w:history="1" r:id="rIdnyyxfikr-yzyykamhohar">
+      <w:hyperlink w:history="1" r:id="rIdygak2thxanurkucokbetf">
         <w:r>
           <w:rPr>
             <w:rStyle w:val="Hyperlink"/>
@@ -1493,7 +1493,7 @@
       <w:r>
         <w:t xml:space="preserve"> — modifié — </w:t>
       </w:r>
-      <w:hyperlink w:history="1" r:id="rId4wjn6xldufscyzlgnmfbw">
+      <w:hyperlink w:history="1" r:id="rIdlmaoifxdwx2gfqphpuaad">
         <w:r>
           <w:rPr>
             <w:rStyle w:val="Hyperlink"/>
@@ -1530,7 +1530,7 @@
       <w:r>
         <w:t xml:space="preserve"> — modifié — </w:t>
       </w:r>
-      <w:hyperlink w:history="1" r:id="rIdsgckzaakqg83zdkifwatg">
+      <w:hyperlink w:history="1" r:id="rIdciddd2blbcpi_vcpdadsx">
         <w:r>
           <w:rPr>
             <w:rStyle w:val="Hyperlink"/>
@@ -1559,7 +1559,7 @@
       <w:r>
         <w:t xml:space="preserve"> — modifié — </w:t>
       </w:r>
-      <w:hyperlink w:history="1" r:id="rId5_sbjpfblgdjxqpygdiot">
+      <w:hyperlink w:history="1" r:id="rIdvvwufvczthqfxrvloe0dw">
         <w:r>
           <w:rPr>
             <w:rStyle w:val="Hyperlink"/>

--- a/docs/developpement/phases/word/PHASE_35_CIBLES_DE_MARGE_ET_GESTION_FINANCIERE_DE_LA_SOIREE.docx
+++ b/docs/developpement/phases/word/PHASE_35_CIBLES_DE_MARGE_ET_GESTION_FINANCIERE_DE_LA_SOIREE.docx
@@ -20,7 +20,7 @@
       <w:r>
         <w:t xml:space="preserve">FlaiX Expert · dossier de développement · généré le 2026-10-04 depuis le dépôt </w:t>
       </w:r>
-      <w:hyperlink w:history="1" r:id="rId0ufnm3qwwufdjutcg0rif">
+      <w:hyperlink w:history="1" r:id="rId-edfnxyhlxuxmcqfwfzbw">
         <w:r>
           <w:rPr>
             <w:rStyle w:val="Hyperlink"/>
@@ -688,7 +688,7 @@
           <w:numId w:val="2"/>
         </w:numPr>
       </w:pPr>
-      <w:hyperlink w:history="1" r:id="rIder5rw1h5yyh_dcvliv9kg">
+      <w:hyperlink w:history="1" r:id="rId5u5micutf9nbhbx5ack64">
         <w:r>
           <w:rPr>
             <w:rStyle w:val="Hyperlink"/>
@@ -736,7 +736,7 @@
       <w:r>
         <w:t xml:space="preserve"> — créé — </w:t>
       </w:r>
-      <w:hyperlink w:history="1" r:id="rId8teh9h8ptbbfptztdy6pc">
+      <w:hyperlink w:history="1" r:id="rIddwjsk3cszcqyn4so9fyn7">
         <w:r>
           <w:rPr>
             <w:rStyle w:val="Hyperlink"/>
@@ -773,7 +773,7 @@
       <w:r>
         <w:t xml:space="preserve"> — créé — </w:t>
       </w:r>
-      <w:hyperlink w:history="1" r:id="rIdabh8z53hrhsdm5alcutph">
+      <w:hyperlink w:history="1" r:id="rId4sez6m6_snxjqvnwtssb9">
         <w:r>
           <w:rPr>
             <w:rStyle w:val="Hyperlink"/>
@@ -802,7 +802,7 @@
       <w:r>
         <w:t xml:space="preserve"> — modifié — </w:t>
       </w:r>
-      <w:hyperlink w:history="1" r:id="rIdhxjsa20_xwhxb1t2pvekc">
+      <w:hyperlink w:history="1" r:id="rIdfilxjyy-oa4goqez-xfts">
         <w:r>
           <w:rPr>
             <w:rStyle w:val="Hyperlink"/>
@@ -831,7 +831,7 @@
       <w:r>
         <w:t xml:space="preserve"> — créé — </w:t>
       </w:r>
-      <w:hyperlink w:history="1" r:id="rIduiimdlw5n6o-0ntg43xyj">
+      <w:hyperlink w:history="1" r:id="rId6mtgtonrpp-tof1_tnipm">
         <w:r>
           <w:rPr>
             <w:rStyle w:val="Hyperlink"/>
@@ -860,7 +860,7 @@
       <w:r>
         <w:t xml:space="preserve"> — modifié — </w:t>
       </w:r>
-      <w:hyperlink w:history="1" r:id="rIdyjb64rm3lucbmdfalcwsk">
+      <w:hyperlink w:history="1" r:id="rIdkkzehyrs8exes9in4vo93">
         <w:r>
           <w:rPr>
             <w:rStyle w:val="Hyperlink"/>
@@ -897,7 +897,7 @@
       <w:r>
         <w:t xml:space="preserve"> — créé — </w:t>
       </w:r>
-      <w:hyperlink w:history="1" r:id="rIdk5fuhep21wu4koj_s7zix">
+      <w:hyperlink w:history="1" r:id="rIdwsi9aeujvlhiwhw4_z0m-">
         <w:r>
           <w:rPr>
             <w:rStyle w:val="Hyperlink"/>
@@ -926,7 +926,7 @@
       <w:r>
         <w:t xml:space="preserve"> — modifié — </w:t>
       </w:r>
-      <w:hyperlink w:history="1" r:id="rIdwl9astzwymsu2agmxdarl">
+      <w:hyperlink w:history="1" r:id="rIdoad8qxt4w4zfykmulaztd">
         <w:r>
           <w:rPr>
             <w:rStyle w:val="Hyperlink"/>
@@ -955,7 +955,7 @@
       <w:r>
         <w:t xml:space="preserve"> — modifié — </w:t>
       </w:r>
-      <w:hyperlink w:history="1" r:id="rId__8mv41lnse1k9eeji7os">
+      <w:hyperlink w:history="1" r:id="rId3t7ndok5w2gua_zdy8idr">
         <w:r>
           <w:rPr>
             <w:rStyle w:val="Hyperlink"/>
@@ -984,7 +984,7 @@
       <w:r>
         <w:t xml:space="preserve"> — modifié — </w:t>
       </w:r>
-      <w:hyperlink w:history="1" r:id="rIdf8pcr1cevumbmbcxsto-h">
+      <w:hyperlink w:history="1" r:id="rIdbfhvh8e1opjkjd_axlaub">
         <w:r>
           <w:rPr>
             <w:rStyle w:val="Hyperlink"/>
@@ -1013,7 +1013,7 @@
       <w:r>
         <w:t xml:space="preserve"> — modifié — </w:t>
       </w:r>
-      <w:hyperlink w:history="1" r:id="rIdcyo2rolwpe9nzsabigrhl">
+      <w:hyperlink w:history="1" r:id="rIdxise_ifm3heumqn2xctwn">
         <w:r>
           <w:rPr>
             <w:rStyle w:val="Hyperlink"/>
@@ -1050,7 +1050,7 @@
       <w:r>
         <w:t xml:space="preserve"> — créé — </w:t>
       </w:r>
-      <w:hyperlink w:history="1" r:id="rIdk72hiice67pfrlhdsef-m">
+      <w:hyperlink w:history="1" r:id="rIdypziufhxbzppi9w50h-n1">
         <w:r>
           <w:rPr>
             <w:rStyle w:val="Hyperlink"/>
@@ -1079,7 +1079,7 @@
       <w:r>
         <w:t xml:space="preserve"> — modifié — </w:t>
       </w:r>
-      <w:hyperlink w:history="1" r:id="rIdq3upmcwbsspizipkikv8p">
+      <w:hyperlink w:history="1" r:id="rIdeaprie8v67lcrycivzgoy">
         <w:r>
           <w:rPr>
             <w:rStyle w:val="Hyperlink"/>
@@ -1108,7 +1108,7 @@
       <w:r>
         <w:t xml:space="preserve"> — modifié — </w:t>
       </w:r>
-      <w:hyperlink w:history="1" r:id="rIdrrb83jvemjxy-zun84byx">
+      <w:hyperlink w:history="1" r:id="rIdoz490gikfuwyhpjmqsz1e">
         <w:r>
           <w:rPr>
             <w:rStyle w:val="Hyperlink"/>
@@ -1137,7 +1137,7 @@
       <w:r>
         <w:t xml:space="preserve"> — modifié — </w:t>
       </w:r>
-      <w:hyperlink w:history="1" r:id="rIdumngbhzezgthvts4hhhj6">
+      <w:hyperlink w:history="1" r:id="rIdubllh2eb-v4sl-7wruaw8">
         <w:r>
           <w:rPr>
             <w:rStyle w:val="Hyperlink"/>
@@ -1166,7 +1166,7 @@
       <w:r>
         <w:t xml:space="preserve"> — modifié — </w:t>
       </w:r>
-      <w:hyperlink w:history="1" r:id="rIdz6fxdw93fazqnirmuhd8i">
+      <w:hyperlink w:history="1" r:id="rId2o49udkh0l6qawgvtygok">
         <w:r>
           <w:rPr>
             <w:rStyle w:val="Hyperlink"/>
@@ -1203,7 +1203,7 @@
       <w:r>
         <w:t xml:space="preserve"> — modifié — </w:t>
       </w:r>
-      <w:hyperlink w:history="1" r:id="rIdfksm2bbz6jtdyfm7ynvdc">
+      <w:hyperlink w:history="1" r:id="rIdlhfokxnvg1_uzcmeqdx2c">
         <w:r>
           <w:rPr>
             <w:rStyle w:val="Hyperlink"/>
@@ -1232,7 +1232,7 @@
       <w:r>
         <w:t xml:space="preserve"> — créé — </w:t>
       </w:r>
-      <w:hyperlink w:history="1" r:id="rIdgemthr_c96m7r3ig_ygjv">
+      <w:hyperlink w:history="1" r:id="rIdcghqngtgzefvo2fjlo30j">
         <w:r>
           <w:rPr>
             <w:rStyle w:val="Hyperlink"/>
@@ -1261,7 +1261,7 @@
       <w:r>
         <w:t xml:space="preserve"> — créé — </w:t>
       </w:r>
-      <w:hyperlink w:history="1" r:id="rIddm7ubhmu2ixo6fetvlm8b">
+      <w:hyperlink w:history="1" r:id="rIdrgh2vp4psjiprzc_gzlzm">
         <w:r>
           <w:rPr>
             <w:rStyle w:val="Hyperlink"/>
@@ -1290,7 +1290,7 @@
       <w:r>
         <w:t xml:space="preserve"> — modifié — </w:t>
       </w:r>
-      <w:hyperlink w:history="1" r:id="rId3ut83bdjru5pexke3pbcm">
+      <w:hyperlink w:history="1" r:id="rIdk1msadui9ihexxyoz4jql">
         <w:r>
           <w:rPr>
             <w:rStyle w:val="Hyperlink"/>
@@ -1319,7 +1319,7 @@
       <w:r>
         <w:t xml:space="preserve"> — modifié — </w:t>
       </w:r>
-      <w:hyperlink w:history="1" r:id="rId43jbphr21axkqmxd-mvsf">
+      <w:hyperlink w:history="1" r:id="rId5jc9acy8dl_srulctt_pj">
         <w:r>
           <w:rPr>
             <w:rStyle w:val="Hyperlink"/>
@@ -1348,7 +1348,7 @@
       <w:r>
         <w:t xml:space="preserve"> — créé — </w:t>
       </w:r>
-      <w:hyperlink w:history="1" r:id="rIdnokqzat9-3mjyifxave57">
+      <w:hyperlink w:history="1" r:id="rIdb05tizkempgsi50uzgzxq">
         <w:r>
           <w:rPr>
             <w:rStyle w:val="Hyperlink"/>
@@ -1377,7 +1377,7 @@
       <w:r>
         <w:t xml:space="preserve"> — créé — </w:t>
       </w:r>
-      <w:hyperlink w:history="1" r:id="rId-1lsnwn7gol_ntgh__ydv">
+      <w:hyperlink w:history="1" r:id="rIdwfufpn9zjxwnaoprokk9i">
         <w:r>
           <w:rPr>
             <w:rStyle w:val="Hyperlink"/>
@@ -1406,7 +1406,7 @@
       <w:r>
         <w:t xml:space="preserve"> — modifié — </w:t>
       </w:r>
-      <w:hyperlink w:history="1" r:id="rIdbwqdfooxytanv102ad3kd">
+      <w:hyperlink w:history="1" r:id="rIdk5zxwsdbdhah1ufo5shjg">
         <w:r>
           <w:rPr>
             <w:rStyle w:val="Hyperlink"/>
@@ -1435,7 +1435,7 @@
       <w:r>
         <w:t xml:space="preserve"> — modifié — </w:t>
       </w:r>
-      <w:hyperlink w:history="1" r:id="rIdwh4b1afwt5b8uypmivpz1">
+      <w:hyperlink w:history="1" r:id="rIdqsncvrh1w43um36z4rb2g">
         <w:r>
           <w:rPr>
             <w:rStyle w:val="Hyperlink"/>
@@ -1464,7 +1464,7 @@
       <w:r>
         <w:t xml:space="preserve"> — modifié — </w:t>
       </w:r>
-      <w:hyperlink w:history="1" r:id="rIdygak2thxanurkucokbetf">
+      <w:hyperlink w:history="1" r:id="rId14jzforzp6djvvdfr474n">
         <w:r>
           <w:rPr>
             <w:rStyle w:val="Hyperlink"/>
@@ -1493,7 +1493,7 @@
       <w:r>
         <w:t xml:space="preserve"> — modifié — </w:t>
       </w:r>
-      <w:hyperlink w:history="1" r:id="rIdlmaoifxdwx2gfqphpuaad">
+      <w:hyperlink w:history="1" r:id="rId4o161i2zihfw9dta_vhky">
         <w:r>
           <w:rPr>
             <w:rStyle w:val="Hyperlink"/>
@@ -1530,7 +1530,7 @@
       <w:r>
         <w:t xml:space="preserve"> — modifié — </w:t>
       </w:r>
-      <w:hyperlink w:history="1" r:id="rIdciddd2blbcpi_vcpdadsx">
+      <w:hyperlink w:history="1" r:id="rId1e1goizutcc7ebbtre3pt">
         <w:r>
           <w:rPr>
             <w:rStyle w:val="Hyperlink"/>
@@ -1559,7 +1559,7 @@
       <w:r>
         <w:t xml:space="preserve"> — modifié — </w:t>
       </w:r>
-      <w:hyperlink w:history="1" r:id="rIdvvwufvczthqfxrvloe0dw">
+      <w:hyperlink w:history="1" r:id="rId3qges03m61w0wt1bhkbjw">
         <w:r>
           <w:rPr>
             <w:rStyle w:val="Hyperlink"/>

--- a/docs/developpement/phases/word/PHASE_35_CIBLES_DE_MARGE_ET_GESTION_FINANCIERE_DE_LA_SOIREE.docx
+++ b/docs/developpement/phases/word/PHASE_35_CIBLES_DE_MARGE_ET_GESTION_FINANCIERE_DE_LA_SOIREE.docx
@@ -20,7 +20,7 @@
       <w:r>
         <w:t xml:space="preserve">FlaiX Expert · dossier de développement · généré le 2026-10-04 depuis le dépôt </w:t>
       </w:r>
-      <w:hyperlink w:history="1" r:id="rId-edfnxyhlxuxmcqfwfzbw">
+      <w:hyperlink w:history="1" r:id="rIdvv-uncu3zp3hejd7sin-p">
         <w:r>
           <w:rPr>
             <w:rStyle w:val="Hyperlink"/>
@@ -688,7 +688,7 @@
           <w:numId w:val="2"/>
         </w:numPr>
       </w:pPr>
-      <w:hyperlink w:history="1" r:id="rId5u5micutf9nbhbx5ack64">
+      <w:hyperlink w:history="1" r:id="rIdphogkw_4cb44rwu36jimj">
         <w:r>
           <w:rPr>
             <w:rStyle w:val="Hyperlink"/>
@@ -736,7 +736,7 @@
       <w:r>
         <w:t xml:space="preserve"> — créé — </w:t>
       </w:r>
-      <w:hyperlink w:history="1" r:id="rIddwjsk3cszcqyn4so9fyn7">
+      <w:hyperlink w:history="1" r:id="rIdhafnyv9odd8zug4vfntgz">
         <w:r>
           <w:rPr>
             <w:rStyle w:val="Hyperlink"/>
@@ -773,7 +773,7 @@
       <w:r>
         <w:t xml:space="preserve"> — créé — </w:t>
       </w:r>
-      <w:hyperlink w:history="1" r:id="rId4sez6m6_snxjqvnwtssb9">
+      <w:hyperlink w:history="1" r:id="rIdzclyc2ae6ydeoi-nbfvr1">
         <w:r>
           <w:rPr>
             <w:rStyle w:val="Hyperlink"/>
@@ -802,7 +802,7 @@
       <w:r>
         <w:t xml:space="preserve"> — modifié — </w:t>
       </w:r>
-      <w:hyperlink w:history="1" r:id="rIdfilxjyy-oa4goqez-xfts">
+      <w:hyperlink w:history="1" r:id="rId_x10faldxcymljn8ac5rc">
         <w:r>
           <w:rPr>
             <w:rStyle w:val="Hyperlink"/>
@@ -831,7 +831,7 @@
       <w:r>
         <w:t xml:space="preserve"> — créé — </w:t>
       </w:r>
-      <w:hyperlink w:history="1" r:id="rId6mtgtonrpp-tof1_tnipm">
+      <w:hyperlink w:history="1" r:id="rId19nedfd4aq85yb0runlly">
         <w:r>
           <w:rPr>
             <w:rStyle w:val="Hyperlink"/>
@@ -860,7 +860,7 @@
       <w:r>
         <w:t xml:space="preserve"> — modifié — </w:t>
       </w:r>
-      <w:hyperlink w:history="1" r:id="rIdkkzehyrs8exes9in4vo93">
+      <w:hyperlink w:history="1" r:id="rIdstqsnswpoixeui6av9wfh">
         <w:r>
           <w:rPr>
             <w:rStyle w:val="Hyperlink"/>
@@ -897,7 +897,7 @@
       <w:r>
         <w:t xml:space="preserve"> — créé — </w:t>
       </w:r>
-      <w:hyperlink w:history="1" r:id="rIdwsi9aeujvlhiwhw4_z0m-">
+      <w:hyperlink w:history="1" r:id="rId88zlisf9wzlnzegtetji6">
         <w:r>
           <w:rPr>
             <w:rStyle w:val="Hyperlink"/>
@@ -926,7 +926,7 @@
       <w:r>
         <w:t xml:space="preserve"> — modifié — </w:t>
       </w:r>
-      <w:hyperlink w:history="1" r:id="rIdoad8qxt4w4zfykmulaztd">
+      <w:hyperlink w:history="1" r:id="rId20ruyrrcouvv4uljd-4oi">
         <w:r>
           <w:rPr>
             <w:rStyle w:val="Hyperlink"/>
@@ -955,7 +955,7 @@
       <w:r>
         <w:t xml:space="preserve"> — modifié — </w:t>
       </w:r>
-      <w:hyperlink w:history="1" r:id="rId3t7ndok5w2gua_zdy8idr">
+      <w:hyperlink w:history="1" r:id="rIdkuc1r-ocp8zlfoc3-q1id">
         <w:r>
           <w:rPr>
             <w:rStyle w:val="Hyperlink"/>
@@ -984,7 +984,7 @@
       <w:r>
         <w:t xml:space="preserve"> — modifié — </w:t>
       </w:r>
-      <w:hyperlink w:history="1" r:id="rIdbfhvh8e1opjkjd_axlaub">
+      <w:hyperlink w:history="1" r:id="rIdhu47-8a_7utxl5wsoykjl">
         <w:r>
           <w:rPr>
             <w:rStyle w:val="Hyperlink"/>
@@ -1013,7 +1013,7 @@
       <w:r>
         <w:t xml:space="preserve"> — modifié — </w:t>
       </w:r>
-      <w:hyperlink w:history="1" r:id="rIdxise_ifm3heumqn2xctwn">
+      <w:hyperlink w:history="1" r:id="rIdg8yw_wanqvax4tncier5i">
         <w:r>
           <w:rPr>
             <w:rStyle w:val="Hyperlink"/>
@@ -1050,7 +1050,7 @@
       <w:r>
         <w:t xml:space="preserve"> — créé — </w:t>
       </w:r>
-      <w:hyperlink w:history="1" r:id="rIdypziufhxbzppi9w50h-n1">
+      <w:hyperlink w:history="1" r:id="rIdz0pkrufcrpkpskbpcnbmg">
         <w:r>
           <w:rPr>
             <w:rStyle w:val="Hyperlink"/>
@@ -1079,7 +1079,7 @@
       <w:r>
         <w:t xml:space="preserve"> — modifié — </w:t>
       </w:r>
-      <w:hyperlink w:history="1" r:id="rIdeaprie8v67lcrycivzgoy">
+      <w:hyperlink w:history="1" r:id="rIdsf4pdplwalcppgxlp4hop">
         <w:r>
           <w:rPr>
             <w:rStyle w:val="Hyperlink"/>
@@ -1108,7 +1108,7 @@
       <w:r>
         <w:t xml:space="preserve"> — modifié — </w:t>
       </w:r>
-      <w:hyperlink w:history="1" r:id="rIdoz490gikfuwyhpjmqsz1e">
+      <w:hyperlink w:history="1" r:id="rIdydnkjt9k86c5tu84p5-xv">
         <w:r>
           <w:rPr>
             <w:rStyle w:val="Hyperlink"/>
@@ -1137,7 +1137,7 @@
       <w:r>
         <w:t xml:space="preserve"> — modifié — </w:t>
       </w:r>
-      <w:hyperlink w:history="1" r:id="rIdubllh2eb-v4sl-7wruaw8">
+      <w:hyperlink w:history="1" r:id="rIdlywnen-ifis5zpa35qvs9">
         <w:r>
           <w:rPr>
             <w:rStyle w:val="Hyperlink"/>
@@ -1166,7 +1166,7 @@
       <w:r>
         <w:t xml:space="preserve"> — modifié — </w:t>
       </w:r>
-      <w:hyperlink w:history="1" r:id="rId2o49udkh0l6qawgvtygok">
+      <w:hyperlink w:history="1" r:id="rIdks0sfsfyespwrapwcplx-">
         <w:r>
           <w:rPr>
             <w:rStyle w:val="Hyperlink"/>
@@ -1203,7 +1203,7 @@
       <w:r>
         <w:t xml:space="preserve"> — modifié — </w:t>
       </w:r>
-      <w:hyperlink w:history="1" r:id="rIdlhfokxnvg1_uzcmeqdx2c">
+      <w:hyperlink w:history="1" r:id="rIdoscqfgkdmizaqfkdwqb39">
         <w:r>
           <w:rPr>
             <w:rStyle w:val="Hyperlink"/>
@@ -1232,7 +1232,7 @@
       <w:r>
         <w:t xml:space="preserve"> — créé — </w:t>
       </w:r>
-      <w:hyperlink w:history="1" r:id="rIdcghqngtgzefvo2fjlo30j">
+      <w:hyperlink w:history="1" r:id="rIdta0n0x2nuqd7p9nfjvmzs">
         <w:r>
           <w:rPr>
             <w:rStyle w:val="Hyperlink"/>
@@ -1261,7 +1261,7 @@
       <w:r>
         <w:t xml:space="preserve"> — créé — </w:t>
       </w:r>
-      <w:hyperlink w:history="1" r:id="rIdrgh2vp4psjiprzc_gzlzm">
+      <w:hyperlink w:history="1" r:id="rIdm2z7japkzpcl4eukcjjed">
         <w:r>
           <w:rPr>
             <w:rStyle w:val="Hyperlink"/>
@@ -1290,7 +1290,7 @@
       <w:r>
         <w:t xml:space="preserve"> — modifié — </w:t>
       </w:r>
-      <w:hyperlink w:history="1" r:id="rIdk1msadui9ihexxyoz4jql">
+      <w:hyperlink w:history="1" r:id="rIdrl-ayemeulrtpfwpssmlz">
         <w:r>
           <w:rPr>
             <w:rStyle w:val="Hyperlink"/>
@@ -1319,7 +1319,7 @@
       <w:r>
         <w:t xml:space="preserve"> — modifié — </w:t>
       </w:r>
-      <w:hyperlink w:history="1" r:id="rId5jc9acy8dl_srulctt_pj">
+      <w:hyperlink w:history="1" r:id="rId1hpo9ezwkbram5qjfk2vp">
         <w:r>
           <w:rPr>
             <w:rStyle w:val="Hyperlink"/>
@@ -1348,7 +1348,7 @@
       <w:r>
         <w:t xml:space="preserve"> — créé — </w:t>
       </w:r>
-      <w:hyperlink w:history="1" r:id="rIdb05tizkempgsi50uzgzxq">
+      <w:hyperlink w:history="1" r:id="rIdrem-vybptjfutuxsthn_g">
         <w:r>
           <w:rPr>
             <w:rStyle w:val="Hyperlink"/>
@@ -1377,7 +1377,7 @@
       <w:r>
         <w:t xml:space="preserve"> — créé — </w:t>
       </w:r>
-      <w:hyperlink w:history="1" r:id="rIdwfufpn9zjxwnaoprokk9i">
+      <w:hyperlink w:history="1" r:id="rIdej1odockawk3ujkyktdeo">
         <w:r>
           <w:rPr>
             <w:rStyle w:val="Hyperlink"/>
@@ -1406,7 +1406,7 @@
       <w:r>
         <w:t xml:space="preserve"> — modifié — </w:t>
       </w:r>
-      <w:hyperlink w:history="1" r:id="rIdk5zxwsdbdhah1ufo5shjg">
+      <w:hyperlink w:history="1" r:id="rIdhfbfwe7jlg_tbzp_rqknp">
         <w:r>
           <w:rPr>
             <w:rStyle w:val="Hyperlink"/>
@@ -1435,7 +1435,7 @@
       <w:r>
         <w:t xml:space="preserve"> — modifié — </w:t>
       </w:r>
-      <w:hyperlink w:history="1" r:id="rIdqsncvrh1w43um36z4rb2g">
+      <w:hyperlink w:history="1" r:id="rId4iz5b6nl-v33bhbyoyryp">
         <w:r>
           <w:rPr>
             <w:rStyle w:val="Hyperlink"/>
@@ -1464,7 +1464,7 @@
       <w:r>
         <w:t xml:space="preserve"> — modifié — </w:t>
       </w:r>
-      <w:hyperlink w:history="1" r:id="rId14jzforzp6djvvdfr474n">
+      <w:hyperlink w:history="1" r:id="rIdvgkz8lgnf5gmqwiubj97a">
         <w:r>
           <w:rPr>
             <w:rStyle w:val="Hyperlink"/>
@@ -1493,7 +1493,7 @@
       <w:r>
         <w:t xml:space="preserve"> — modifié — </w:t>
       </w:r>
-      <w:hyperlink w:history="1" r:id="rId4o161i2zihfw9dta_vhky">
+      <w:hyperlink w:history="1" r:id="rId1hcohczfbg_l0rmctdtj7">
         <w:r>
           <w:rPr>
             <w:rStyle w:val="Hyperlink"/>
@@ -1530,7 +1530,7 @@
       <w:r>
         <w:t xml:space="preserve"> — modifié — </w:t>
       </w:r>
-      <w:hyperlink w:history="1" r:id="rId1e1goizutcc7ebbtre3pt">
+      <w:hyperlink w:history="1" r:id="rIdbilltzgz9_il8we3krw8v">
         <w:r>
           <w:rPr>
             <w:rStyle w:val="Hyperlink"/>
@@ -1559,7 +1559,7 @@
       <w:r>
         <w:t xml:space="preserve"> — modifié — </w:t>
       </w:r>
-      <w:hyperlink w:history="1" r:id="rId3qges03m61w0wt1bhkbjw">
+      <w:hyperlink w:history="1" r:id="rId8hg5e60pxlfjgxlkcy-df">
         <w:r>
           <w:rPr>
             <w:rStyle w:val="Hyperlink"/>

--- a/docs/developpement/phases/word/PHASE_35_CIBLES_DE_MARGE_ET_GESTION_FINANCIERE_DE_LA_SOIREE.docx
+++ b/docs/developpement/phases/word/PHASE_35_CIBLES_DE_MARGE_ET_GESTION_FINANCIERE_DE_LA_SOIREE.docx
@@ -18,9 +18,9 @@
         <w:shd w:fill="F6F3FF" w:color="auto" w:val="clear"/>
       </w:pPr>
       <w:r>
-        <w:t xml:space="preserve">FlaiX Expert · dossier de développement · généré le 2026-10-04 depuis le dépôt </w:t>
-      </w:r>
-      <w:hyperlink w:history="1" r:id="rIdvv-uncu3zp3hejd7sin-p">
+        <w:t xml:space="preserve">FlaiX Expert · dossier de développement · généré le 2026-10-19 depuis le dépôt </w:t>
+      </w:r>
+      <w:hyperlink w:history="1" r:id="rIdmtermgoilsdmbv44tkjnj">
         <w:r>
           <w:rPr>
             <w:rStyle w:val="Hyperlink"/>
@@ -688,7 +688,7 @@
           <w:numId w:val="2"/>
         </w:numPr>
       </w:pPr>
-      <w:hyperlink w:history="1" r:id="rIdphogkw_4cb44rwu36jimj">
+      <w:hyperlink w:history="1" r:id="rIdvatdpyf7foh283-c2wn4a">
         <w:r>
           <w:rPr>
             <w:rStyle w:val="Hyperlink"/>
@@ -736,7 +736,7 @@
       <w:r>
         <w:t xml:space="preserve"> — créé — </w:t>
       </w:r>
-      <w:hyperlink w:history="1" r:id="rIdhafnyv9odd8zug4vfntgz">
+      <w:hyperlink w:history="1" r:id="rIdq4rhglp5nenz-wlxspsjt">
         <w:r>
           <w:rPr>
             <w:rStyle w:val="Hyperlink"/>
@@ -773,7 +773,7 @@
       <w:r>
         <w:t xml:space="preserve"> — créé — </w:t>
       </w:r>
-      <w:hyperlink w:history="1" r:id="rIdzclyc2ae6ydeoi-nbfvr1">
+      <w:hyperlink w:history="1" r:id="rIdunvhzstsfppqzg2qumoon">
         <w:r>
           <w:rPr>
             <w:rStyle w:val="Hyperlink"/>
@@ -802,7 +802,7 @@
       <w:r>
         <w:t xml:space="preserve"> — modifié — </w:t>
       </w:r>
-      <w:hyperlink w:history="1" r:id="rId_x10faldxcymljn8ac5rc">
+      <w:hyperlink w:history="1" r:id="rIdkv1ikrb8u8fo8atfacfrg">
         <w:r>
           <w:rPr>
             <w:rStyle w:val="Hyperlink"/>
@@ -831,7 +831,7 @@
       <w:r>
         <w:t xml:space="preserve"> — créé — </w:t>
       </w:r>
-      <w:hyperlink w:history="1" r:id="rId19nedfd4aq85yb0runlly">
+      <w:hyperlink w:history="1" r:id="rIdtzlodbblphviija9z3iav">
         <w:r>
           <w:rPr>
             <w:rStyle w:val="Hyperlink"/>
@@ -860,7 +860,7 @@
       <w:r>
         <w:t xml:space="preserve"> — modifié — </w:t>
       </w:r>
-      <w:hyperlink w:history="1" r:id="rIdstqsnswpoixeui6av9wfh">
+      <w:hyperlink w:history="1" r:id="rIdqhowekouxpoprijpvikmj">
         <w:r>
           <w:rPr>
             <w:rStyle w:val="Hyperlink"/>
@@ -897,7 +897,7 @@
       <w:r>
         <w:t xml:space="preserve"> — créé — </w:t>
       </w:r>
-      <w:hyperlink w:history="1" r:id="rId88zlisf9wzlnzegtetji6">
+      <w:hyperlink w:history="1" r:id="rIdoe3qkdv3jjgf0nbevgr2n">
         <w:r>
           <w:rPr>
             <w:rStyle w:val="Hyperlink"/>
@@ -926,7 +926,7 @@
       <w:r>
         <w:t xml:space="preserve"> — modifié — </w:t>
       </w:r>
-      <w:hyperlink w:history="1" r:id="rId20ruyrrcouvv4uljd-4oi">
+      <w:hyperlink w:history="1" r:id="rIdmwe6351filc-9qep-nsn9">
         <w:r>
           <w:rPr>
             <w:rStyle w:val="Hyperlink"/>
@@ -955,7 +955,7 @@
       <w:r>
         <w:t xml:space="preserve"> — modifié — </w:t>
       </w:r>
-      <w:hyperlink w:history="1" r:id="rIdkuc1r-ocp8zlfoc3-q1id">
+      <w:hyperlink w:history="1" r:id="rIdtb09t0xmoidladdbmgur8">
         <w:r>
           <w:rPr>
             <w:rStyle w:val="Hyperlink"/>
@@ -984,7 +984,7 @@
       <w:r>
         <w:t xml:space="preserve"> — modifié — </w:t>
       </w:r>
-      <w:hyperlink w:history="1" r:id="rIdhu47-8a_7utxl5wsoykjl">
+      <w:hyperlink w:history="1" r:id="rIdrnhm3hr0ciilhmslibvid">
         <w:r>
           <w:rPr>
             <w:rStyle w:val="Hyperlink"/>
@@ -1013,7 +1013,7 @@
       <w:r>
         <w:t xml:space="preserve"> — modifié — </w:t>
       </w:r>
-      <w:hyperlink w:history="1" r:id="rIdg8yw_wanqvax4tncier5i">
+      <w:hyperlink w:history="1" r:id="rIdrg7xjoslmg7b0204avhc0">
         <w:r>
           <w:rPr>
             <w:rStyle w:val="Hyperlink"/>
@@ -1050,7 +1050,7 @@
       <w:r>
         <w:t xml:space="preserve"> — créé — </w:t>
       </w:r>
-      <w:hyperlink w:history="1" r:id="rIdz0pkrufcrpkpskbpcnbmg">
+      <w:hyperlink w:history="1" r:id="rId03v9pmihfjcftboxvzrg-">
         <w:r>
           <w:rPr>
             <w:rStyle w:val="Hyperlink"/>
@@ -1079,7 +1079,7 @@
       <w:r>
         <w:t xml:space="preserve"> — modifié — </w:t>
       </w:r>
-      <w:hyperlink w:history="1" r:id="rIdsf4pdplwalcppgxlp4hop">
+      <w:hyperlink w:history="1" r:id="rIdofrapj3ht_xhbhlvef1m1">
         <w:r>
           <w:rPr>
             <w:rStyle w:val="Hyperlink"/>
@@ -1108,7 +1108,7 @@
       <w:r>
         <w:t xml:space="preserve"> — modifié — </w:t>
       </w:r>
-      <w:hyperlink w:history="1" r:id="rIdydnkjt9k86c5tu84p5-xv">
+      <w:hyperlink w:history="1" r:id="rIdzhaewxuahsyclqdzyxtpw">
         <w:r>
           <w:rPr>
             <w:rStyle w:val="Hyperlink"/>
@@ -1137,7 +1137,7 @@
       <w:r>
         <w:t xml:space="preserve"> — modifié — </w:t>
       </w:r>
-      <w:hyperlink w:history="1" r:id="rIdlywnen-ifis5zpa35qvs9">
+      <w:hyperlink w:history="1" r:id="rIdlmaruq0uh4hd4vkw8ocmy">
         <w:r>
           <w:rPr>
             <w:rStyle w:val="Hyperlink"/>
@@ -1166,7 +1166,7 @@
       <w:r>
         <w:t xml:space="preserve"> — modifié — </w:t>
       </w:r>
-      <w:hyperlink w:history="1" r:id="rIdks0sfsfyespwrapwcplx-">
+      <w:hyperlink w:history="1" r:id="rIdbuyz8qrl08vzbzt-_u7d9">
         <w:r>
           <w:rPr>
             <w:rStyle w:val="Hyperlink"/>
@@ -1203,7 +1203,7 @@
       <w:r>
         <w:t xml:space="preserve"> — modifié — </w:t>
       </w:r>
-      <w:hyperlink w:history="1" r:id="rIdoscqfgkdmizaqfkdwqb39">
+      <w:hyperlink w:history="1" r:id="rId4cj8fkjyskhku3kp_ru7t">
         <w:r>
           <w:rPr>
             <w:rStyle w:val="Hyperlink"/>
@@ -1232,7 +1232,7 @@
       <w:r>
         <w:t xml:space="preserve"> — créé — </w:t>
       </w:r>
-      <w:hyperlink w:history="1" r:id="rIdta0n0x2nuqd7p9nfjvmzs">
+      <w:hyperlink w:history="1" r:id="rId4x4vikhxtiqzvcqruqoya">
         <w:r>
           <w:rPr>
             <w:rStyle w:val="Hyperlink"/>
@@ -1261,7 +1261,7 @@
       <w:r>
         <w:t xml:space="preserve"> — créé — </w:t>
       </w:r>
-      <w:hyperlink w:history="1" r:id="rIdm2z7japkzpcl4eukcjjed">
+      <w:hyperlink w:history="1" r:id="rIdz9gdebpsawms07uywcgf8">
         <w:r>
           <w:rPr>
             <w:rStyle w:val="Hyperlink"/>
@@ -1290,7 +1290,7 @@
       <w:r>
         <w:t xml:space="preserve"> — modifié — </w:t>
       </w:r>
-      <w:hyperlink w:history="1" r:id="rIdrl-ayemeulrtpfwpssmlz">
+      <w:hyperlink w:history="1" r:id="rIddykfz2vunh8gcrhlbokv8">
         <w:r>
           <w:rPr>
             <w:rStyle w:val="Hyperlink"/>
@@ -1319,7 +1319,7 @@
       <w:r>
         <w:t xml:space="preserve"> — modifié — </w:t>
       </w:r>
-      <w:hyperlink w:history="1" r:id="rId1hpo9ezwkbram5qjfk2vp">
+      <w:hyperlink w:history="1" r:id="rId_rpnfszldvp5rvbdktv3k">
         <w:r>
           <w:rPr>
             <w:rStyle w:val="Hyperlink"/>
@@ -1348,7 +1348,7 @@
       <w:r>
         <w:t xml:space="preserve"> — créé — </w:t>
       </w:r>
-      <w:hyperlink w:history="1" r:id="rIdrem-vybptjfutuxsthn_g">
+      <w:hyperlink w:history="1" r:id="rIdr8-rmumpqvqbtwz7ubrhb">
         <w:r>
           <w:rPr>
             <w:rStyle w:val="Hyperlink"/>
@@ -1377,7 +1377,7 @@
       <w:r>
         <w:t xml:space="preserve"> — créé — </w:t>
       </w:r>
-      <w:hyperlink w:history="1" r:id="rIdej1odockawk3ujkyktdeo">
+      <w:hyperlink w:history="1" r:id="rIddpuxqojcr2lhq4uiyvhrz">
         <w:r>
           <w:rPr>
             <w:rStyle w:val="Hyperlink"/>
@@ -1406,7 +1406,7 @@
       <w:r>
         <w:t xml:space="preserve"> — modifié — </w:t>
       </w:r>
-      <w:hyperlink w:history="1" r:id="rIdhfbfwe7jlg_tbzp_rqknp">
+      <w:hyperlink w:history="1" r:id="rIdlsgwlf9fc2c2ag0fguaej">
         <w:r>
           <w:rPr>
             <w:rStyle w:val="Hyperlink"/>
@@ -1435,7 +1435,7 @@
       <w:r>
         <w:t xml:space="preserve"> — modifié — </w:t>
       </w:r>
-      <w:hyperlink w:history="1" r:id="rId4iz5b6nl-v33bhbyoyryp">
+      <w:hyperlink w:history="1" r:id="rIdo-dj81skzfee2vibnqnmg">
         <w:r>
           <w:rPr>
             <w:rStyle w:val="Hyperlink"/>
@@ -1464,7 +1464,7 @@
       <w:r>
         <w:t xml:space="preserve"> — modifié — </w:t>
       </w:r>
-      <w:hyperlink w:history="1" r:id="rIdvgkz8lgnf5gmqwiubj97a">
+      <w:hyperlink w:history="1" r:id="rIdbdb-obgw_y--3w4qu-3_o">
         <w:r>
           <w:rPr>
             <w:rStyle w:val="Hyperlink"/>
@@ -1493,7 +1493,7 @@
       <w:r>
         <w:t xml:space="preserve"> — modifié — </w:t>
       </w:r>
-      <w:hyperlink w:history="1" r:id="rId1hcohczfbg_l0rmctdtj7">
+      <w:hyperlink w:history="1" r:id="rIdpgne6bnabjwwq2lqcpcjx">
         <w:r>
           <w:rPr>
             <w:rStyle w:val="Hyperlink"/>
@@ -1530,7 +1530,7 @@
       <w:r>
         <w:t xml:space="preserve"> — modifié — </w:t>
       </w:r>
-      <w:hyperlink w:history="1" r:id="rIdbilltzgz9_il8we3krw8v">
+      <w:hyperlink w:history="1" r:id="rIddc2bmgiyqa8m2rrkrdh4h">
         <w:r>
           <w:rPr>
             <w:rStyle w:val="Hyperlink"/>
@@ -1559,7 +1559,7 @@
       <w:r>
         <w:t xml:space="preserve"> — modifié — </w:t>
       </w:r>
-      <w:hyperlink w:history="1" r:id="rId8hg5e60pxlfjgxlkcy-df">
+      <w:hyperlink w:history="1" r:id="rIdjosuwlupuokhtj8pkxsj6">
         <w:r>
           <w:rPr>
             <w:rStyle w:val="Hyperlink"/>

--- a/docs/developpement/phases/word/PHASE_35_CIBLES_DE_MARGE_ET_GESTION_FINANCIERE_DE_LA_SOIREE.docx
+++ b/docs/developpement/phases/word/PHASE_35_CIBLES_DE_MARGE_ET_GESTION_FINANCIERE_DE_LA_SOIREE.docx
@@ -20,7 +20,7 @@
       <w:r>
         <w:t xml:space="preserve">FlaiX Expert · dossier de développement · généré le 2026-10-19 depuis le dépôt </w:t>
       </w:r>
-      <w:hyperlink w:history="1" r:id="rIdmtermgoilsdmbv44tkjnj">
+      <w:hyperlink w:history="1" r:id="rIdiutaixwjmtdfkxwgqwcpo">
         <w:r>
           <w:rPr>
             <w:rStyle w:val="Hyperlink"/>
@@ -688,7 +688,7 @@
           <w:numId w:val="2"/>
         </w:numPr>
       </w:pPr>
-      <w:hyperlink w:history="1" r:id="rIdvatdpyf7foh283-c2wn4a">
+      <w:hyperlink w:history="1" r:id="rId0wudahpjazbsif_jlmepd">
         <w:r>
           <w:rPr>
             <w:rStyle w:val="Hyperlink"/>
@@ -736,7 +736,7 @@
       <w:r>
         <w:t xml:space="preserve"> — créé — </w:t>
       </w:r>
-      <w:hyperlink w:history="1" r:id="rIdq4rhglp5nenz-wlxspsjt">
+      <w:hyperlink w:history="1" r:id="rIdyy3qocy0wveexmf24wtrz">
         <w:r>
           <w:rPr>
             <w:rStyle w:val="Hyperlink"/>
@@ -773,7 +773,7 @@
       <w:r>
         <w:t xml:space="preserve"> — créé — </w:t>
       </w:r>
-      <w:hyperlink w:history="1" r:id="rIdunvhzstsfppqzg2qumoon">
+      <w:hyperlink w:history="1" r:id="rIdab9gd-dfdro9udkzgrcdu">
         <w:r>
           <w:rPr>
             <w:rStyle w:val="Hyperlink"/>
@@ -802,7 +802,7 @@
       <w:r>
         <w:t xml:space="preserve"> — modifié — </w:t>
       </w:r>
-      <w:hyperlink w:history="1" r:id="rIdkv1ikrb8u8fo8atfacfrg">
+      <w:hyperlink w:history="1" r:id="rIdvvbekgucd6cenil_-myxx">
         <w:r>
           <w:rPr>
             <w:rStyle w:val="Hyperlink"/>
@@ -831,7 +831,7 @@
       <w:r>
         <w:t xml:space="preserve"> — créé — </w:t>
       </w:r>
-      <w:hyperlink w:history="1" r:id="rIdtzlodbblphviija9z3iav">
+      <w:hyperlink w:history="1" r:id="rIdrtehxvjkgbopbwwjo9m2c">
         <w:r>
           <w:rPr>
             <w:rStyle w:val="Hyperlink"/>
@@ -860,7 +860,7 @@
       <w:r>
         <w:t xml:space="preserve"> — modifié — </w:t>
       </w:r>
-      <w:hyperlink w:history="1" r:id="rIdqhowekouxpoprijpvikmj">
+      <w:hyperlink w:history="1" r:id="rIdwurhz_32vqibuqecpmayg">
         <w:r>
           <w:rPr>
             <w:rStyle w:val="Hyperlink"/>
@@ -897,7 +897,7 @@
       <w:r>
         <w:t xml:space="preserve"> — créé — </w:t>
       </w:r>
-      <w:hyperlink w:history="1" r:id="rIdoe3qkdv3jjgf0nbevgr2n">
+      <w:hyperlink w:history="1" r:id="rIdnnnoglfwfhtuso6wthmcw">
         <w:r>
           <w:rPr>
             <w:rStyle w:val="Hyperlink"/>
@@ -926,7 +926,7 @@
       <w:r>
         <w:t xml:space="preserve"> — modifié — </w:t>
       </w:r>
-      <w:hyperlink w:history="1" r:id="rIdmwe6351filc-9qep-nsn9">
+      <w:hyperlink w:history="1" r:id="rIdbtqjn_ejozw9ygnoslkww">
         <w:r>
           <w:rPr>
             <w:rStyle w:val="Hyperlink"/>
@@ -955,7 +955,7 @@
       <w:r>
         <w:t xml:space="preserve"> — modifié — </w:t>
       </w:r>
-      <w:hyperlink w:history="1" r:id="rIdtb09t0xmoidladdbmgur8">
+      <w:hyperlink w:history="1" r:id="rIdm299scajgcfqviy6gemlo">
         <w:r>
           <w:rPr>
             <w:rStyle w:val="Hyperlink"/>
@@ -984,7 +984,7 @@
       <w:r>
         <w:t xml:space="preserve"> — modifié — </w:t>
       </w:r>
-      <w:hyperlink w:history="1" r:id="rIdrnhm3hr0ciilhmslibvid">
+      <w:hyperlink w:history="1" r:id="rId_9wapxndrle9oaznjjz2u">
         <w:r>
           <w:rPr>
             <w:rStyle w:val="Hyperlink"/>
@@ -1013,7 +1013,7 @@
       <w:r>
         <w:t xml:space="preserve"> — modifié — </w:t>
       </w:r>
-      <w:hyperlink w:history="1" r:id="rIdrg7xjoslmg7b0204avhc0">
+      <w:hyperlink w:history="1" r:id="rIdfqwz3iufmdze0gvasa7y6">
         <w:r>
           <w:rPr>
             <w:rStyle w:val="Hyperlink"/>
@@ -1050,7 +1050,7 @@
       <w:r>
         <w:t xml:space="preserve"> — créé — </w:t>
       </w:r>
-      <w:hyperlink w:history="1" r:id="rId03v9pmihfjcftboxvzrg-">
+      <w:hyperlink w:history="1" r:id="rIdohztab7uh2svqoiks6hfz">
         <w:r>
           <w:rPr>
             <w:rStyle w:val="Hyperlink"/>
@@ -1079,7 +1079,7 @@
       <w:r>
         <w:t xml:space="preserve"> — modifié — </w:t>
       </w:r>
-      <w:hyperlink w:history="1" r:id="rIdofrapj3ht_xhbhlvef1m1">
+      <w:hyperlink w:history="1" r:id="rId7neyvrecybjdftqquz3ux">
         <w:r>
           <w:rPr>
             <w:rStyle w:val="Hyperlink"/>
@@ -1108,7 +1108,7 @@
       <w:r>
         <w:t xml:space="preserve"> — modifié — </w:t>
       </w:r>
-      <w:hyperlink w:history="1" r:id="rIdzhaewxuahsyclqdzyxtpw">
+      <w:hyperlink w:history="1" r:id="rIdcnorqo1akm4ec1l-nidng">
         <w:r>
           <w:rPr>
             <w:rStyle w:val="Hyperlink"/>
@@ -1137,7 +1137,7 @@
       <w:r>
         <w:t xml:space="preserve"> — modifié — </w:t>
       </w:r>
-      <w:hyperlink w:history="1" r:id="rIdlmaruq0uh4hd4vkw8ocmy">
+      <w:hyperlink w:history="1" r:id="rIdp0vgkmwf5sll-dpsio0a9">
         <w:r>
           <w:rPr>
             <w:rStyle w:val="Hyperlink"/>
@@ -1166,7 +1166,7 @@
       <w:r>
         <w:t xml:space="preserve"> — modifié — </w:t>
       </w:r>
-      <w:hyperlink w:history="1" r:id="rIdbuyz8qrl08vzbzt-_u7d9">
+      <w:hyperlink w:history="1" r:id="rIdqzvhssct7lbn_zfg1o46_">
         <w:r>
           <w:rPr>
             <w:rStyle w:val="Hyperlink"/>
@@ -1203,7 +1203,7 @@
       <w:r>
         <w:t xml:space="preserve"> — modifié — </w:t>
       </w:r>
-      <w:hyperlink w:history="1" r:id="rId4cj8fkjyskhku3kp_ru7t">
+      <w:hyperlink w:history="1" r:id="rIdctcbyifhnt8x6wygetk3f">
         <w:r>
           <w:rPr>
             <w:rStyle w:val="Hyperlink"/>
@@ -1232,7 +1232,7 @@
       <w:r>
         <w:t xml:space="preserve"> — créé — </w:t>
       </w:r>
-      <w:hyperlink w:history="1" r:id="rId4x4vikhxtiqzvcqruqoya">
+      <w:hyperlink w:history="1" r:id="rId6dbhiii7hglqa0_m-ietm">
         <w:r>
           <w:rPr>
             <w:rStyle w:val="Hyperlink"/>
@@ -1261,7 +1261,7 @@
       <w:r>
         <w:t xml:space="preserve"> — créé — </w:t>
       </w:r>
-      <w:hyperlink w:history="1" r:id="rIdz9gdebpsawms07uywcgf8">
+      <w:hyperlink w:history="1" r:id="rIdavo_h-nisr1r9xnmmdnr8">
         <w:r>
           <w:rPr>
             <w:rStyle w:val="Hyperlink"/>
@@ -1290,7 +1290,7 @@
       <w:r>
         <w:t xml:space="preserve"> — modifié — </w:t>
       </w:r>
-      <w:hyperlink w:history="1" r:id="rIddykfz2vunh8gcrhlbokv8">
+      <w:hyperlink w:history="1" r:id="rId8uqigf5pvpxhrbr3qrtkh">
         <w:r>
           <w:rPr>
             <w:rStyle w:val="Hyperlink"/>
@@ -1319,7 +1319,7 @@
       <w:r>
         <w:t xml:space="preserve"> — modifié — </w:t>
       </w:r>
-      <w:hyperlink w:history="1" r:id="rId_rpnfszldvp5rvbdktv3k">
+      <w:hyperlink w:history="1" r:id="rIdadsk6hgpncy3mpjan64hp">
         <w:r>
           <w:rPr>
             <w:rStyle w:val="Hyperlink"/>
@@ -1348,7 +1348,7 @@
       <w:r>
         <w:t xml:space="preserve"> — créé — </w:t>
       </w:r>
-      <w:hyperlink w:history="1" r:id="rIdr8-rmumpqvqbtwz7ubrhb">
+      <w:hyperlink w:history="1" r:id="rIdne0m9mtfeeoct-bf0s_l7">
         <w:r>
           <w:rPr>
             <w:rStyle w:val="Hyperlink"/>
@@ -1377,7 +1377,7 @@
       <w:r>
         <w:t xml:space="preserve"> — créé — </w:t>
       </w:r>
-      <w:hyperlink w:history="1" r:id="rIddpuxqojcr2lhq4uiyvhrz">
+      <w:hyperlink w:history="1" r:id="rIdjotlov2uj-lnren2-oklv">
         <w:r>
           <w:rPr>
             <w:rStyle w:val="Hyperlink"/>
@@ -1406,7 +1406,7 @@
       <w:r>
         <w:t xml:space="preserve"> — modifié — </w:t>
       </w:r>
-      <w:hyperlink w:history="1" r:id="rIdlsgwlf9fc2c2ag0fguaej">
+      <w:hyperlink w:history="1" r:id="rIdvrjmznbh7tyqycjafiv3k">
         <w:r>
           <w:rPr>
             <w:rStyle w:val="Hyperlink"/>
@@ -1435,7 +1435,7 @@
       <w:r>
         <w:t xml:space="preserve"> — modifié — </w:t>
       </w:r>
-      <w:hyperlink w:history="1" r:id="rIdo-dj81skzfee2vibnqnmg">
+      <w:hyperlink w:history="1" r:id="rIdr6s_45qu6ochyhluxbfxu">
         <w:r>
           <w:rPr>
             <w:rStyle w:val="Hyperlink"/>
@@ -1464,7 +1464,7 @@
       <w:r>
         <w:t xml:space="preserve"> — modifié — </w:t>
       </w:r>
-      <w:hyperlink w:history="1" r:id="rIdbdb-obgw_y--3w4qu-3_o">
+      <w:hyperlink w:history="1" r:id="rIdeniry2bzevc9leoc7n-nk">
         <w:r>
           <w:rPr>
             <w:rStyle w:val="Hyperlink"/>
@@ -1493,7 +1493,7 @@
       <w:r>
         <w:t xml:space="preserve"> — modifié — </w:t>
       </w:r>
-      <w:hyperlink w:history="1" r:id="rIdpgne6bnabjwwq2lqcpcjx">
+      <w:hyperlink w:history="1" r:id="rIdeyxqcvwsgimlq112y9ev8">
         <w:r>
           <w:rPr>
             <w:rStyle w:val="Hyperlink"/>
@@ -1530,7 +1530,7 @@
       <w:r>
         <w:t xml:space="preserve"> — modifié — </w:t>
       </w:r>
-      <w:hyperlink w:history="1" r:id="rIddc2bmgiyqa8m2rrkrdh4h">
+      <w:hyperlink w:history="1" r:id="rId8zxaj8khbehapkgdpfd5t">
         <w:r>
           <w:rPr>
             <w:rStyle w:val="Hyperlink"/>
@@ -1559,7 +1559,7 @@
       <w:r>
         <w:t xml:space="preserve"> — modifié — </w:t>
       </w:r>
-      <w:hyperlink w:history="1" r:id="rIdjosuwlupuokhtj8pkxsj6">
+      <w:hyperlink w:history="1" r:id="rId2jkzaotsafshsbichvxah">
         <w:r>
           <w:rPr>
             <w:rStyle w:val="Hyperlink"/>

--- a/docs/developpement/phases/word/PHASE_35_CIBLES_DE_MARGE_ET_GESTION_FINANCIERE_DE_LA_SOIREE.docx
+++ b/docs/developpement/phases/word/PHASE_35_CIBLES_DE_MARGE_ET_GESTION_FINANCIERE_DE_LA_SOIREE.docx
@@ -20,7 +20,7 @@
       <w:r>
         <w:t xml:space="preserve">FlaiX Expert · dossier de développement · généré le 2026-10-19 depuis le dépôt </w:t>
       </w:r>
-      <w:hyperlink w:history="1" r:id="rIdiutaixwjmtdfkxwgqwcpo">
+      <w:hyperlink w:history="1" r:id="rId2db2xjktia41e4kocydqm">
         <w:r>
           <w:rPr>
             <w:rStyle w:val="Hyperlink"/>
@@ -688,7 +688,7 @@
           <w:numId w:val="2"/>
         </w:numPr>
       </w:pPr>
-      <w:hyperlink w:history="1" r:id="rId0wudahpjazbsif_jlmepd">
+      <w:hyperlink w:history="1" r:id="rIdsaqnrp7qtbdw49rb08h6a">
         <w:r>
           <w:rPr>
             <w:rStyle w:val="Hyperlink"/>
@@ -736,7 +736,7 @@
       <w:r>
         <w:t xml:space="preserve"> — créé — </w:t>
       </w:r>
-      <w:hyperlink w:history="1" r:id="rIdyy3qocy0wveexmf24wtrz">
+      <w:hyperlink w:history="1" r:id="rIdqs7gwtr-erdzvuq2h5lnm">
         <w:r>
           <w:rPr>
             <w:rStyle w:val="Hyperlink"/>
@@ -773,7 +773,7 @@
       <w:r>
         <w:t xml:space="preserve"> — créé — </w:t>
       </w:r>
-      <w:hyperlink w:history="1" r:id="rIdab9gd-dfdro9udkzgrcdu">
+      <w:hyperlink w:history="1" r:id="rId58oqa_zxjtpdmfwroalrl">
         <w:r>
           <w:rPr>
             <w:rStyle w:val="Hyperlink"/>
@@ -802,7 +802,7 @@
       <w:r>
         <w:t xml:space="preserve"> — modifié — </w:t>
       </w:r>
-      <w:hyperlink w:history="1" r:id="rIdvvbekgucd6cenil_-myxx">
+      <w:hyperlink w:history="1" r:id="rIdwgfbllqhv6bkv3kl4czho">
         <w:r>
           <w:rPr>
             <w:rStyle w:val="Hyperlink"/>
@@ -831,7 +831,7 @@
       <w:r>
         <w:t xml:space="preserve"> — créé — </w:t>
       </w:r>
-      <w:hyperlink w:history="1" r:id="rIdrtehxvjkgbopbwwjo9m2c">
+      <w:hyperlink w:history="1" r:id="rIdbmn0troznyxun7xgbvvkw">
         <w:r>
           <w:rPr>
             <w:rStyle w:val="Hyperlink"/>
@@ -860,7 +860,7 @@
       <w:r>
         <w:t xml:space="preserve"> — modifié — </w:t>
       </w:r>
-      <w:hyperlink w:history="1" r:id="rIdwurhz_32vqibuqecpmayg">
+      <w:hyperlink w:history="1" r:id="rIdgkkuda1i2-d-k4gq5l86u">
         <w:r>
           <w:rPr>
             <w:rStyle w:val="Hyperlink"/>
@@ -897,7 +897,7 @@
       <w:r>
         <w:t xml:space="preserve"> — créé — </w:t>
       </w:r>
-      <w:hyperlink w:history="1" r:id="rIdnnnoglfwfhtuso6wthmcw">
+      <w:hyperlink w:history="1" r:id="rIdz-fwzcwisivnqwkdfqwk_">
         <w:r>
           <w:rPr>
             <w:rStyle w:val="Hyperlink"/>
@@ -926,7 +926,7 @@
       <w:r>
         <w:t xml:space="preserve"> — modifié — </w:t>
       </w:r>
-      <w:hyperlink w:history="1" r:id="rIdbtqjn_ejozw9ygnoslkww">
+      <w:hyperlink w:history="1" r:id="rIdcurudzu7xcsradzhk1wrj">
         <w:r>
           <w:rPr>
             <w:rStyle w:val="Hyperlink"/>
@@ -955,7 +955,7 @@
       <w:r>
         <w:t xml:space="preserve"> — modifié — </w:t>
       </w:r>
-      <w:hyperlink w:history="1" r:id="rIdm299scajgcfqviy6gemlo">
+      <w:hyperlink w:history="1" r:id="rIdshqvteg_vhym-3lp2uxvn">
         <w:r>
           <w:rPr>
             <w:rStyle w:val="Hyperlink"/>
@@ -984,7 +984,7 @@
       <w:r>
         <w:t xml:space="preserve"> — modifié — </w:t>
       </w:r>
-      <w:hyperlink w:history="1" r:id="rId_9wapxndrle9oaznjjz2u">
+      <w:hyperlink w:history="1" r:id="rIdqeiciyqihrnafyvpwst6r">
         <w:r>
           <w:rPr>
             <w:rStyle w:val="Hyperlink"/>
@@ -1013,7 +1013,7 @@
       <w:r>
         <w:t xml:space="preserve"> — modifié — </w:t>
       </w:r>
-      <w:hyperlink w:history="1" r:id="rIdfqwz3iufmdze0gvasa7y6">
+      <w:hyperlink w:history="1" r:id="rIdu8gyjke5jeanamj9hpsvy">
         <w:r>
           <w:rPr>
             <w:rStyle w:val="Hyperlink"/>
@@ -1050,7 +1050,7 @@
       <w:r>
         <w:t xml:space="preserve"> — créé — </w:t>
       </w:r>
-      <w:hyperlink w:history="1" r:id="rIdohztab7uh2svqoiks6hfz">
+      <w:hyperlink w:history="1" r:id="rIdcvdth71fb33sqagg5c4yk">
         <w:r>
           <w:rPr>
             <w:rStyle w:val="Hyperlink"/>
@@ -1079,7 +1079,7 @@
       <w:r>
         <w:t xml:space="preserve"> — modifié — </w:t>
       </w:r>
-      <w:hyperlink w:history="1" r:id="rId7neyvrecybjdftqquz3ux">
+      <w:hyperlink w:history="1" r:id="rIdoio2zduodonxy1-btgv1w">
         <w:r>
           <w:rPr>
             <w:rStyle w:val="Hyperlink"/>
@@ -1108,7 +1108,7 @@
       <w:r>
         <w:t xml:space="preserve"> — modifié — </w:t>
       </w:r>
-      <w:hyperlink w:history="1" r:id="rIdcnorqo1akm4ec1l-nidng">
+      <w:hyperlink w:history="1" r:id="rIdduboixsnoguzemedjy8bl">
         <w:r>
           <w:rPr>
             <w:rStyle w:val="Hyperlink"/>
@@ -1137,7 +1137,7 @@
       <w:r>
         <w:t xml:space="preserve"> — modifié — </w:t>
       </w:r>
-      <w:hyperlink w:history="1" r:id="rIdp0vgkmwf5sll-dpsio0a9">
+      <w:hyperlink w:history="1" r:id="rIdtexh2lcow3_we2ig-ciey">
         <w:r>
           <w:rPr>
             <w:rStyle w:val="Hyperlink"/>
@@ -1166,7 +1166,7 @@
       <w:r>
         <w:t xml:space="preserve"> — modifié — </w:t>
       </w:r>
-      <w:hyperlink w:history="1" r:id="rIdqzvhssct7lbn_zfg1o46_">
+      <w:hyperlink w:history="1" r:id="rId0edd3zkmj_ympxtloa1ix">
         <w:r>
           <w:rPr>
             <w:rStyle w:val="Hyperlink"/>
@@ -1203,7 +1203,7 @@
       <w:r>
         <w:t xml:space="preserve"> — modifié — </w:t>
       </w:r>
-      <w:hyperlink w:history="1" r:id="rIdctcbyifhnt8x6wygetk3f">
+      <w:hyperlink w:history="1" r:id="rIdragvcs7cnjcw6kl6k7qlo">
         <w:r>
           <w:rPr>
             <w:rStyle w:val="Hyperlink"/>
@@ -1232,7 +1232,7 @@
       <w:r>
         <w:t xml:space="preserve"> — créé — </w:t>
       </w:r>
-      <w:hyperlink w:history="1" r:id="rId6dbhiii7hglqa0_m-ietm">
+      <w:hyperlink w:history="1" r:id="rIdz2tf1rhgxxrqlq-fzt03t">
         <w:r>
           <w:rPr>
             <w:rStyle w:val="Hyperlink"/>
@@ -1261,7 +1261,7 @@
       <w:r>
         <w:t xml:space="preserve"> — créé — </w:t>
       </w:r>
-      <w:hyperlink w:history="1" r:id="rIdavo_h-nisr1r9xnmmdnr8">
+      <w:hyperlink w:history="1" r:id="rIdwreldyrpm3etlusboyvsm">
         <w:r>
           <w:rPr>
             <w:rStyle w:val="Hyperlink"/>
@@ -1290,7 +1290,7 @@
       <w:r>
         <w:t xml:space="preserve"> — modifié — </w:t>
       </w:r>
-      <w:hyperlink w:history="1" r:id="rId8uqigf5pvpxhrbr3qrtkh">
+      <w:hyperlink w:history="1" r:id="rIdrpthws7h3robmgm1pnnvk">
         <w:r>
           <w:rPr>
             <w:rStyle w:val="Hyperlink"/>
@@ -1319,7 +1319,7 @@
       <w:r>
         <w:t xml:space="preserve"> — modifié — </w:t>
       </w:r>
-      <w:hyperlink w:history="1" r:id="rIdadsk6hgpncy3mpjan64hp">
+      <w:hyperlink w:history="1" r:id="rId7bixwki9xszjm2fm2yxeo">
         <w:r>
           <w:rPr>
             <w:rStyle w:val="Hyperlink"/>
@@ -1348,7 +1348,7 @@
       <w:r>
         <w:t xml:space="preserve"> — créé — </w:t>
       </w:r>
-      <w:hyperlink w:history="1" r:id="rIdne0m9mtfeeoct-bf0s_l7">
+      <w:hyperlink w:history="1" r:id="rIdhd7i9t3eieckukoin3yzn">
         <w:r>
           <w:rPr>
             <w:rStyle w:val="Hyperlink"/>
@@ -1377,7 +1377,7 @@
       <w:r>
         <w:t xml:space="preserve"> — créé — </w:t>
       </w:r>
-      <w:hyperlink w:history="1" r:id="rIdjotlov2uj-lnren2-oklv">
+      <w:hyperlink w:history="1" r:id="rIdkmvmmyuvjumrtdr93cuec">
         <w:r>
           <w:rPr>
             <w:rStyle w:val="Hyperlink"/>
@@ -1406,7 +1406,7 @@
       <w:r>
         <w:t xml:space="preserve"> — modifié — </w:t>
       </w:r>
-      <w:hyperlink w:history="1" r:id="rIdvrjmznbh7tyqycjafiv3k">
+      <w:hyperlink w:history="1" r:id="rIdhn6geahn0wkcrwxxh2o3c">
         <w:r>
           <w:rPr>
             <w:rStyle w:val="Hyperlink"/>
@@ -1435,7 +1435,7 @@
       <w:r>
         <w:t xml:space="preserve"> — modifié — </w:t>
       </w:r>
-      <w:hyperlink w:history="1" r:id="rIdr6s_45qu6ochyhluxbfxu">
+      <w:hyperlink w:history="1" r:id="rIdrtwq4b2cbppbef6s4u8cv">
         <w:r>
           <w:rPr>
             <w:rStyle w:val="Hyperlink"/>
@@ -1464,7 +1464,7 @@
       <w:r>
         <w:t xml:space="preserve"> — modifié — </w:t>
       </w:r>
-      <w:hyperlink w:history="1" r:id="rIdeniry2bzevc9leoc7n-nk">
+      <w:hyperlink w:history="1" r:id="rId6j3f3fj9ttebwwxacutcz">
         <w:r>
           <w:rPr>
             <w:rStyle w:val="Hyperlink"/>
@@ -1493,7 +1493,7 @@
       <w:r>
         <w:t xml:space="preserve"> — modifié — </w:t>
       </w:r>
-      <w:hyperlink w:history="1" r:id="rIdeyxqcvwsgimlq112y9ev8">
+      <w:hyperlink w:history="1" r:id="rIdjdpd8cmpzvqosxrmbu87g">
         <w:r>
           <w:rPr>
             <w:rStyle w:val="Hyperlink"/>
@@ -1530,7 +1530,7 @@
       <w:r>
         <w:t xml:space="preserve"> — modifié — </w:t>
       </w:r>
-      <w:hyperlink w:history="1" r:id="rId8zxaj8khbehapkgdpfd5t">
+      <w:hyperlink w:history="1" r:id="rIdwng-gngkdtjsouvaug7jv">
         <w:r>
           <w:rPr>
             <w:rStyle w:val="Hyperlink"/>
@@ -1559,7 +1559,7 @@
       <w:r>
         <w:t xml:space="preserve"> — modifié — </w:t>
       </w:r>
-      <w:hyperlink w:history="1" r:id="rId2jkzaotsafshsbichvxah">
+      <w:hyperlink w:history="1" r:id="rIdyylnc1yvowvkx4gcmqa7x">
         <w:r>
           <w:rPr>
             <w:rStyle w:val="Hyperlink"/>

--- a/docs/developpement/phases/word/PHASE_35_CIBLES_DE_MARGE_ET_GESTION_FINANCIERE_DE_LA_SOIREE.docx
+++ b/docs/developpement/phases/word/PHASE_35_CIBLES_DE_MARGE_ET_GESTION_FINANCIERE_DE_LA_SOIREE.docx
@@ -20,7 +20,7 @@
       <w:r>
         <w:t xml:space="preserve">FlaiX Expert · dossier de développement · généré le 2026-10-19 depuis le dépôt </w:t>
       </w:r>
-      <w:hyperlink w:history="1" r:id="rId2db2xjktia41e4kocydqm">
+      <w:hyperlink w:history="1" r:id="rIdiiag0wbuev1a3g-zzuu7n">
         <w:r>
           <w:rPr>
             <w:rStyle w:val="Hyperlink"/>
@@ -688,7 +688,7 @@
           <w:numId w:val="2"/>
         </w:numPr>
       </w:pPr>
-      <w:hyperlink w:history="1" r:id="rIdsaqnrp7qtbdw49rb08h6a">
+      <w:hyperlink w:history="1" r:id="rIdfx_dccimvgjcxjx52ff95">
         <w:r>
           <w:rPr>
             <w:rStyle w:val="Hyperlink"/>
@@ -736,7 +736,7 @@
       <w:r>
         <w:t xml:space="preserve"> — créé — </w:t>
       </w:r>
-      <w:hyperlink w:history="1" r:id="rIdqs7gwtr-erdzvuq2h5lnm">
+      <w:hyperlink w:history="1" r:id="rId-pt1io-wewvropdb37usk">
         <w:r>
           <w:rPr>
             <w:rStyle w:val="Hyperlink"/>
@@ -773,7 +773,7 @@
       <w:r>
         <w:t xml:space="preserve"> — créé — </w:t>
       </w:r>
-      <w:hyperlink w:history="1" r:id="rId58oqa_zxjtpdmfwroalrl">
+      <w:hyperlink w:history="1" r:id="rIdbkc-31ooqxsjsmpfcsmkp">
         <w:r>
           <w:rPr>
             <w:rStyle w:val="Hyperlink"/>
@@ -802,7 +802,7 @@
       <w:r>
         <w:t xml:space="preserve"> — modifié — </w:t>
       </w:r>
-      <w:hyperlink w:history="1" r:id="rIdwgfbllqhv6bkv3kl4czho">
+      <w:hyperlink w:history="1" r:id="rId3b04ybhsxr1tbtnuhvk3d">
         <w:r>
           <w:rPr>
             <w:rStyle w:val="Hyperlink"/>
@@ -831,7 +831,7 @@
       <w:r>
         <w:t xml:space="preserve"> — créé — </w:t>
       </w:r>
-      <w:hyperlink w:history="1" r:id="rIdbmn0troznyxun7xgbvvkw">
+      <w:hyperlink w:history="1" r:id="rIdpzylmx10ymrsp1zqobbfz">
         <w:r>
           <w:rPr>
             <w:rStyle w:val="Hyperlink"/>
@@ -860,7 +860,7 @@
       <w:r>
         <w:t xml:space="preserve"> — modifié — </w:t>
       </w:r>
-      <w:hyperlink w:history="1" r:id="rIdgkkuda1i2-d-k4gq5l86u">
+      <w:hyperlink w:history="1" r:id="rIdu_pqsmtxuvoa1rnoiwoio">
         <w:r>
           <w:rPr>
             <w:rStyle w:val="Hyperlink"/>
@@ -897,7 +897,7 @@
       <w:r>
         <w:t xml:space="preserve"> — créé — </w:t>
       </w:r>
-      <w:hyperlink w:history="1" r:id="rIdz-fwzcwisivnqwkdfqwk_">
+      <w:hyperlink w:history="1" r:id="rIdggibi4ns2k9ep1nxn8i9x">
         <w:r>
           <w:rPr>
             <w:rStyle w:val="Hyperlink"/>
@@ -926,7 +926,7 @@
       <w:r>
         <w:t xml:space="preserve"> — modifié — </w:t>
       </w:r>
-      <w:hyperlink w:history="1" r:id="rIdcurudzu7xcsradzhk1wrj">
+      <w:hyperlink w:history="1" r:id="rId-p2vqyuqaw2muzoh9k_pk">
         <w:r>
           <w:rPr>
             <w:rStyle w:val="Hyperlink"/>
@@ -955,7 +955,7 @@
       <w:r>
         <w:t xml:space="preserve"> — modifié — </w:t>
       </w:r>
-      <w:hyperlink w:history="1" r:id="rIdshqvteg_vhym-3lp2uxvn">
+      <w:hyperlink w:history="1" r:id="rId5figrmljgjyi8mrvbn8cz">
         <w:r>
           <w:rPr>
             <w:rStyle w:val="Hyperlink"/>
@@ -984,7 +984,7 @@
       <w:r>
         <w:t xml:space="preserve"> — modifié — </w:t>
       </w:r>
-      <w:hyperlink w:history="1" r:id="rIdqeiciyqihrnafyvpwst6r">
+      <w:hyperlink w:history="1" r:id="rIdc0wrdffservnmb-mskyyz">
         <w:r>
           <w:rPr>
             <w:rStyle w:val="Hyperlink"/>
@@ -1013,7 +1013,7 @@
       <w:r>
         <w:t xml:space="preserve"> — modifié — </w:t>
       </w:r>
-      <w:hyperlink w:history="1" r:id="rIdu8gyjke5jeanamj9hpsvy">
+      <w:hyperlink w:history="1" r:id="rIdx5fdpq24yggff5bjpglco">
         <w:r>
           <w:rPr>
             <w:rStyle w:val="Hyperlink"/>
@@ -1050,7 +1050,7 @@
       <w:r>
         <w:t xml:space="preserve"> — créé — </w:t>
       </w:r>
-      <w:hyperlink w:history="1" r:id="rIdcvdth71fb33sqagg5c4yk">
+      <w:hyperlink w:history="1" r:id="rId8kz3qnsxdrvrwaokdvun3">
         <w:r>
           <w:rPr>
             <w:rStyle w:val="Hyperlink"/>
@@ -1079,7 +1079,7 @@
       <w:r>
         <w:t xml:space="preserve"> — modifié — </w:t>
       </w:r>
-      <w:hyperlink w:history="1" r:id="rIdoio2zduodonxy1-btgv1w">
+      <w:hyperlink w:history="1" r:id="rId4cle1l0uxpfypnfxqpwng">
         <w:r>
           <w:rPr>
             <w:rStyle w:val="Hyperlink"/>
@@ -1108,7 +1108,7 @@
       <w:r>
         <w:t xml:space="preserve"> — modifié — </w:t>
       </w:r>
-      <w:hyperlink w:history="1" r:id="rIdduboixsnoguzemedjy8bl">
+      <w:hyperlink w:history="1" r:id="rIdl61li5s_oc53wpnde8br3">
         <w:r>
           <w:rPr>
             <w:rStyle w:val="Hyperlink"/>
@@ -1137,7 +1137,7 @@
       <w:r>
         <w:t xml:space="preserve"> — modifié — </w:t>
       </w:r>
-      <w:hyperlink w:history="1" r:id="rIdtexh2lcow3_we2ig-ciey">
+      <w:hyperlink w:history="1" r:id="rIditfscvjcdi0qbinbzqlei">
         <w:r>
           <w:rPr>
             <w:rStyle w:val="Hyperlink"/>
@@ -1166,7 +1166,7 @@
       <w:r>
         <w:t xml:space="preserve"> — modifié — </w:t>
       </w:r>
-      <w:hyperlink w:history="1" r:id="rId0edd3zkmj_ympxtloa1ix">
+      <w:hyperlink w:history="1" r:id="rIddgx0fefvfpefaz9rkabkm">
         <w:r>
           <w:rPr>
             <w:rStyle w:val="Hyperlink"/>
@@ -1203,7 +1203,7 @@
       <w:r>
         <w:t xml:space="preserve"> — modifié — </w:t>
       </w:r>
-      <w:hyperlink w:history="1" r:id="rIdragvcs7cnjcw6kl6k7qlo">
+      <w:hyperlink w:history="1" r:id="rIdbd2grhs6rgudtzban6zy9">
         <w:r>
           <w:rPr>
             <w:rStyle w:val="Hyperlink"/>
@@ -1232,7 +1232,7 @@
       <w:r>
         <w:t xml:space="preserve"> — créé — </w:t>
       </w:r>
-      <w:hyperlink w:history="1" r:id="rIdz2tf1rhgxxrqlq-fzt03t">
+      <w:hyperlink w:history="1" r:id="rIdc4-g5cg3webuxd7vtcj0e">
         <w:r>
           <w:rPr>
             <w:rStyle w:val="Hyperlink"/>
@@ -1261,7 +1261,7 @@
       <w:r>
         <w:t xml:space="preserve"> — créé — </w:t>
       </w:r>
-      <w:hyperlink w:history="1" r:id="rIdwreldyrpm3etlusboyvsm">
+      <w:hyperlink w:history="1" r:id="rIdbrufno2ks8nunmzxhiiaj">
         <w:r>
           <w:rPr>
             <w:rStyle w:val="Hyperlink"/>
@@ -1290,7 +1290,7 @@
       <w:r>
         <w:t xml:space="preserve"> — modifié — </w:t>
       </w:r>
-      <w:hyperlink w:history="1" r:id="rIdrpthws7h3robmgm1pnnvk">
+      <w:hyperlink w:history="1" r:id="rId62jfc9q7es2x5zwzuytve">
         <w:r>
           <w:rPr>
             <w:rStyle w:val="Hyperlink"/>
@@ -1319,7 +1319,7 @@
       <w:r>
         <w:t xml:space="preserve"> — modifié — </w:t>
       </w:r>
-      <w:hyperlink w:history="1" r:id="rId7bixwki9xszjm2fm2yxeo">
+      <w:hyperlink w:history="1" r:id="rId9fwsxwgxvlhh0xwkbpbva">
         <w:r>
           <w:rPr>
             <w:rStyle w:val="Hyperlink"/>
@@ -1348,7 +1348,7 @@
       <w:r>
         <w:t xml:space="preserve"> — créé — </w:t>
       </w:r>
-      <w:hyperlink w:history="1" r:id="rIdhd7i9t3eieckukoin3yzn">
+      <w:hyperlink w:history="1" r:id="rIdjdhmvcrzmbti5uy2smb6y">
         <w:r>
           <w:rPr>
             <w:rStyle w:val="Hyperlink"/>
@@ -1377,7 +1377,7 @@
       <w:r>
         <w:t xml:space="preserve"> — créé — </w:t>
       </w:r>
-      <w:hyperlink w:history="1" r:id="rIdkmvmmyuvjumrtdr93cuec">
+      <w:hyperlink w:history="1" r:id="rIdijhw-soby25d3pffjhako">
         <w:r>
           <w:rPr>
             <w:rStyle w:val="Hyperlink"/>
@@ -1406,7 +1406,7 @@
       <w:r>
         <w:t xml:space="preserve"> — modifié — </w:t>
       </w:r>
-      <w:hyperlink w:history="1" r:id="rIdhn6geahn0wkcrwxxh2o3c">
+      <w:hyperlink w:history="1" r:id="rIdxae6sczd6gduqhq46s-ax">
         <w:r>
           <w:rPr>
             <w:rStyle w:val="Hyperlink"/>
@@ -1435,7 +1435,7 @@
       <w:r>
         <w:t xml:space="preserve"> — modifié — </w:t>
       </w:r>
-      <w:hyperlink w:history="1" r:id="rIdrtwq4b2cbppbef6s4u8cv">
+      <w:hyperlink w:history="1" r:id="rId2slhp-kyj9-es1pe36h2k">
         <w:r>
           <w:rPr>
             <w:rStyle w:val="Hyperlink"/>
@@ -1464,7 +1464,7 @@
       <w:r>
         <w:t xml:space="preserve"> — modifié — </w:t>
       </w:r>
-      <w:hyperlink w:history="1" r:id="rId6j3f3fj9ttebwwxacutcz">
+      <w:hyperlink w:history="1" r:id="rIdw6ufzonlkm6z_optfqmmq">
         <w:r>
           <w:rPr>
             <w:rStyle w:val="Hyperlink"/>
@@ -1493,7 +1493,7 @@
       <w:r>
         <w:t xml:space="preserve"> — modifié — </w:t>
       </w:r>
-      <w:hyperlink w:history="1" r:id="rIdjdpd8cmpzvqosxrmbu87g">
+      <w:hyperlink w:history="1" r:id="rIdpgj_qbahoerabnp9ulx-t">
         <w:r>
           <w:rPr>
             <w:rStyle w:val="Hyperlink"/>
@@ -1530,7 +1530,7 @@
       <w:r>
         <w:t xml:space="preserve"> — modifié — </w:t>
       </w:r>
-      <w:hyperlink w:history="1" r:id="rIdwng-gngkdtjsouvaug7jv">
+      <w:hyperlink w:history="1" r:id="rIdvdf85nze2qmyoednrr65e">
         <w:r>
           <w:rPr>
             <w:rStyle w:val="Hyperlink"/>
@@ -1559,7 +1559,7 @@
       <w:r>
         <w:t xml:space="preserve"> — modifié — </w:t>
       </w:r>
-      <w:hyperlink w:history="1" r:id="rIdyylnc1yvowvkx4gcmqa7x">
+      <w:hyperlink w:history="1" r:id="rIdjegn8mtpidikbl_op4lk4">
         <w:r>
           <w:rPr>
             <w:rStyle w:val="Hyperlink"/>

--- a/docs/developpement/phases/word/PHASE_35_CIBLES_DE_MARGE_ET_GESTION_FINANCIERE_DE_LA_SOIREE.docx
+++ b/docs/developpement/phases/word/PHASE_35_CIBLES_DE_MARGE_ET_GESTION_FINANCIERE_DE_LA_SOIREE.docx
@@ -20,7 +20,7 @@
       <w:r>
         <w:t xml:space="preserve">FlaiX Expert · dossier de développement · généré le 2026-10-19 depuis le dépôt </w:t>
       </w:r>
-      <w:hyperlink w:history="1" r:id="rIdiiag0wbuev1a3g-zzuu7n">
+      <w:hyperlink w:history="1" r:id="rIdb_y8ej3kbtrnymtpoiruc">
         <w:r>
           <w:rPr>
             <w:rStyle w:val="Hyperlink"/>
@@ -688,7 +688,7 @@
           <w:numId w:val="2"/>
         </w:numPr>
       </w:pPr>
-      <w:hyperlink w:history="1" r:id="rIdfx_dccimvgjcxjx52ff95">
+      <w:hyperlink w:history="1" r:id="rIdnrg1okfczi7on_yowch06">
         <w:r>
           <w:rPr>
             <w:rStyle w:val="Hyperlink"/>
@@ -736,7 +736,7 @@
       <w:r>
         <w:t xml:space="preserve"> — créé — </w:t>
       </w:r>
-      <w:hyperlink w:history="1" r:id="rId-pt1io-wewvropdb37usk">
+      <w:hyperlink w:history="1" r:id="rId6mckxkx25waezjr6fle9s">
         <w:r>
           <w:rPr>
             <w:rStyle w:val="Hyperlink"/>
@@ -773,7 +773,7 @@
       <w:r>
         <w:t xml:space="preserve"> — créé — </w:t>
       </w:r>
-      <w:hyperlink w:history="1" r:id="rIdbkc-31ooqxsjsmpfcsmkp">
+      <w:hyperlink w:history="1" r:id="rId8pgk296bfkrp7iu_3tvlh">
         <w:r>
           <w:rPr>
             <w:rStyle w:val="Hyperlink"/>
@@ -802,7 +802,7 @@
       <w:r>
         <w:t xml:space="preserve"> — modifié — </w:t>
       </w:r>
-      <w:hyperlink w:history="1" r:id="rId3b04ybhsxr1tbtnuhvk3d">
+      <w:hyperlink w:history="1" r:id="rIdg9yexmeg4m2v2jsqfsagt">
         <w:r>
           <w:rPr>
             <w:rStyle w:val="Hyperlink"/>
@@ -831,7 +831,7 @@
       <w:r>
         <w:t xml:space="preserve"> — créé — </w:t>
       </w:r>
-      <w:hyperlink w:history="1" r:id="rIdpzylmx10ymrsp1zqobbfz">
+      <w:hyperlink w:history="1" r:id="rIdpgfibpscsb92lqf5hx4yl">
         <w:r>
           <w:rPr>
             <w:rStyle w:val="Hyperlink"/>
@@ -860,7 +860,7 @@
       <w:r>
         <w:t xml:space="preserve"> — modifié — </w:t>
       </w:r>
-      <w:hyperlink w:history="1" r:id="rIdu_pqsmtxuvoa1rnoiwoio">
+      <w:hyperlink w:history="1" r:id="rIdvrcrbikx0c4rkcje5zdnd">
         <w:r>
           <w:rPr>
             <w:rStyle w:val="Hyperlink"/>
@@ -897,7 +897,7 @@
       <w:r>
         <w:t xml:space="preserve"> — créé — </w:t>
       </w:r>
-      <w:hyperlink w:history="1" r:id="rIdggibi4ns2k9ep1nxn8i9x">
+      <w:hyperlink w:history="1" r:id="rIdngucuipbozkd6tb1r3xtd">
         <w:r>
           <w:rPr>
             <w:rStyle w:val="Hyperlink"/>
@@ -926,7 +926,7 @@
       <w:r>
         <w:t xml:space="preserve"> — modifié — </w:t>
       </w:r>
-      <w:hyperlink w:history="1" r:id="rId-p2vqyuqaw2muzoh9k_pk">
+      <w:hyperlink w:history="1" r:id="rId1gx0_ssql_tmcngpkojzc">
         <w:r>
           <w:rPr>
             <w:rStyle w:val="Hyperlink"/>
@@ -955,7 +955,7 @@
       <w:r>
         <w:t xml:space="preserve"> — modifié — </w:t>
       </w:r>
-      <w:hyperlink w:history="1" r:id="rId5figrmljgjyi8mrvbn8cz">
+      <w:hyperlink w:history="1" r:id="rIdnxjo4xfmxaccwri5xnkmd">
         <w:r>
           <w:rPr>
             <w:rStyle w:val="Hyperlink"/>
@@ -984,7 +984,7 @@
       <w:r>
         <w:t xml:space="preserve"> — modifié — </w:t>
       </w:r>
-      <w:hyperlink w:history="1" r:id="rIdc0wrdffservnmb-mskyyz">
+      <w:hyperlink w:history="1" r:id="rIdr6drqpfuhzqbvzp7hqcdo">
         <w:r>
           <w:rPr>
             <w:rStyle w:val="Hyperlink"/>
@@ -1013,7 +1013,7 @@
       <w:r>
         <w:t xml:space="preserve"> — modifié — </w:t>
       </w:r>
-      <w:hyperlink w:history="1" r:id="rIdx5fdpq24yggff5bjpglco">
+      <w:hyperlink w:history="1" r:id="rIdzfzmi1wkdcqzvnxhs9fh5">
         <w:r>
           <w:rPr>
             <w:rStyle w:val="Hyperlink"/>
@@ -1050,7 +1050,7 @@
       <w:r>
         <w:t xml:space="preserve"> — créé — </w:t>
       </w:r>
-      <w:hyperlink w:history="1" r:id="rId8kz3qnsxdrvrwaokdvun3">
+      <w:hyperlink w:history="1" r:id="rIdhywxbg6jwjwvdeghfx-l6">
         <w:r>
           <w:rPr>
             <w:rStyle w:val="Hyperlink"/>
@@ -1079,7 +1079,7 @@
       <w:r>
         <w:t xml:space="preserve"> — modifié — </w:t>
       </w:r>
-      <w:hyperlink w:history="1" r:id="rId4cle1l0uxpfypnfxqpwng">
+      <w:hyperlink w:history="1" r:id="rIdfrr6r49igoymjgqsr6qaz">
         <w:r>
           <w:rPr>
             <w:rStyle w:val="Hyperlink"/>
@@ -1108,7 +1108,7 @@
       <w:r>
         <w:t xml:space="preserve"> — modifié — </w:t>
       </w:r>
-      <w:hyperlink w:history="1" r:id="rIdl61li5s_oc53wpnde8br3">
+      <w:hyperlink w:history="1" r:id="rIdumy4fpvalnzfw6y43s6yt">
         <w:r>
           <w:rPr>
             <w:rStyle w:val="Hyperlink"/>
@@ -1137,7 +1137,7 @@
       <w:r>
         <w:t xml:space="preserve"> — modifié — </w:t>
       </w:r>
-      <w:hyperlink w:history="1" r:id="rIditfscvjcdi0qbinbzqlei">
+      <w:hyperlink w:history="1" r:id="rIdjaflwmiw1jzp8y0x1qf3e">
         <w:r>
           <w:rPr>
             <w:rStyle w:val="Hyperlink"/>
@@ -1166,7 +1166,7 @@
       <w:r>
         <w:t xml:space="preserve"> — modifié — </w:t>
       </w:r>
-      <w:hyperlink w:history="1" r:id="rIddgx0fefvfpefaz9rkabkm">
+      <w:hyperlink w:history="1" r:id="rIdsxcqvvavgucvpbzwuqhl4">
         <w:r>
           <w:rPr>
             <w:rStyle w:val="Hyperlink"/>
@@ -1203,7 +1203,7 @@
       <w:r>
         <w:t xml:space="preserve"> — modifié — </w:t>
       </w:r>
-      <w:hyperlink w:history="1" r:id="rIdbd2grhs6rgudtzban6zy9">
+      <w:hyperlink w:history="1" r:id="rIdmamx7vsnewaribgu-vfbw">
         <w:r>
           <w:rPr>
             <w:rStyle w:val="Hyperlink"/>
@@ -1232,7 +1232,7 @@
       <w:r>
         <w:t xml:space="preserve"> — créé — </w:t>
       </w:r>
-      <w:hyperlink w:history="1" r:id="rIdc4-g5cg3webuxd7vtcj0e">
+      <w:hyperlink w:history="1" r:id="rIdnoks20bolvjopakdcxtpu">
         <w:r>
           <w:rPr>
             <w:rStyle w:val="Hyperlink"/>
@@ -1261,7 +1261,7 @@
       <w:r>
         <w:t xml:space="preserve"> — créé — </w:t>
       </w:r>
-      <w:hyperlink w:history="1" r:id="rIdbrufno2ks8nunmzxhiiaj">
+      <w:hyperlink w:history="1" r:id="rIdjggea4e1mqzzzper55ofr">
         <w:r>
           <w:rPr>
             <w:rStyle w:val="Hyperlink"/>
@@ -1290,7 +1290,7 @@
       <w:r>
         <w:t xml:space="preserve"> — modifié — </w:t>
       </w:r>
-      <w:hyperlink w:history="1" r:id="rId62jfc9q7es2x5zwzuytve">
+      <w:hyperlink w:history="1" r:id="rIdppp2gdn_ysxi4wg6oilzn">
         <w:r>
           <w:rPr>
             <w:rStyle w:val="Hyperlink"/>
@@ -1319,7 +1319,7 @@
       <w:r>
         <w:t xml:space="preserve"> — modifié — </w:t>
       </w:r>
-      <w:hyperlink w:history="1" r:id="rId9fwsxwgxvlhh0xwkbpbva">
+      <w:hyperlink w:history="1" r:id="rIdjwqhf2vf0ii4dsas1ik_f">
         <w:r>
           <w:rPr>
             <w:rStyle w:val="Hyperlink"/>
@@ -1348,7 +1348,7 @@
       <w:r>
         <w:t xml:space="preserve"> — créé — </w:t>
       </w:r>
-      <w:hyperlink w:history="1" r:id="rIdjdhmvcrzmbti5uy2smb6y">
+      <w:hyperlink w:history="1" r:id="rIdr9xcb0abhorlpejettgb2">
         <w:r>
           <w:rPr>
             <w:rStyle w:val="Hyperlink"/>
@@ -1377,7 +1377,7 @@
       <w:r>
         <w:t xml:space="preserve"> — créé — </w:t>
       </w:r>
-      <w:hyperlink w:history="1" r:id="rIdijhw-soby25d3pffjhako">
+      <w:hyperlink w:history="1" r:id="rId19msvhoffp9iibqejvfyl">
         <w:r>
           <w:rPr>
             <w:rStyle w:val="Hyperlink"/>
@@ -1406,7 +1406,7 @@
       <w:r>
         <w:t xml:space="preserve"> — modifié — </w:t>
       </w:r>
-      <w:hyperlink w:history="1" r:id="rIdxae6sczd6gduqhq46s-ax">
+      <w:hyperlink w:history="1" r:id="rIdihzyosei2xyfmhs9dhqrn">
         <w:r>
           <w:rPr>
             <w:rStyle w:val="Hyperlink"/>
@@ -1435,7 +1435,7 @@
       <w:r>
         <w:t xml:space="preserve"> — modifié — </w:t>
       </w:r>
-      <w:hyperlink w:history="1" r:id="rId2slhp-kyj9-es1pe36h2k">
+      <w:hyperlink w:history="1" r:id="rIdb13n59y0knwn_zpusq0d5">
         <w:r>
           <w:rPr>
             <w:rStyle w:val="Hyperlink"/>
@@ -1464,7 +1464,7 @@
       <w:r>
         <w:t xml:space="preserve"> — modifié — </w:t>
       </w:r>
-      <w:hyperlink w:history="1" r:id="rIdw6ufzonlkm6z_optfqmmq">
+      <w:hyperlink w:history="1" r:id="rId4_rgqotr7kzwolwvc71pw">
         <w:r>
           <w:rPr>
             <w:rStyle w:val="Hyperlink"/>
@@ -1493,7 +1493,7 @@
       <w:r>
         <w:t xml:space="preserve"> — modifié — </w:t>
       </w:r>
-      <w:hyperlink w:history="1" r:id="rIdpgj_qbahoerabnp9ulx-t">
+      <w:hyperlink w:history="1" r:id="rIdo_xwwtjb7qlfezwy0wvgq">
         <w:r>
           <w:rPr>
             <w:rStyle w:val="Hyperlink"/>
@@ -1530,7 +1530,7 @@
       <w:r>
         <w:t xml:space="preserve"> — modifié — </w:t>
       </w:r>
-      <w:hyperlink w:history="1" r:id="rIdvdf85nze2qmyoednrr65e">
+      <w:hyperlink w:history="1" r:id="rIddqweqpnoiskd2nro_wxh8">
         <w:r>
           <w:rPr>
             <w:rStyle w:val="Hyperlink"/>
@@ -1559,7 +1559,7 @@
       <w:r>
         <w:t xml:space="preserve"> — modifié — </w:t>
       </w:r>
-      <w:hyperlink w:history="1" r:id="rIdjegn8mtpidikbl_op4lk4">
+      <w:hyperlink w:history="1" r:id="rIdujv052bf_hz9rhn7qea0y">
         <w:r>
           <w:rPr>
             <w:rStyle w:val="Hyperlink"/>

--- a/docs/developpement/phases/word/PHASE_35_CIBLES_DE_MARGE_ET_GESTION_FINANCIERE_DE_LA_SOIREE.docx
+++ b/docs/developpement/phases/word/PHASE_35_CIBLES_DE_MARGE_ET_GESTION_FINANCIERE_DE_LA_SOIREE.docx
@@ -18,9 +18,9 @@
         <w:shd w:fill="F6F3FF" w:color="auto" w:val="clear"/>
       </w:pPr>
       <w:r>
-        <w:t xml:space="preserve">FlaiX Expert · dossier de développement · généré le 2026-10-19 depuis le dépôt </w:t>
-      </w:r>
-      <w:hyperlink w:history="1" r:id="rIdb_y8ej3kbtrnymtpoiruc">
+        <w:t xml:space="preserve">FlaiX Expert · dossier de développement · généré le 2026-10-21 depuis le dépôt </w:t>
+      </w:r>
+      <w:hyperlink w:history="1" r:id="rIdjo5h0fvanxykxyj7ijkej">
         <w:r>
           <w:rPr>
             <w:rStyle w:val="Hyperlink"/>
@@ -688,7 +688,7 @@
           <w:numId w:val="2"/>
         </w:numPr>
       </w:pPr>
-      <w:hyperlink w:history="1" r:id="rIdnrg1okfczi7on_yowch06">
+      <w:hyperlink w:history="1" r:id="rId0nhmh6snyanzvb9wbishp">
         <w:r>
           <w:rPr>
             <w:rStyle w:val="Hyperlink"/>
@@ -736,7 +736,7 @@
       <w:r>
         <w:t xml:space="preserve"> — créé — </w:t>
       </w:r>
-      <w:hyperlink w:history="1" r:id="rId6mckxkx25waezjr6fle9s">
+      <w:hyperlink w:history="1" r:id="rId6feo-kwma0vdix853z83a">
         <w:r>
           <w:rPr>
             <w:rStyle w:val="Hyperlink"/>
@@ -773,7 +773,7 @@
       <w:r>
         <w:t xml:space="preserve"> — créé — </w:t>
       </w:r>
-      <w:hyperlink w:history="1" r:id="rId8pgk296bfkrp7iu_3tvlh">
+      <w:hyperlink w:history="1" r:id="rIdzevcceryomujqwatrm2az">
         <w:r>
           <w:rPr>
             <w:rStyle w:val="Hyperlink"/>
@@ -802,7 +802,7 @@
       <w:r>
         <w:t xml:space="preserve"> — modifié — </w:t>
       </w:r>
-      <w:hyperlink w:history="1" r:id="rIdg9yexmeg4m2v2jsqfsagt">
+      <w:hyperlink w:history="1" r:id="rIdzzb_vpnbkk4osaceiabzj">
         <w:r>
           <w:rPr>
             <w:rStyle w:val="Hyperlink"/>
@@ -831,7 +831,7 @@
       <w:r>
         <w:t xml:space="preserve"> — créé — </w:t>
       </w:r>
-      <w:hyperlink w:history="1" r:id="rIdpgfibpscsb92lqf5hx4yl">
+      <w:hyperlink w:history="1" r:id="rIdhtcb2xmat4qweqtbqig2r">
         <w:r>
           <w:rPr>
             <w:rStyle w:val="Hyperlink"/>
@@ -860,7 +860,7 @@
       <w:r>
         <w:t xml:space="preserve"> — modifié — </w:t>
       </w:r>
-      <w:hyperlink w:history="1" r:id="rIdvrcrbikx0c4rkcje5zdnd">
+      <w:hyperlink w:history="1" r:id="rId5gi1pnqdz5qcnxd7g1mqu">
         <w:r>
           <w:rPr>
             <w:rStyle w:val="Hyperlink"/>
@@ -897,7 +897,7 @@
       <w:r>
         <w:t xml:space="preserve"> — créé — </w:t>
       </w:r>
-      <w:hyperlink w:history="1" r:id="rIdngucuipbozkd6tb1r3xtd">
+      <w:hyperlink w:history="1" r:id="rIdvnpmgmtwvndt3uvm_6f4m">
         <w:r>
           <w:rPr>
             <w:rStyle w:val="Hyperlink"/>
@@ -926,7 +926,7 @@
       <w:r>
         <w:t xml:space="preserve"> — modifié — </w:t>
       </w:r>
-      <w:hyperlink w:history="1" r:id="rId1gx0_ssql_tmcngpkojzc">
+      <w:hyperlink w:history="1" r:id="rId07bfxaupft6sgbhamyzhr">
         <w:r>
           <w:rPr>
             <w:rStyle w:val="Hyperlink"/>
@@ -955,7 +955,7 @@
       <w:r>
         <w:t xml:space="preserve"> — modifié — </w:t>
       </w:r>
-      <w:hyperlink w:history="1" r:id="rIdnxjo4xfmxaccwri5xnkmd">
+      <w:hyperlink w:history="1" r:id="rIdcmhqphylkwzqk-zvsat3k">
         <w:r>
           <w:rPr>
             <w:rStyle w:val="Hyperlink"/>
@@ -984,7 +984,7 @@
       <w:r>
         <w:t xml:space="preserve"> — modifié — </w:t>
       </w:r>
-      <w:hyperlink w:history="1" r:id="rIdr6drqpfuhzqbvzp7hqcdo">
+      <w:hyperlink w:history="1" r:id="rIdv_9a2nnlc-u4fsgxwuhd7">
         <w:r>
           <w:rPr>
             <w:rStyle w:val="Hyperlink"/>
@@ -1013,7 +1013,7 @@
       <w:r>
         <w:t xml:space="preserve"> — modifié — </w:t>
       </w:r>
-      <w:hyperlink w:history="1" r:id="rIdzfzmi1wkdcqzvnxhs9fh5">
+      <w:hyperlink w:history="1" r:id="rId1zaojt_qn7bvfrta0jgw-">
         <w:r>
           <w:rPr>
             <w:rStyle w:val="Hyperlink"/>
@@ -1050,7 +1050,7 @@
       <w:r>
         <w:t xml:space="preserve"> — créé — </w:t>
       </w:r>
-      <w:hyperlink w:history="1" r:id="rIdhywxbg6jwjwvdeghfx-l6">
+      <w:hyperlink w:history="1" r:id="rIdztkn1lm2jebpvorhqegym">
         <w:r>
           <w:rPr>
             <w:rStyle w:val="Hyperlink"/>
@@ -1079,7 +1079,7 @@
       <w:r>
         <w:t xml:space="preserve"> — modifié — </w:t>
       </w:r>
-      <w:hyperlink w:history="1" r:id="rIdfrr6r49igoymjgqsr6qaz">
+      <w:hyperlink w:history="1" r:id="rIdf8km-elgugn5i_eghx1j0">
         <w:r>
           <w:rPr>
             <w:rStyle w:val="Hyperlink"/>
@@ -1108,7 +1108,7 @@
       <w:r>
         <w:t xml:space="preserve"> — modifié — </w:t>
       </w:r>
-      <w:hyperlink w:history="1" r:id="rIdumy4fpvalnzfw6y43s6yt">
+      <w:hyperlink w:history="1" r:id="rIdkp10o9ho9rmvigrpsbgpz">
         <w:r>
           <w:rPr>
             <w:rStyle w:val="Hyperlink"/>
@@ -1137,7 +1137,7 @@
       <w:r>
         <w:t xml:space="preserve"> — modifié — </w:t>
       </w:r>
-      <w:hyperlink w:history="1" r:id="rIdjaflwmiw1jzp8y0x1qf3e">
+      <w:hyperlink w:history="1" r:id="rIdfah3ux0vukgp_nkazhgjk">
         <w:r>
           <w:rPr>
             <w:rStyle w:val="Hyperlink"/>
@@ -1166,7 +1166,7 @@
       <w:r>
         <w:t xml:space="preserve"> — modifié — </w:t>
       </w:r>
-      <w:hyperlink w:history="1" r:id="rIdsxcqvvavgucvpbzwuqhl4">
+      <w:hyperlink w:history="1" r:id="rId_nbmvlx9hura7duj-arfe">
         <w:r>
           <w:rPr>
             <w:rStyle w:val="Hyperlink"/>
@@ -1203,7 +1203,7 @@
       <w:r>
         <w:t xml:space="preserve"> — modifié — </w:t>
       </w:r>
-      <w:hyperlink w:history="1" r:id="rIdmamx7vsnewaribgu-vfbw">
+      <w:hyperlink w:history="1" r:id="rIdlna1kbefdbfmr_opavxdm">
         <w:r>
           <w:rPr>
             <w:rStyle w:val="Hyperlink"/>
@@ -1232,7 +1232,7 @@
       <w:r>
         <w:t xml:space="preserve"> — créé — </w:t>
       </w:r>
-      <w:hyperlink w:history="1" r:id="rIdnoks20bolvjopakdcxtpu">
+      <w:hyperlink w:history="1" r:id="rIdcrbxqrtjxqgxv-zc9gsae">
         <w:r>
           <w:rPr>
             <w:rStyle w:val="Hyperlink"/>
@@ -1261,7 +1261,7 @@
       <w:r>
         <w:t xml:space="preserve"> — créé — </w:t>
       </w:r>
-      <w:hyperlink w:history="1" r:id="rIdjggea4e1mqzzzper55ofr">
+      <w:hyperlink w:history="1" r:id="rIda9xlxngsw_jjdnbbph1jn">
         <w:r>
           <w:rPr>
             <w:rStyle w:val="Hyperlink"/>
@@ -1290,7 +1290,7 @@
       <w:r>
         <w:t xml:space="preserve"> — modifié — </w:t>
       </w:r>
-      <w:hyperlink w:history="1" r:id="rIdppp2gdn_ysxi4wg6oilzn">
+      <w:hyperlink w:history="1" r:id="rId6gip2ze9fienhpknluyyc">
         <w:r>
           <w:rPr>
             <w:rStyle w:val="Hyperlink"/>
@@ -1319,7 +1319,7 @@
       <w:r>
         <w:t xml:space="preserve"> — modifié — </w:t>
       </w:r>
-      <w:hyperlink w:history="1" r:id="rIdjwqhf2vf0ii4dsas1ik_f">
+      <w:hyperlink w:history="1" r:id="rIdkq3955qs19hhl17mik_xf">
         <w:r>
           <w:rPr>
             <w:rStyle w:val="Hyperlink"/>
@@ -1348,7 +1348,7 @@
       <w:r>
         <w:t xml:space="preserve"> — créé — </w:t>
       </w:r>
-      <w:hyperlink w:history="1" r:id="rIdr9xcb0abhorlpejettgb2">
+      <w:hyperlink w:history="1" r:id="rIdtmx3yfgbpw3pflrpyzdjc">
         <w:r>
           <w:rPr>
             <w:rStyle w:val="Hyperlink"/>
@@ -1377,7 +1377,7 @@
       <w:r>
         <w:t xml:space="preserve"> — créé — </w:t>
       </w:r>
-      <w:hyperlink w:history="1" r:id="rId19msvhoffp9iibqejvfyl">
+      <w:hyperlink w:history="1" r:id="rIdxecbzdheftx_jzwa2ul2_">
         <w:r>
           <w:rPr>
             <w:rStyle w:val="Hyperlink"/>
@@ -1406,7 +1406,7 @@
       <w:r>
         <w:t xml:space="preserve"> — modifié — </w:t>
       </w:r>
-      <w:hyperlink w:history="1" r:id="rIdihzyosei2xyfmhs9dhqrn">
+      <w:hyperlink w:history="1" r:id="rIdzfbtjfjtclky4ezqmpwdx">
         <w:r>
           <w:rPr>
             <w:rStyle w:val="Hyperlink"/>
@@ -1435,7 +1435,7 @@
       <w:r>
         <w:t xml:space="preserve"> — modifié — </w:t>
       </w:r>
-      <w:hyperlink w:history="1" r:id="rIdb13n59y0knwn_zpusq0d5">
+      <w:hyperlink w:history="1" r:id="rIdexh4gilxcs1bzifnejevb">
         <w:r>
           <w:rPr>
             <w:rStyle w:val="Hyperlink"/>
@@ -1464,7 +1464,7 @@
       <w:r>
         <w:t xml:space="preserve"> — modifié — </w:t>
       </w:r>
-      <w:hyperlink w:history="1" r:id="rId4_rgqotr7kzwolwvc71pw">
+      <w:hyperlink w:history="1" r:id="rIddiflpyby7pl6kp3lfusi1">
         <w:r>
           <w:rPr>
             <w:rStyle w:val="Hyperlink"/>
@@ -1493,7 +1493,7 @@
       <w:r>
         <w:t xml:space="preserve"> — modifié — </w:t>
       </w:r>
-      <w:hyperlink w:history="1" r:id="rIdo_xwwtjb7qlfezwy0wvgq">
+      <w:hyperlink w:history="1" r:id="rIdglg4qpg06_tljkvskypqy">
         <w:r>
           <w:rPr>
             <w:rStyle w:val="Hyperlink"/>
@@ -1530,7 +1530,7 @@
       <w:r>
         <w:t xml:space="preserve"> — modifié — </w:t>
       </w:r>
-      <w:hyperlink w:history="1" r:id="rIddqweqpnoiskd2nro_wxh8">
+      <w:hyperlink w:history="1" r:id="rIdc8zedewppwxnk9f-k2m9i">
         <w:r>
           <w:rPr>
             <w:rStyle w:val="Hyperlink"/>
@@ -1559,7 +1559,7 @@
       <w:r>
         <w:t xml:space="preserve"> — modifié — </w:t>
       </w:r>
-      <w:hyperlink w:history="1" r:id="rIdujv052bf_hz9rhn7qea0y">
+      <w:hyperlink w:history="1" r:id="rIds9dcykcr6yrziew9zikwn">
         <w:r>
           <w:rPr>
             <w:rStyle w:val="Hyperlink"/>
@@ -1603,7 +1603,7 @@
           <w:b/>
           <w:bCs/>
         </w:rPr>
-        <w:t xml:space="preserve">cibles de marge (module 5)</w:t>
+        <w:t xml:space="preserve">gestion financière de la soirée (module 11)</w:t>
       </w:r>
     </w:p>
     <w:p>
@@ -1615,7 +1615,7 @@
         </w:numPr>
       </w:pPr>
       <w:r>
-        <w:t xml:space="preserve">sans cible saisie, rien n'est jugé</w:t>
+        <w:t xml:space="preserve">sans dépense ni cible : la cascade s'arrête aux chiffres calculés, aucun jugement</w:t>
       </w:r>
     </w:p>
     <w:p>
@@ -1627,7 +1627,7 @@
         </w:numPr>
       </w:pPr>
       <w:r>
-        <w:t xml:space="preserve">cible de la catégorie : la bière (79,4 % réalisés) passe sous une cible de 90 % ; alerte et journal</w:t>
+        <w:t xml:space="preserve">postes de dépense nommés par le lieu ; [F] un nom ne sert qu'une fois ; journalisés</w:t>
       </w:r>
     </w:p>
     <w:p>
@@ -1639,7 +1639,7 @@
         </w:numPr>
       </w:pPr>
       <w:r>
-        <w:t xml:space="preserve">la cible du produit prime sur celle de sa catégorie : 70 % pour la bière, tenue</w:t>
+        <w:t xml:space="preserve">dépenses en euros et en pourcentage du CA HT : la marge nette de la soirée les retire ; journalisées</w:t>
       </w:r>
     </w:p>
     <w:p>
@@ -1651,7 +1651,55 @@
         </w:numPr>
       </w:pPr>
       <w:r>
-        <w:t xml:space="preserve">[F] une cible hors de 0 à 100 % est refusée</w:t>
+        <w:t xml:space="preserve">[F] un pourcentage au-delà de 100 % est refusé ; une dépense retirée disparaît du calcul</w:t>
+      </w:r>
+    </w:p>
+    <w:p>
+      <w:pPr>
+        <w:pStyle w:val="ListParagraph"/>
+        <w:numPr>
+          <w:ilvl w:val="1"/>
+          <w:numId w:val="2"/>
+        </w:numPr>
+      </w:pPr>
+      <w:r>
+        <w:t xml:space="preserve">cible de marge nette : le gabarit du lieu, puis une cible propre à l'événement qui prime</w:t>
+      </w:r>
+    </w:p>
+    <w:p>
+      <w:pPr>
+        <w:pStyle w:val="ListParagraph"/>
+        <w:numPr>
+          <w:ilvl w:val="1"/>
+          <w:numId w:val="2"/>
+        </w:numPr>
+      </w:pPr>
+      <w:r>
+        <w:t xml:space="preserve">[F] poste désactivé : il ne se supprime pas, ses montants passés restent ; pas de nouvelle saisie</w:t>
+      </w:r>
+    </w:p>
+    <w:p>
+      <w:pPr>
+        <w:pStyle w:val="ListParagraph"/>
+        <w:numPr>
+          <w:ilvl w:val="1"/>
+          <w:numId w:val="2"/>
+        </w:numPr>
+      </w:pPr>
+      <w:r>
+        <w:t xml:space="preserve">le rapport de soirée fige les dépenses et la cible du moment de la clôture</w:t>
+      </w:r>
+    </w:p>
+    <w:p>
+      <w:pPr>
+        <w:pStyle w:val="ListParagraph"/>
+        <w:numPr>
+          <w:ilvl w:val="1"/>
+          <w:numId w:val="2"/>
+        </w:numPr>
+      </w:pPr>
+      <w:r>
+        <w:t xml:space="preserve">[F] le directeur d'un autre lieu ne touche ni aux postes ni aux dépenses de ce lieu</w:t>
       </w:r>
     </w:p>
     <w:p>
@@ -1667,7 +1715,7 @@
           <w:b/>
           <w:bCs/>
         </w:rPr>
-        <w:t xml:space="preserve">gestion financière de la soirée (module 11)</w:t>
+        <w:t xml:space="preserve">cibles de marge (module 5)</w:t>
       </w:r>
     </w:p>
     <w:p>
@@ -1679,7 +1727,7 @@
         </w:numPr>
       </w:pPr>
       <w:r>
-        <w:t xml:space="preserve">sans dépense ni cible : la cascade s'arrête aux chiffres calculés, aucun jugement</w:t>
+        <w:t xml:space="preserve">sans cible saisie, rien n'est jugé</w:t>
       </w:r>
     </w:p>
     <w:p>
@@ -1691,7 +1739,7 @@
         </w:numPr>
       </w:pPr>
       <w:r>
-        <w:t xml:space="preserve">postes de dépense nommés par le lieu ; [F] un nom ne sert qu'une fois ; journalisés</w:t>
+        <w:t xml:space="preserve">cible de la catégorie : la bière (79,4 % réalisés) passe sous une cible de 90 % ; alerte et journal</w:t>
       </w:r>
     </w:p>
     <w:p>
@@ -1703,7 +1751,7 @@
         </w:numPr>
       </w:pPr>
       <w:r>
-        <w:t xml:space="preserve">dépenses en euros et en pourcentage du CA HT : la marge nette de la soirée les retire ; journalisées</w:t>
+        <w:t xml:space="preserve">la cible du produit prime sur celle de sa catégorie : 70 % pour la bière, tenue</w:t>
       </w:r>
     </w:p>
     <w:p>
@@ -1715,55 +1763,7 @@
         </w:numPr>
       </w:pPr>
       <w:r>
-        <w:t xml:space="preserve">[F] un pourcentage au-delà de 100 % est refusé ; une dépense retirée disparaît du calcul</w:t>
-      </w:r>
-    </w:p>
-    <w:p>
-      <w:pPr>
-        <w:pStyle w:val="ListParagraph"/>
-        <w:numPr>
-          <w:ilvl w:val="1"/>
-          <w:numId w:val="2"/>
-        </w:numPr>
-      </w:pPr>
-      <w:r>
-        <w:t xml:space="preserve">cible de marge nette : le gabarit du lieu, puis une cible propre à l'événement qui prime</w:t>
-      </w:r>
-    </w:p>
-    <w:p>
-      <w:pPr>
-        <w:pStyle w:val="ListParagraph"/>
-        <w:numPr>
-          <w:ilvl w:val="1"/>
-          <w:numId w:val="2"/>
-        </w:numPr>
-      </w:pPr>
-      <w:r>
-        <w:t xml:space="preserve">[F] poste désactivé : il ne se supprime pas, ses montants passés restent ; pas de nouvelle saisie</w:t>
-      </w:r>
-    </w:p>
-    <w:p>
-      <w:pPr>
-        <w:pStyle w:val="ListParagraph"/>
-        <w:numPr>
-          <w:ilvl w:val="1"/>
-          <w:numId w:val="2"/>
-        </w:numPr>
-      </w:pPr>
-      <w:r>
-        <w:t xml:space="preserve">le rapport de soirée fige les dépenses et la cible du moment de la clôture</w:t>
-      </w:r>
-    </w:p>
-    <w:p>
-      <w:pPr>
-        <w:pStyle w:val="ListParagraph"/>
-        <w:numPr>
-          <w:ilvl w:val="1"/>
-          <w:numId w:val="2"/>
-        </w:numPr>
-      </w:pPr>
-      <w:r>
-        <w:t xml:space="preserve">[F] le directeur d'un autre lieu ne touche ni aux postes ni aux dépenses de ce lieu</w:t>
+        <w:t xml:space="preserve">[F] une cible hors de 0 à 100 % est refusée</w:t>
       </w:r>
     </w:p>
     <w:p>

--- a/docs/developpement/phases/word/PHASE_35_CIBLES_DE_MARGE_ET_GESTION_FINANCIERE_DE_LA_SOIREE.docx
+++ b/docs/developpement/phases/word/PHASE_35_CIBLES_DE_MARGE_ET_GESTION_FINANCIERE_DE_LA_SOIREE.docx
@@ -20,7 +20,7 @@
       <w:r>
         <w:t xml:space="preserve">FlaiX Expert · dossier de développement · généré le 2026-10-21 depuis le dépôt </w:t>
       </w:r>
-      <w:hyperlink w:history="1" r:id="rIdjo5h0fvanxykxyj7ijkej">
+      <w:hyperlink w:history="1" r:id="rId66542zowl0bg5fqpdbwld">
         <w:r>
           <w:rPr>
             <w:rStyle w:val="Hyperlink"/>
@@ -688,7 +688,7 @@
           <w:numId w:val="2"/>
         </w:numPr>
       </w:pPr>
-      <w:hyperlink w:history="1" r:id="rId0nhmh6snyanzvb9wbishp">
+      <w:hyperlink w:history="1" r:id="rIdby1agqrirauintruvbrxd">
         <w:r>
           <w:rPr>
             <w:rStyle w:val="Hyperlink"/>
@@ -736,7 +736,7 @@
       <w:r>
         <w:t xml:space="preserve"> — créé — </w:t>
       </w:r>
-      <w:hyperlink w:history="1" r:id="rId6feo-kwma0vdix853z83a">
+      <w:hyperlink w:history="1" r:id="rId3otvlqa6jt95yfzdljhfd">
         <w:r>
           <w:rPr>
             <w:rStyle w:val="Hyperlink"/>
@@ -773,7 +773,7 @@
       <w:r>
         <w:t xml:space="preserve"> — créé — </w:t>
       </w:r>
-      <w:hyperlink w:history="1" r:id="rIdzevcceryomujqwatrm2az">
+      <w:hyperlink w:history="1" r:id="rIdne_nouopg3j9u_ir9xkmi">
         <w:r>
           <w:rPr>
             <w:rStyle w:val="Hyperlink"/>
@@ -802,7 +802,7 @@
       <w:r>
         <w:t xml:space="preserve"> — modifié — </w:t>
       </w:r>
-      <w:hyperlink w:history="1" r:id="rIdzzb_vpnbkk4osaceiabzj">
+      <w:hyperlink w:history="1" r:id="rIdangrsr0bnerqmlgo0rzpq">
         <w:r>
           <w:rPr>
             <w:rStyle w:val="Hyperlink"/>
@@ -831,7 +831,7 @@
       <w:r>
         <w:t xml:space="preserve"> — créé — </w:t>
       </w:r>
-      <w:hyperlink w:history="1" r:id="rIdhtcb2xmat4qweqtbqig2r">
+      <w:hyperlink w:history="1" r:id="rId26l0osgipovwu-pou6-3z">
         <w:r>
           <w:rPr>
             <w:rStyle w:val="Hyperlink"/>
@@ -860,7 +860,7 @@
       <w:r>
         <w:t xml:space="preserve"> — modifié — </w:t>
       </w:r>
-      <w:hyperlink w:history="1" r:id="rId5gi1pnqdz5qcnxd7g1mqu">
+      <w:hyperlink w:history="1" r:id="rIdhl3jeowo5mm_wxojchuuk">
         <w:r>
           <w:rPr>
             <w:rStyle w:val="Hyperlink"/>
@@ -897,7 +897,7 @@
       <w:r>
         <w:t xml:space="preserve"> — créé — </w:t>
       </w:r>
-      <w:hyperlink w:history="1" r:id="rIdvnpmgmtwvndt3uvm_6f4m">
+      <w:hyperlink w:history="1" r:id="rIdg9sk8h2mo8mxnzyfbrfoe">
         <w:r>
           <w:rPr>
             <w:rStyle w:val="Hyperlink"/>
@@ -926,7 +926,7 @@
       <w:r>
         <w:t xml:space="preserve"> — modifié — </w:t>
       </w:r>
-      <w:hyperlink w:history="1" r:id="rId07bfxaupft6sgbhamyzhr">
+      <w:hyperlink w:history="1" r:id="rIdm7rksuauopuacs2xtvd2y">
         <w:r>
           <w:rPr>
             <w:rStyle w:val="Hyperlink"/>
@@ -955,7 +955,7 @@
       <w:r>
         <w:t xml:space="preserve"> — modifié — </w:t>
       </w:r>
-      <w:hyperlink w:history="1" r:id="rIdcmhqphylkwzqk-zvsat3k">
+      <w:hyperlink w:history="1" r:id="rIdp3shpcqpmjgq7jkbl072m">
         <w:r>
           <w:rPr>
             <w:rStyle w:val="Hyperlink"/>
@@ -984,7 +984,7 @@
       <w:r>
         <w:t xml:space="preserve"> — modifié — </w:t>
       </w:r>
-      <w:hyperlink w:history="1" r:id="rIdv_9a2nnlc-u4fsgxwuhd7">
+      <w:hyperlink w:history="1" r:id="rIddtgtkggdz5zehwxlqplfu">
         <w:r>
           <w:rPr>
             <w:rStyle w:val="Hyperlink"/>
@@ -1013,7 +1013,7 @@
       <w:r>
         <w:t xml:space="preserve"> — modifié — </w:t>
       </w:r>
-      <w:hyperlink w:history="1" r:id="rId1zaojt_qn7bvfrta0jgw-">
+      <w:hyperlink w:history="1" r:id="rIdogswqw1wucc2f-bzke5db">
         <w:r>
           <w:rPr>
             <w:rStyle w:val="Hyperlink"/>
@@ -1050,7 +1050,7 @@
       <w:r>
         <w:t xml:space="preserve"> — créé — </w:t>
       </w:r>
-      <w:hyperlink w:history="1" r:id="rIdztkn1lm2jebpvorhqegym">
+      <w:hyperlink w:history="1" r:id="rIdwr4waezwjltdnmd3usfla">
         <w:r>
           <w:rPr>
             <w:rStyle w:val="Hyperlink"/>
@@ -1079,7 +1079,7 @@
       <w:r>
         <w:t xml:space="preserve"> — modifié — </w:t>
       </w:r>
-      <w:hyperlink w:history="1" r:id="rIdf8km-elgugn5i_eghx1j0">
+      <w:hyperlink w:history="1" r:id="rIdfjkgdjnjzj--idsai7cy1">
         <w:r>
           <w:rPr>
             <w:rStyle w:val="Hyperlink"/>
@@ -1108,7 +1108,7 @@
       <w:r>
         <w:t xml:space="preserve"> — modifié — </w:t>
       </w:r>
-      <w:hyperlink w:history="1" r:id="rIdkp10o9ho9rmvigrpsbgpz">
+      <w:hyperlink w:history="1" r:id="rIdwn9e-zpqjuk87f2erswii">
         <w:r>
           <w:rPr>
             <w:rStyle w:val="Hyperlink"/>
@@ -1137,7 +1137,7 @@
       <w:r>
         <w:t xml:space="preserve"> — modifié — </w:t>
       </w:r>
-      <w:hyperlink w:history="1" r:id="rIdfah3ux0vukgp_nkazhgjk">
+      <w:hyperlink w:history="1" r:id="rIdvonr8wpbiuyycwhbuqubr">
         <w:r>
           <w:rPr>
             <w:rStyle w:val="Hyperlink"/>
@@ -1166,7 +1166,7 @@
       <w:r>
         <w:t xml:space="preserve"> — modifié — </w:t>
       </w:r>
-      <w:hyperlink w:history="1" r:id="rId_nbmvlx9hura7duj-arfe">
+      <w:hyperlink w:history="1" r:id="rId4_k9r7-fslund5w4wrcwb">
         <w:r>
           <w:rPr>
             <w:rStyle w:val="Hyperlink"/>
@@ -1203,7 +1203,7 @@
       <w:r>
         <w:t xml:space="preserve"> — modifié — </w:t>
       </w:r>
-      <w:hyperlink w:history="1" r:id="rIdlna1kbefdbfmr_opavxdm">
+      <w:hyperlink w:history="1" r:id="rIdygh2w7vkofmk3aaklucbz">
         <w:r>
           <w:rPr>
             <w:rStyle w:val="Hyperlink"/>
@@ -1232,7 +1232,7 @@
       <w:r>
         <w:t xml:space="preserve"> — créé — </w:t>
       </w:r>
-      <w:hyperlink w:history="1" r:id="rIdcrbxqrtjxqgxv-zc9gsae">
+      <w:hyperlink w:history="1" r:id="rIdoe9funhdbupitnwj29ca4">
         <w:r>
           <w:rPr>
             <w:rStyle w:val="Hyperlink"/>
@@ -1261,7 +1261,7 @@
       <w:r>
         <w:t xml:space="preserve"> — créé — </w:t>
       </w:r>
-      <w:hyperlink w:history="1" r:id="rIda9xlxngsw_jjdnbbph1jn">
+      <w:hyperlink w:history="1" r:id="rIdlmip8sfds74c9hlrugbgp">
         <w:r>
           <w:rPr>
             <w:rStyle w:val="Hyperlink"/>
@@ -1290,7 +1290,7 @@
       <w:r>
         <w:t xml:space="preserve"> — modifié — </w:t>
       </w:r>
-      <w:hyperlink w:history="1" r:id="rId6gip2ze9fienhpknluyyc">
+      <w:hyperlink w:history="1" r:id="rIdpldbdtjsnme0hhsjicm-5">
         <w:r>
           <w:rPr>
             <w:rStyle w:val="Hyperlink"/>
@@ -1319,7 +1319,7 @@
       <w:r>
         <w:t xml:space="preserve"> — modifié — </w:t>
       </w:r>
-      <w:hyperlink w:history="1" r:id="rIdkq3955qs19hhl17mik_xf">
+      <w:hyperlink w:history="1" r:id="rIdw38jb-axkaasaq3-wn7gr">
         <w:r>
           <w:rPr>
             <w:rStyle w:val="Hyperlink"/>
@@ -1348,7 +1348,7 @@
       <w:r>
         <w:t xml:space="preserve"> — créé — </w:t>
       </w:r>
-      <w:hyperlink w:history="1" r:id="rIdtmx3yfgbpw3pflrpyzdjc">
+      <w:hyperlink w:history="1" r:id="rIdetzs7z6exqcighipgdkon">
         <w:r>
           <w:rPr>
             <w:rStyle w:val="Hyperlink"/>
@@ -1377,7 +1377,7 @@
       <w:r>
         <w:t xml:space="preserve"> — créé — </w:t>
       </w:r>
-      <w:hyperlink w:history="1" r:id="rIdxecbzdheftx_jzwa2ul2_">
+      <w:hyperlink w:history="1" r:id="rIdiefe41pfq3pc8rqachd3t">
         <w:r>
           <w:rPr>
             <w:rStyle w:val="Hyperlink"/>
@@ -1406,7 +1406,7 @@
       <w:r>
         <w:t xml:space="preserve"> — modifié — </w:t>
       </w:r>
-      <w:hyperlink w:history="1" r:id="rIdzfbtjfjtclky4ezqmpwdx">
+      <w:hyperlink w:history="1" r:id="rId8puwjgbpkjguz2fbkc2qm">
         <w:r>
           <w:rPr>
             <w:rStyle w:val="Hyperlink"/>
@@ -1435,7 +1435,7 @@
       <w:r>
         <w:t xml:space="preserve"> — modifié — </w:t>
       </w:r>
-      <w:hyperlink w:history="1" r:id="rIdexh4gilxcs1bzifnejevb">
+      <w:hyperlink w:history="1" r:id="rIdy9s-grpta7d-sk9skkymd">
         <w:r>
           <w:rPr>
             <w:rStyle w:val="Hyperlink"/>
@@ -1464,7 +1464,7 @@
       <w:r>
         <w:t xml:space="preserve"> — modifié — </w:t>
       </w:r>
-      <w:hyperlink w:history="1" r:id="rIddiflpyby7pl6kp3lfusi1">
+      <w:hyperlink w:history="1" r:id="rIdy9qmjenp-mwunmzkxip0h">
         <w:r>
           <w:rPr>
             <w:rStyle w:val="Hyperlink"/>
@@ -1493,7 +1493,7 @@
       <w:r>
         <w:t xml:space="preserve"> — modifié — </w:t>
       </w:r>
-      <w:hyperlink w:history="1" r:id="rIdglg4qpg06_tljkvskypqy">
+      <w:hyperlink w:history="1" r:id="rIdxra5vfuhaexiaqo10zcdh">
         <w:r>
           <w:rPr>
             <w:rStyle w:val="Hyperlink"/>
@@ -1530,7 +1530,7 @@
       <w:r>
         <w:t xml:space="preserve"> — modifié — </w:t>
       </w:r>
-      <w:hyperlink w:history="1" r:id="rIdc8zedewppwxnk9f-k2m9i">
+      <w:hyperlink w:history="1" r:id="rIduevfz18ed_bubrnsqldpv">
         <w:r>
           <w:rPr>
             <w:rStyle w:val="Hyperlink"/>
@@ -1559,7 +1559,7 @@
       <w:r>
         <w:t xml:space="preserve"> — modifié — </w:t>
       </w:r>
-      <w:hyperlink w:history="1" r:id="rIds9dcykcr6yrziew9zikwn">
+      <w:hyperlink w:history="1" r:id="rIdb6lzl_om_umgtmz0eba2g">
         <w:r>
           <w:rPr>
             <w:rStyle w:val="Hyperlink"/>

--- a/docs/developpement/phases/word/PHASE_35_CIBLES_DE_MARGE_ET_GESTION_FINANCIERE_DE_LA_SOIREE.docx
+++ b/docs/developpement/phases/word/PHASE_35_CIBLES_DE_MARGE_ET_GESTION_FINANCIERE_DE_LA_SOIREE.docx
@@ -18,9 +18,9 @@
         <w:shd w:fill="F6F3FF" w:color="auto" w:val="clear"/>
       </w:pPr>
       <w:r>
-        <w:t xml:space="preserve">FlaiX Expert · dossier de développement · généré le 2026-10-21 depuis le dépôt </w:t>
-      </w:r>
-      <w:hyperlink w:history="1" r:id="rId66542zowl0bg5fqpdbwld">
+        <w:t xml:space="preserve">FlaiX Expert · dossier de développement · généré le 2026-10-23 depuis le dépôt </w:t>
+      </w:r>
+      <w:hyperlink w:history="1" r:id="rIdkwrzbpalsjamqzfl1hrqj">
         <w:r>
           <w:rPr>
             <w:rStyle w:val="Hyperlink"/>
@@ -688,7 +688,7 @@
           <w:numId w:val="2"/>
         </w:numPr>
       </w:pPr>
-      <w:hyperlink w:history="1" r:id="rIdby1agqrirauintruvbrxd">
+      <w:hyperlink w:history="1" r:id="rIde7s9y7ykb9rel_vg8nkij">
         <w:r>
           <w:rPr>
             <w:rStyle w:val="Hyperlink"/>
@@ -736,7 +736,7 @@
       <w:r>
         <w:t xml:space="preserve"> — créé — </w:t>
       </w:r>
-      <w:hyperlink w:history="1" r:id="rId3otvlqa6jt95yfzdljhfd">
+      <w:hyperlink w:history="1" r:id="rIdzzyiayjhijcjnzed2ql7t">
         <w:r>
           <w:rPr>
             <w:rStyle w:val="Hyperlink"/>
@@ -773,7 +773,7 @@
       <w:r>
         <w:t xml:space="preserve"> — créé — </w:t>
       </w:r>
-      <w:hyperlink w:history="1" r:id="rIdne_nouopg3j9u_ir9xkmi">
+      <w:hyperlink w:history="1" r:id="rIdcvn3rwsmcc3psudqkcc2e">
         <w:r>
           <w:rPr>
             <w:rStyle w:val="Hyperlink"/>
@@ -802,7 +802,7 @@
       <w:r>
         <w:t xml:space="preserve"> — modifié — </w:t>
       </w:r>
-      <w:hyperlink w:history="1" r:id="rIdangrsr0bnerqmlgo0rzpq">
+      <w:hyperlink w:history="1" r:id="rIdhtnhjcnhox0utubylzwtu">
         <w:r>
           <w:rPr>
             <w:rStyle w:val="Hyperlink"/>
@@ -831,7 +831,7 @@
       <w:r>
         <w:t xml:space="preserve"> — créé — </w:t>
       </w:r>
-      <w:hyperlink w:history="1" r:id="rId26l0osgipovwu-pou6-3z">
+      <w:hyperlink w:history="1" r:id="rIdrvvpxydgoo6awm2u4jcvl">
         <w:r>
           <w:rPr>
             <w:rStyle w:val="Hyperlink"/>
@@ -860,7 +860,7 @@
       <w:r>
         <w:t xml:space="preserve"> — modifié — </w:t>
       </w:r>
-      <w:hyperlink w:history="1" r:id="rIdhl3jeowo5mm_wxojchuuk">
+      <w:hyperlink w:history="1" r:id="rIdkdyhaz24iubpeut7vurzd">
         <w:r>
           <w:rPr>
             <w:rStyle w:val="Hyperlink"/>
@@ -897,7 +897,7 @@
       <w:r>
         <w:t xml:space="preserve"> — créé — </w:t>
       </w:r>
-      <w:hyperlink w:history="1" r:id="rIdg9sk8h2mo8mxnzyfbrfoe">
+      <w:hyperlink w:history="1" r:id="rId14dd3jt4ykeznd7z-swv4">
         <w:r>
           <w:rPr>
             <w:rStyle w:val="Hyperlink"/>
@@ -926,7 +926,7 @@
       <w:r>
         <w:t xml:space="preserve"> — modifié — </w:t>
       </w:r>
-      <w:hyperlink w:history="1" r:id="rIdm7rksuauopuacs2xtvd2y">
+      <w:hyperlink w:history="1" r:id="rIdpawvumsmytgymqhr0pjfk">
         <w:r>
           <w:rPr>
             <w:rStyle w:val="Hyperlink"/>
@@ -955,7 +955,7 @@
       <w:r>
         <w:t xml:space="preserve"> — modifié — </w:t>
       </w:r>
-      <w:hyperlink w:history="1" r:id="rIdp3shpcqpmjgq7jkbl072m">
+      <w:hyperlink w:history="1" r:id="rId1jlfbwp3sr2vt2mxnazc9">
         <w:r>
           <w:rPr>
             <w:rStyle w:val="Hyperlink"/>
@@ -984,7 +984,7 @@
       <w:r>
         <w:t xml:space="preserve"> — modifié — </w:t>
       </w:r>
-      <w:hyperlink w:history="1" r:id="rIddtgtkggdz5zehwxlqplfu">
+      <w:hyperlink w:history="1" r:id="rIdtggri0ghwufdwn-zrzawf">
         <w:r>
           <w:rPr>
             <w:rStyle w:val="Hyperlink"/>
@@ -1013,7 +1013,7 @@
       <w:r>
         <w:t xml:space="preserve"> — modifié — </w:t>
       </w:r>
-      <w:hyperlink w:history="1" r:id="rIdogswqw1wucc2f-bzke5db">
+      <w:hyperlink w:history="1" r:id="rIdb8df5jh4xlgwjcps6bu3d">
         <w:r>
           <w:rPr>
             <w:rStyle w:val="Hyperlink"/>
@@ -1050,7 +1050,7 @@
       <w:r>
         <w:t xml:space="preserve"> — créé — </w:t>
       </w:r>
-      <w:hyperlink w:history="1" r:id="rIdwr4waezwjltdnmd3usfla">
+      <w:hyperlink w:history="1" r:id="rIduklhvveqdkrhl6lspkm6k">
         <w:r>
           <w:rPr>
             <w:rStyle w:val="Hyperlink"/>
@@ -1079,7 +1079,7 @@
       <w:r>
         <w:t xml:space="preserve"> — modifié — </w:t>
       </w:r>
-      <w:hyperlink w:history="1" r:id="rIdfjkgdjnjzj--idsai7cy1">
+      <w:hyperlink w:history="1" r:id="rIdgahqmkiqayn9gcqltstwo">
         <w:r>
           <w:rPr>
             <w:rStyle w:val="Hyperlink"/>
@@ -1108,7 +1108,7 @@
       <w:r>
         <w:t xml:space="preserve"> — modifié — </w:t>
       </w:r>
-      <w:hyperlink w:history="1" r:id="rIdwn9e-zpqjuk87f2erswii">
+      <w:hyperlink w:history="1" r:id="rIdsp0vkq4iatnspmjkm42h7">
         <w:r>
           <w:rPr>
             <w:rStyle w:val="Hyperlink"/>
@@ -1137,7 +1137,7 @@
       <w:r>
         <w:t xml:space="preserve"> — modifié — </w:t>
       </w:r>
-      <w:hyperlink w:history="1" r:id="rIdvonr8wpbiuyycwhbuqubr">
+      <w:hyperlink w:history="1" r:id="rIddhavmkvcejqiukfoeb8ar">
         <w:r>
           <w:rPr>
             <w:rStyle w:val="Hyperlink"/>
@@ -1166,7 +1166,7 @@
       <w:r>
         <w:t xml:space="preserve"> — modifié — </w:t>
       </w:r>
-      <w:hyperlink w:history="1" r:id="rId4_k9r7-fslund5w4wrcwb">
+      <w:hyperlink w:history="1" r:id="rIddhws61ijh9eukracmjv_m">
         <w:r>
           <w:rPr>
             <w:rStyle w:val="Hyperlink"/>
@@ -1203,7 +1203,7 @@
       <w:r>
         <w:t xml:space="preserve"> — modifié — </w:t>
       </w:r>
-      <w:hyperlink w:history="1" r:id="rIdygh2w7vkofmk3aaklucbz">
+      <w:hyperlink w:history="1" r:id="rIdwy88jubajtigqlm3ukila">
         <w:r>
           <w:rPr>
             <w:rStyle w:val="Hyperlink"/>
@@ -1232,7 +1232,7 @@
       <w:r>
         <w:t xml:space="preserve"> — créé — </w:t>
       </w:r>
-      <w:hyperlink w:history="1" r:id="rIdoe9funhdbupitnwj29ca4">
+      <w:hyperlink w:history="1" r:id="rIdk9c5ynuxr4jbdtgyffwg7">
         <w:r>
           <w:rPr>
             <w:rStyle w:val="Hyperlink"/>
@@ -1261,7 +1261,7 @@
       <w:r>
         <w:t xml:space="preserve"> — créé — </w:t>
       </w:r>
-      <w:hyperlink w:history="1" r:id="rIdlmip8sfds74c9hlrugbgp">
+      <w:hyperlink w:history="1" r:id="rIdr0u2aupguqggbqxvvzwvc">
         <w:r>
           <w:rPr>
             <w:rStyle w:val="Hyperlink"/>
@@ -1290,7 +1290,7 @@
       <w:r>
         <w:t xml:space="preserve"> — modifié — </w:t>
       </w:r>
-      <w:hyperlink w:history="1" r:id="rIdpldbdtjsnme0hhsjicm-5">
+      <w:hyperlink w:history="1" r:id="rIdxhverluskvki9ilosppcb">
         <w:r>
           <w:rPr>
             <w:rStyle w:val="Hyperlink"/>
@@ -1319,7 +1319,7 @@
       <w:r>
         <w:t xml:space="preserve"> — modifié — </w:t>
       </w:r>
-      <w:hyperlink w:history="1" r:id="rIdw38jb-axkaasaq3-wn7gr">
+      <w:hyperlink w:history="1" r:id="rId6ghzcrojwtjv6fh862mml">
         <w:r>
           <w:rPr>
             <w:rStyle w:val="Hyperlink"/>
@@ -1348,7 +1348,7 @@
       <w:r>
         <w:t xml:space="preserve"> — créé — </w:t>
       </w:r>
-      <w:hyperlink w:history="1" r:id="rIdetzs7z6exqcighipgdkon">
+      <w:hyperlink w:history="1" r:id="rIdiiv3en5-nxr0gq_ehd0wv">
         <w:r>
           <w:rPr>
             <w:rStyle w:val="Hyperlink"/>
@@ -1377,7 +1377,7 @@
       <w:r>
         <w:t xml:space="preserve"> — créé — </w:t>
       </w:r>
-      <w:hyperlink w:history="1" r:id="rIdiefe41pfq3pc8rqachd3t">
+      <w:hyperlink w:history="1" r:id="rId7m8-axezbcwyujvwwkkse">
         <w:r>
           <w:rPr>
             <w:rStyle w:val="Hyperlink"/>
@@ -1406,7 +1406,7 @@
       <w:r>
         <w:t xml:space="preserve"> — modifié — </w:t>
       </w:r>
-      <w:hyperlink w:history="1" r:id="rId8puwjgbpkjguz2fbkc2qm">
+      <w:hyperlink w:history="1" r:id="rId-f6m6sbs6fu8aez3ttzff">
         <w:r>
           <w:rPr>
             <w:rStyle w:val="Hyperlink"/>
@@ -1435,7 +1435,7 @@
       <w:r>
         <w:t xml:space="preserve"> — modifié — </w:t>
       </w:r>
-      <w:hyperlink w:history="1" r:id="rIdy9s-grpta7d-sk9skkymd">
+      <w:hyperlink w:history="1" r:id="rId9reinl7dgukvzipzrry3p">
         <w:r>
           <w:rPr>
             <w:rStyle w:val="Hyperlink"/>
@@ -1464,7 +1464,7 @@
       <w:r>
         <w:t xml:space="preserve"> — modifié — </w:t>
       </w:r>
-      <w:hyperlink w:history="1" r:id="rIdy9qmjenp-mwunmzkxip0h">
+      <w:hyperlink w:history="1" r:id="rIdkikhvr1tqekyktb9moynh">
         <w:r>
           <w:rPr>
             <w:rStyle w:val="Hyperlink"/>
@@ -1493,7 +1493,7 @@
       <w:r>
         <w:t xml:space="preserve"> — modifié — </w:t>
       </w:r>
-      <w:hyperlink w:history="1" r:id="rIdxra5vfuhaexiaqo10zcdh">
+      <w:hyperlink w:history="1" r:id="rIdtnycx3tt-klx3hj129rrz">
         <w:r>
           <w:rPr>
             <w:rStyle w:val="Hyperlink"/>
@@ -1530,7 +1530,7 @@
       <w:r>
         <w:t xml:space="preserve"> — modifié — </w:t>
       </w:r>
-      <w:hyperlink w:history="1" r:id="rIduevfz18ed_bubrnsqldpv">
+      <w:hyperlink w:history="1" r:id="rIdsropbfg01nygcg81x2wds">
         <w:r>
           <w:rPr>
             <w:rStyle w:val="Hyperlink"/>
@@ -1559,7 +1559,7 @@
       <w:r>
         <w:t xml:space="preserve"> — modifié — </w:t>
       </w:r>
-      <w:hyperlink w:history="1" r:id="rIdb6lzl_om_umgtmz0eba2g">
+      <w:hyperlink w:history="1" r:id="rIdp2aynffznf7japhvdhk_b">
         <w:r>
           <w:rPr>
             <w:rStyle w:val="Hyperlink"/>

--- a/docs/developpement/phases/word/PHASE_35_CIBLES_DE_MARGE_ET_GESTION_FINANCIERE_DE_LA_SOIREE.docx
+++ b/docs/developpement/phases/word/PHASE_35_CIBLES_DE_MARGE_ET_GESTION_FINANCIERE_DE_LA_SOIREE.docx
@@ -18,9 +18,9 @@
         <w:shd w:fill="F6F3FF" w:color="auto" w:val="clear"/>
       </w:pPr>
       <w:r>
-        <w:t xml:space="preserve">FlaiX Expert · dossier de développement · généré le 2026-10-23 depuis le dépôt </w:t>
-      </w:r>
-      <w:hyperlink w:history="1" r:id="rIdkwrzbpalsjamqzfl1hrqj">
+        <w:t xml:space="preserve">FlaiX Expert · dossier de développement · généré le 2026-10-24 depuis le dépôt </w:t>
+      </w:r>
+      <w:hyperlink w:history="1" r:id="rIdpi6r9yafgzi1qjhu6tnro">
         <w:r>
           <w:rPr>
             <w:rStyle w:val="Hyperlink"/>
@@ -688,7 +688,7 @@
           <w:numId w:val="2"/>
         </w:numPr>
       </w:pPr>
-      <w:hyperlink w:history="1" r:id="rIde7s9y7ykb9rel_vg8nkij">
+      <w:hyperlink w:history="1" r:id="rIdjzdvl8azgmgnmtwnmbdg2">
         <w:r>
           <w:rPr>
             <w:rStyle w:val="Hyperlink"/>
@@ -736,7 +736,7 @@
       <w:r>
         <w:t xml:space="preserve"> — créé — </w:t>
       </w:r>
-      <w:hyperlink w:history="1" r:id="rIdzzyiayjhijcjnzed2ql7t">
+      <w:hyperlink w:history="1" r:id="rIdrq71h-jsuwhacsa_j2fgp">
         <w:r>
           <w:rPr>
             <w:rStyle w:val="Hyperlink"/>
@@ -773,7 +773,7 @@
       <w:r>
         <w:t xml:space="preserve"> — créé — </w:t>
       </w:r>
-      <w:hyperlink w:history="1" r:id="rIdcvn3rwsmcc3psudqkcc2e">
+      <w:hyperlink w:history="1" r:id="rIdjwuk6dowdlak1au4tovnj">
         <w:r>
           <w:rPr>
             <w:rStyle w:val="Hyperlink"/>
@@ -802,7 +802,7 @@
       <w:r>
         <w:t xml:space="preserve"> — modifié — </w:t>
       </w:r>
-      <w:hyperlink w:history="1" r:id="rIdhtnhjcnhox0utubylzwtu">
+      <w:hyperlink w:history="1" r:id="rIdmsjoaehliq0e5zzyiekh0">
         <w:r>
           <w:rPr>
             <w:rStyle w:val="Hyperlink"/>
@@ -831,7 +831,7 @@
       <w:r>
         <w:t xml:space="preserve"> — créé — </w:t>
       </w:r>
-      <w:hyperlink w:history="1" r:id="rIdrvvpxydgoo6awm2u4jcvl">
+      <w:hyperlink w:history="1" r:id="rIdtnbitvrtzdja3ibcinsz0">
         <w:r>
           <w:rPr>
             <w:rStyle w:val="Hyperlink"/>
@@ -860,7 +860,7 @@
       <w:r>
         <w:t xml:space="preserve"> — modifié — </w:t>
       </w:r>
-      <w:hyperlink w:history="1" r:id="rIdkdyhaz24iubpeut7vurzd">
+      <w:hyperlink w:history="1" r:id="rIdunzdaxshfuv9bjy2ubcpc">
         <w:r>
           <w:rPr>
             <w:rStyle w:val="Hyperlink"/>
@@ -897,7 +897,7 @@
       <w:r>
         <w:t xml:space="preserve"> — créé — </w:t>
       </w:r>
-      <w:hyperlink w:history="1" r:id="rId14dd3jt4ykeznd7z-swv4">
+      <w:hyperlink w:history="1" r:id="rIdf6cfql0ccz8xxpn2i6fps">
         <w:r>
           <w:rPr>
             <w:rStyle w:val="Hyperlink"/>
@@ -926,7 +926,7 @@
       <w:r>
         <w:t xml:space="preserve"> — modifié — </w:t>
       </w:r>
-      <w:hyperlink w:history="1" r:id="rIdpawvumsmytgymqhr0pjfk">
+      <w:hyperlink w:history="1" r:id="rIdaozp6f0jeoxtjrs_bagdd">
         <w:r>
           <w:rPr>
             <w:rStyle w:val="Hyperlink"/>
@@ -955,7 +955,7 @@
       <w:r>
         <w:t xml:space="preserve"> — modifié — </w:t>
       </w:r>
-      <w:hyperlink w:history="1" r:id="rId1jlfbwp3sr2vt2mxnazc9">
+      <w:hyperlink w:history="1" r:id="rId1sprrw6m3_o6wgnlaf7lx">
         <w:r>
           <w:rPr>
             <w:rStyle w:val="Hyperlink"/>
@@ -984,7 +984,7 @@
       <w:r>
         <w:t xml:space="preserve"> — modifié — </w:t>
       </w:r>
-      <w:hyperlink w:history="1" r:id="rIdtggri0ghwufdwn-zrzawf">
+      <w:hyperlink w:history="1" r:id="rIdfch14remfxng2rs1nooq-">
         <w:r>
           <w:rPr>
             <w:rStyle w:val="Hyperlink"/>
@@ -1013,7 +1013,7 @@
       <w:r>
         <w:t xml:space="preserve"> — modifié — </w:t>
       </w:r>
-      <w:hyperlink w:history="1" r:id="rIdb8df5jh4xlgwjcps6bu3d">
+      <w:hyperlink w:history="1" r:id="rIdy3jyg2o0vrgkobnpzfqdb">
         <w:r>
           <w:rPr>
             <w:rStyle w:val="Hyperlink"/>
@@ -1050,7 +1050,7 @@
       <w:r>
         <w:t xml:space="preserve"> — créé — </w:t>
       </w:r>
-      <w:hyperlink w:history="1" r:id="rIduklhvveqdkrhl6lspkm6k">
+      <w:hyperlink w:history="1" r:id="rIddlptonzegco3nkaf5oh9s">
         <w:r>
           <w:rPr>
             <w:rStyle w:val="Hyperlink"/>
@@ -1079,7 +1079,7 @@
       <w:r>
         <w:t xml:space="preserve"> — modifié — </w:t>
       </w:r>
-      <w:hyperlink w:history="1" r:id="rIdgahqmkiqayn9gcqltstwo">
+      <w:hyperlink w:history="1" r:id="rIdqyhhaxrzlxo2zbc9qkgf5">
         <w:r>
           <w:rPr>
             <w:rStyle w:val="Hyperlink"/>
@@ -1108,7 +1108,7 @@
       <w:r>
         <w:t xml:space="preserve"> — modifié — </w:t>
       </w:r>
-      <w:hyperlink w:history="1" r:id="rIdsp0vkq4iatnspmjkm42h7">
+      <w:hyperlink w:history="1" r:id="rIdft6p9mq7mhua9ngrxuvvt">
         <w:r>
           <w:rPr>
             <w:rStyle w:val="Hyperlink"/>
@@ -1137,7 +1137,7 @@
       <w:r>
         <w:t xml:space="preserve"> — modifié — </w:t>
       </w:r>
-      <w:hyperlink w:history="1" r:id="rIddhavmkvcejqiukfoeb8ar">
+      <w:hyperlink w:history="1" r:id="rIdzywhlhvg7xa0n16duapq-">
         <w:r>
           <w:rPr>
             <w:rStyle w:val="Hyperlink"/>
@@ -1166,7 +1166,7 @@
       <w:r>
         <w:t xml:space="preserve"> — modifié — </w:t>
       </w:r>
-      <w:hyperlink w:history="1" r:id="rIddhws61ijh9eukracmjv_m">
+      <w:hyperlink w:history="1" r:id="rIdyk-vruhjl1cvwthpy-ikq">
         <w:r>
           <w:rPr>
             <w:rStyle w:val="Hyperlink"/>
@@ -1203,7 +1203,7 @@
       <w:r>
         <w:t xml:space="preserve"> — modifié — </w:t>
       </w:r>
-      <w:hyperlink w:history="1" r:id="rIdwy88jubajtigqlm3ukila">
+      <w:hyperlink w:history="1" r:id="rIda8iwxjgtmtoe2epgnx18x">
         <w:r>
           <w:rPr>
             <w:rStyle w:val="Hyperlink"/>
@@ -1232,7 +1232,7 @@
       <w:r>
         <w:t xml:space="preserve"> — créé — </w:t>
       </w:r>
-      <w:hyperlink w:history="1" r:id="rIdk9c5ynuxr4jbdtgyffwg7">
+      <w:hyperlink w:history="1" r:id="rIdwoolfr5vmhnbumqg6s6fz">
         <w:r>
           <w:rPr>
             <w:rStyle w:val="Hyperlink"/>
@@ -1261,7 +1261,7 @@
       <w:r>
         <w:t xml:space="preserve"> — créé — </w:t>
       </w:r>
-      <w:hyperlink w:history="1" r:id="rIdr0u2aupguqggbqxvvzwvc">
+      <w:hyperlink w:history="1" r:id="rIddmelfpuanyhdlylkkex7l">
         <w:r>
           <w:rPr>
             <w:rStyle w:val="Hyperlink"/>
@@ -1290,7 +1290,7 @@
       <w:r>
         <w:t xml:space="preserve"> — modifié — </w:t>
       </w:r>
-      <w:hyperlink w:history="1" r:id="rIdxhverluskvki9ilosppcb">
+      <w:hyperlink w:history="1" r:id="rIdyvpuojqmxcoiqiisto7jf">
         <w:r>
           <w:rPr>
             <w:rStyle w:val="Hyperlink"/>
@@ -1319,7 +1319,7 @@
       <w:r>
         <w:t xml:space="preserve"> — modifié — </w:t>
       </w:r>
-      <w:hyperlink w:history="1" r:id="rId6ghzcrojwtjv6fh862mml">
+      <w:hyperlink w:history="1" r:id="rIdy6apdjbsdcqgtrendg9oa">
         <w:r>
           <w:rPr>
             <w:rStyle w:val="Hyperlink"/>
@@ -1348,7 +1348,7 @@
       <w:r>
         <w:t xml:space="preserve"> — créé — </w:t>
       </w:r>
-      <w:hyperlink w:history="1" r:id="rIdiiv3en5-nxr0gq_ehd0wv">
+      <w:hyperlink w:history="1" r:id="rId9kredtcbb0zmlarirmjdx">
         <w:r>
           <w:rPr>
             <w:rStyle w:val="Hyperlink"/>
@@ -1377,7 +1377,7 @@
       <w:r>
         <w:t xml:space="preserve"> — créé — </w:t>
       </w:r>
-      <w:hyperlink w:history="1" r:id="rId7m8-axezbcwyujvwwkkse">
+      <w:hyperlink w:history="1" r:id="rIdbtynguqjjgnbc2mlasp45">
         <w:r>
           <w:rPr>
             <w:rStyle w:val="Hyperlink"/>
@@ -1406,7 +1406,7 @@
       <w:r>
         <w:t xml:space="preserve"> — modifié — </w:t>
       </w:r>
-      <w:hyperlink w:history="1" r:id="rId-f6m6sbs6fu8aez3ttzff">
+      <w:hyperlink w:history="1" r:id="rIdbanhbzjggfc0lqhxaz-aj">
         <w:r>
           <w:rPr>
             <w:rStyle w:val="Hyperlink"/>
@@ -1435,7 +1435,7 @@
       <w:r>
         <w:t xml:space="preserve"> — modifié — </w:t>
       </w:r>
-      <w:hyperlink w:history="1" r:id="rId9reinl7dgukvzipzrry3p">
+      <w:hyperlink w:history="1" r:id="rIdil_acarayikpdyiraknt6">
         <w:r>
           <w:rPr>
             <w:rStyle w:val="Hyperlink"/>
@@ -1464,7 +1464,7 @@
       <w:r>
         <w:t xml:space="preserve"> — modifié — </w:t>
       </w:r>
-      <w:hyperlink w:history="1" r:id="rIdkikhvr1tqekyktb9moynh">
+      <w:hyperlink w:history="1" r:id="rIdcghu_ainu13twzyoumu15">
         <w:r>
           <w:rPr>
             <w:rStyle w:val="Hyperlink"/>
@@ -1493,7 +1493,7 @@
       <w:r>
         <w:t xml:space="preserve"> — modifié — </w:t>
       </w:r>
-      <w:hyperlink w:history="1" r:id="rIdtnycx3tt-klx3hj129rrz">
+      <w:hyperlink w:history="1" r:id="rIdnxgrpibyxenbtlxsijema">
         <w:r>
           <w:rPr>
             <w:rStyle w:val="Hyperlink"/>
@@ -1530,7 +1530,7 @@
       <w:r>
         <w:t xml:space="preserve"> — modifié — </w:t>
       </w:r>
-      <w:hyperlink w:history="1" r:id="rIdsropbfg01nygcg81x2wds">
+      <w:hyperlink w:history="1" r:id="rIdvao1ljjlq44l0h-me1dft">
         <w:r>
           <w:rPr>
             <w:rStyle w:val="Hyperlink"/>
@@ -1559,7 +1559,7 @@
       <w:r>
         <w:t xml:space="preserve"> — modifié — </w:t>
       </w:r>
-      <w:hyperlink w:history="1" r:id="rIdp2aynffznf7japhvdhk_b">
+      <w:hyperlink w:history="1" r:id="rIddk2py3b_tibtkk_if7xr-">
         <w:r>
           <w:rPr>
             <w:rStyle w:val="Hyperlink"/>

--- a/docs/developpement/phases/word/PHASE_35_CIBLES_DE_MARGE_ET_GESTION_FINANCIERE_DE_LA_SOIREE.docx
+++ b/docs/developpement/phases/word/PHASE_35_CIBLES_DE_MARGE_ET_GESTION_FINANCIERE_DE_LA_SOIREE.docx
@@ -18,9 +18,9 @@
         <w:shd w:fill="F6F3FF" w:color="auto" w:val="clear"/>
       </w:pPr>
       <w:r>
-        <w:t xml:space="preserve">FlaiX Expert · dossier de développement · généré le 2026-10-24 depuis le dépôt </w:t>
-      </w:r>
-      <w:hyperlink w:history="1" r:id="rIdpi6r9yafgzi1qjhu6tnro">
+        <w:t xml:space="preserve">FlaiX Expert · dossier de développement · généré le 2026-10-25 depuis le dépôt </w:t>
+      </w:r>
+      <w:hyperlink w:history="1" r:id="rIdiib6zua1tld7rqau1bmtk">
         <w:r>
           <w:rPr>
             <w:rStyle w:val="Hyperlink"/>
@@ -688,7 +688,7 @@
           <w:numId w:val="2"/>
         </w:numPr>
       </w:pPr>
-      <w:hyperlink w:history="1" r:id="rIdjzdvl8azgmgnmtwnmbdg2">
+      <w:hyperlink w:history="1" r:id="rIdbkdjuw6wmxdql7qy95evo">
         <w:r>
           <w:rPr>
             <w:rStyle w:val="Hyperlink"/>
@@ -736,7 +736,7 @@
       <w:r>
         <w:t xml:space="preserve"> — créé — </w:t>
       </w:r>
-      <w:hyperlink w:history="1" r:id="rIdrq71h-jsuwhacsa_j2fgp">
+      <w:hyperlink w:history="1" r:id="rIdqfbga_5wdcyqy4dfcikxc">
         <w:r>
           <w:rPr>
             <w:rStyle w:val="Hyperlink"/>
@@ -773,7 +773,7 @@
       <w:r>
         <w:t xml:space="preserve"> — créé — </w:t>
       </w:r>
-      <w:hyperlink w:history="1" r:id="rIdjwuk6dowdlak1au4tovnj">
+      <w:hyperlink w:history="1" r:id="rIdbmjqrcrw7yvb0aknuityx">
         <w:r>
           <w:rPr>
             <w:rStyle w:val="Hyperlink"/>
@@ -802,7 +802,7 @@
       <w:r>
         <w:t xml:space="preserve"> — modifié — </w:t>
       </w:r>
-      <w:hyperlink w:history="1" r:id="rIdmsjoaehliq0e5zzyiekh0">
+      <w:hyperlink w:history="1" r:id="rIdekvpj2pltba1usbabumpm">
         <w:r>
           <w:rPr>
             <w:rStyle w:val="Hyperlink"/>
@@ -831,7 +831,7 @@
       <w:r>
         <w:t xml:space="preserve"> — créé — </w:t>
       </w:r>
-      <w:hyperlink w:history="1" r:id="rIdtnbitvrtzdja3ibcinsz0">
+      <w:hyperlink w:history="1" r:id="rIdofut_7hyre9gqhz0vz82i">
         <w:r>
           <w:rPr>
             <w:rStyle w:val="Hyperlink"/>
@@ -860,7 +860,7 @@
       <w:r>
         <w:t xml:space="preserve"> — modifié — </w:t>
       </w:r>
-      <w:hyperlink w:history="1" r:id="rIdunzdaxshfuv9bjy2ubcpc">
+      <w:hyperlink w:history="1" r:id="rIduut5drewr4xqg_oemh8ii">
         <w:r>
           <w:rPr>
             <w:rStyle w:val="Hyperlink"/>
@@ -897,7 +897,7 @@
       <w:r>
         <w:t xml:space="preserve"> — créé — </w:t>
       </w:r>
-      <w:hyperlink w:history="1" r:id="rIdf6cfql0ccz8xxpn2i6fps">
+      <w:hyperlink w:history="1" r:id="rIdoadmmdirqccvcb_u4htx-">
         <w:r>
           <w:rPr>
             <w:rStyle w:val="Hyperlink"/>
@@ -926,7 +926,7 @@
       <w:r>
         <w:t xml:space="preserve"> — modifié — </w:t>
       </w:r>
-      <w:hyperlink w:history="1" r:id="rIdaozp6f0jeoxtjrs_bagdd">
+      <w:hyperlink w:history="1" r:id="rIdtqqyp9uqivg0ai4ibxn-s">
         <w:r>
           <w:rPr>
             <w:rStyle w:val="Hyperlink"/>
@@ -955,7 +955,7 @@
       <w:r>
         <w:t xml:space="preserve"> — modifié — </w:t>
       </w:r>
-      <w:hyperlink w:history="1" r:id="rId1sprrw6m3_o6wgnlaf7lx">
+      <w:hyperlink w:history="1" r:id="rIdwosiyn5gyqevtvqfrwbdc">
         <w:r>
           <w:rPr>
             <w:rStyle w:val="Hyperlink"/>
@@ -984,7 +984,7 @@
       <w:r>
         <w:t xml:space="preserve"> — modifié — </w:t>
       </w:r>
-      <w:hyperlink w:history="1" r:id="rIdfch14remfxng2rs1nooq-">
+      <w:hyperlink w:history="1" r:id="rIdn9eukww4_eyu7opwaunfx">
         <w:r>
           <w:rPr>
             <w:rStyle w:val="Hyperlink"/>
@@ -1013,7 +1013,7 @@
       <w:r>
         <w:t xml:space="preserve"> — modifié — </w:t>
       </w:r>
-      <w:hyperlink w:history="1" r:id="rIdy3jyg2o0vrgkobnpzfqdb">
+      <w:hyperlink w:history="1" r:id="rIde4wojwd5kd81qije_8mak">
         <w:r>
           <w:rPr>
             <w:rStyle w:val="Hyperlink"/>
@@ -1050,7 +1050,7 @@
       <w:r>
         <w:t xml:space="preserve"> — créé — </w:t>
       </w:r>
-      <w:hyperlink w:history="1" r:id="rIddlptonzegco3nkaf5oh9s">
+      <w:hyperlink w:history="1" r:id="rIdmgs6hozp2ryizzilwfjg-">
         <w:r>
           <w:rPr>
             <w:rStyle w:val="Hyperlink"/>
@@ -1079,7 +1079,7 @@
       <w:r>
         <w:t xml:space="preserve"> — modifié — </w:t>
       </w:r>
-      <w:hyperlink w:history="1" r:id="rIdqyhhaxrzlxo2zbc9qkgf5">
+      <w:hyperlink w:history="1" r:id="rIdcs1emjmrolucbfd5cxapf">
         <w:r>
           <w:rPr>
             <w:rStyle w:val="Hyperlink"/>
@@ -1108,7 +1108,7 @@
       <w:r>
         <w:t xml:space="preserve"> — modifié — </w:t>
       </w:r>
-      <w:hyperlink w:history="1" r:id="rIdft6p9mq7mhua9ngrxuvvt">
+      <w:hyperlink w:history="1" r:id="rIdxdema9kct2apbbfwuhypc">
         <w:r>
           <w:rPr>
             <w:rStyle w:val="Hyperlink"/>
@@ -1137,7 +1137,7 @@
       <w:r>
         <w:t xml:space="preserve"> — modifié — </w:t>
       </w:r>
-      <w:hyperlink w:history="1" r:id="rIdzywhlhvg7xa0n16duapq-">
+      <w:hyperlink w:history="1" r:id="rIdd0nsz76gsil6qtoeamq-c">
         <w:r>
           <w:rPr>
             <w:rStyle w:val="Hyperlink"/>
@@ -1166,7 +1166,7 @@
       <w:r>
         <w:t xml:space="preserve"> — modifié — </w:t>
       </w:r>
-      <w:hyperlink w:history="1" r:id="rIdyk-vruhjl1cvwthpy-ikq">
+      <w:hyperlink w:history="1" r:id="rIdckuhkoik6q_tcrjplqsfy">
         <w:r>
           <w:rPr>
             <w:rStyle w:val="Hyperlink"/>
@@ -1203,7 +1203,7 @@
       <w:r>
         <w:t xml:space="preserve"> — modifié — </w:t>
       </w:r>
-      <w:hyperlink w:history="1" r:id="rIda8iwxjgtmtoe2epgnx18x">
+      <w:hyperlink w:history="1" r:id="rIduha2axr_br__jqmphwfru">
         <w:r>
           <w:rPr>
             <w:rStyle w:val="Hyperlink"/>
@@ -1232,7 +1232,7 @@
       <w:r>
         <w:t xml:space="preserve"> — créé — </w:t>
       </w:r>
-      <w:hyperlink w:history="1" r:id="rIdwoolfr5vmhnbumqg6s6fz">
+      <w:hyperlink w:history="1" r:id="rIdsxtbwsya_bhqwlqm2wrfw">
         <w:r>
           <w:rPr>
             <w:rStyle w:val="Hyperlink"/>
@@ -1261,7 +1261,7 @@
       <w:r>
         <w:t xml:space="preserve"> — créé — </w:t>
       </w:r>
-      <w:hyperlink w:history="1" r:id="rIddmelfpuanyhdlylkkex7l">
+      <w:hyperlink w:history="1" r:id="rId0lncp9sbupayxryg602sb">
         <w:r>
           <w:rPr>
             <w:rStyle w:val="Hyperlink"/>
@@ -1290,7 +1290,7 @@
       <w:r>
         <w:t xml:space="preserve"> — modifié — </w:t>
       </w:r>
-      <w:hyperlink w:history="1" r:id="rIdyvpuojqmxcoiqiisto7jf">
+      <w:hyperlink w:history="1" r:id="rId749fq3jqoknosdxlrrdrx">
         <w:r>
           <w:rPr>
             <w:rStyle w:val="Hyperlink"/>
@@ -1319,7 +1319,7 @@
       <w:r>
         <w:t xml:space="preserve"> — modifié — </w:t>
       </w:r>
-      <w:hyperlink w:history="1" r:id="rIdy6apdjbsdcqgtrendg9oa">
+      <w:hyperlink w:history="1" r:id="rIdtupnf46fua0xa7ilaokhh">
         <w:r>
           <w:rPr>
             <w:rStyle w:val="Hyperlink"/>
@@ -1348,7 +1348,7 @@
       <w:r>
         <w:t xml:space="preserve"> — créé — </w:t>
       </w:r>
-      <w:hyperlink w:history="1" r:id="rId9kredtcbb0zmlarirmjdx">
+      <w:hyperlink w:history="1" r:id="rIdycbkigpwfo5a5lrxohyzr">
         <w:r>
           <w:rPr>
             <w:rStyle w:val="Hyperlink"/>
@@ -1377,7 +1377,7 @@
       <w:r>
         <w:t xml:space="preserve"> — créé — </w:t>
       </w:r>
-      <w:hyperlink w:history="1" r:id="rIdbtynguqjjgnbc2mlasp45">
+      <w:hyperlink w:history="1" r:id="rIdkjam_xtep2k2aixrfvlaf">
         <w:r>
           <w:rPr>
             <w:rStyle w:val="Hyperlink"/>
@@ -1406,7 +1406,7 @@
       <w:r>
         <w:t xml:space="preserve"> — modifié — </w:t>
       </w:r>
-      <w:hyperlink w:history="1" r:id="rIdbanhbzjggfc0lqhxaz-aj">
+      <w:hyperlink w:history="1" r:id="rId399j_h4wawfk9ov_yiyhm">
         <w:r>
           <w:rPr>
             <w:rStyle w:val="Hyperlink"/>
@@ -1435,7 +1435,7 @@
       <w:r>
         <w:t xml:space="preserve"> — modifié — </w:t>
       </w:r>
-      <w:hyperlink w:history="1" r:id="rIdil_acarayikpdyiraknt6">
+      <w:hyperlink w:history="1" r:id="rIdm1osyn-lp5qq_kel954l1">
         <w:r>
           <w:rPr>
             <w:rStyle w:val="Hyperlink"/>
@@ -1464,7 +1464,7 @@
       <w:r>
         <w:t xml:space="preserve"> — modifié — </w:t>
       </w:r>
-      <w:hyperlink w:history="1" r:id="rIdcghu_ainu13twzyoumu15">
+      <w:hyperlink w:history="1" r:id="rIdzhcebaue-rq5sextbvqb1">
         <w:r>
           <w:rPr>
             <w:rStyle w:val="Hyperlink"/>
@@ -1493,7 +1493,7 @@
       <w:r>
         <w:t xml:space="preserve"> — modifié — </w:t>
       </w:r>
-      <w:hyperlink w:history="1" r:id="rIdnxgrpibyxenbtlxsijema">
+      <w:hyperlink w:history="1" r:id="rIdajys1rn9omqf3lfp7ne8h">
         <w:r>
           <w:rPr>
             <w:rStyle w:val="Hyperlink"/>
@@ -1530,7 +1530,7 @@
       <w:r>
         <w:t xml:space="preserve"> — modifié — </w:t>
       </w:r>
-      <w:hyperlink w:history="1" r:id="rIdvao1ljjlq44l0h-me1dft">
+      <w:hyperlink w:history="1" r:id="rId4rtycz7kugnhzisog8lem">
         <w:r>
           <w:rPr>
             <w:rStyle w:val="Hyperlink"/>
@@ -1559,7 +1559,7 @@
       <w:r>
         <w:t xml:space="preserve"> — modifié — </w:t>
       </w:r>
-      <w:hyperlink w:history="1" r:id="rIddk2py3b_tibtkk_if7xr-">
+      <w:hyperlink w:history="1" r:id="rIdkhxxx7arv246vd9kq45a-">
         <w:r>
           <w:rPr>
             <w:rStyle w:val="Hyperlink"/>

--- a/docs/developpement/phases/word/PHASE_35_CIBLES_DE_MARGE_ET_GESTION_FINANCIERE_DE_LA_SOIREE.docx
+++ b/docs/developpement/phases/word/PHASE_35_CIBLES_DE_MARGE_ET_GESTION_FINANCIERE_DE_LA_SOIREE.docx
@@ -20,7 +20,7 @@
       <w:r>
         <w:t xml:space="preserve">FlaiX Expert · dossier de développement · généré le 2026-10-25 depuis le dépôt </w:t>
       </w:r>
-      <w:hyperlink w:history="1" r:id="rIdiib6zua1tld7rqau1bmtk">
+      <w:hyperlink w:history="1" r:id="rIdkibyav8zlk2imr6hxs5ji">
         <w:r>
           <w:rPr>
             <w:rStyle w:val="Hyperlink"/>
@@ -688,7 +688,7 @@
           <w:numId w:val="2"/>
         </w:numPr>
       </w:pPr>
-      <w:hyperlink w:history="1" r:id="rIdbkdjuw6wmxdql7qy95evo">
+      <w:hyperlink w:history="1" r:id="rIdxfnb6jbn-znaou5il3rr7">
         <w:r>
           <w:rPr>
             <w:rStyle w:val="Hyperlink"/>
@@ -736,7 +736,7 @@
       <w:r>
         <w:t xml:space="preserve"> — créé — </w:t>
       </w:r>
-      <w:hyperlink w:history="1" r:id="rIdqfbga_5wdcyqy4dfcikxc">
+      <w:hyperlink w:history="1" r:id="rIdd441ogagxb7rdjzwfopq7">
         <w:r>
           <w:rPr>
             <w:rStyle w:val="Hyperlink"/>
@@ -773,7 +773,7 @@
       <w:r>
         <w:t xml:space="preserve"> — créé — </w:t>
       </w:r>
-      <w:hyperlink w:history="1" r:id="rIdbmjqrcrw7yvb0aknuityx">
+      <w:hyperlink w:history="1" r:id="rIdzzcakhh0lk-iuriwuzotw">
         <w:r>
           <w:rPr>
             <w:rStyle w:val="Hyperlink"/>
@@ -802,7 +802,7 @@
       <w:r>
         <w:t xml:space="preserve"> — modifié — </w:t>
       </w:r>
-      <w:hyperlink w:history="1" r:id="rIdekvpj2pltba1usbabumpm">
+      <w:hyperlink w:history="1" r:id="rIdve0dosaes9m8u1uwwzzcr">
         <w:r>
           <w:rPr>
             <w:rStyle w:val="Hyperlink"/>
@@ -831,7 +831,7 @@
       <w:r>
         <w:t xml:space="preserve"> — créé — </w:t>
       </w:r>
-      <w:hyperlink w:history="1" r:id="rIdofut_7hyre9gqhz0vz82i">
+      <w:hyperlink w:history="1" r:id="rId2e8xxj-pyjhwkgr0v8gyg">
         <w:r>
           <w:rPr>
             <w:rStyle w:val="Hyperlink"/>
@@ -860,7 +860,7 @@
       <w:r>
         <w:t xml:space="preserve"> — modifié — </w:t>
       </w:r>
-      <w:hyperlink w:history="1" r:id="rIduut5drewr4xqg_oemh8ii">
+      <w:hyperlink w:history="1" r:id="rIdojicrjvhri1urqz1e43lj">
         <w:r>
           <w:rPr>
             <w:rStyle w:val="Hyperlink"/>
@@ -897,7 +897,7 @@
       <w:r>
         <w:t xml:space="preserve"> — créé — </w:t>
       </w:r>
-      <w:hyperlink w:history="1" r:id="rIdoadmmdirqccvcb_u4htx-">
+      <w:hyperlink w:history="1" r:id="rIdolq2fnux3sln7nlqcvqdb">
         <w:r>
           <w:rPr>
             <w:rStyle w:val="Hyperlink"/>
@@ -926,7 +926,7 @@
       <w:r>
         <w:t xml:space="preserve"> — modifié — </w:t>
       </w:r>
-      <w:hyperlink w:history="1" r:id="rIdtqqyp9uqivg0ai4ibxn-s">
+      <w:hyperlink w:history="1" r:id="rIdtwbxrogj9m_rxj1qmtuha">
         <w:r>
           <w:rPr>
             <w:rStyle w:val="Hyperlink"/>
@@ -955,7 +955,7 @@
       <w:r>
         <w:t xml:space="preserve"> — modifié — </w:t>
       </w:r>
-      <w:hyperlink w:history="1" r:id="rIdwosiyn5gyqevtvqfrwbdc">
+      <w:hyperlink w:history="1" r:id="rIdrljfxr76yvac3nbdb_kt6">
         <w:r>
           <w:rPr>
             <w:rStyle w:val="Hyperlink"/>
@@ -984,7 +984,7 @@
       <w:r>
         <w:t xml:space="preserve"> — modifié — </w:t>
       </w:r>
-      <w:hyperlink w:history="1" r:id="rIdn9eukww4_eyu7opwaunfx">
+      <w:hyperlink w:history="1" r:id="rIdeedbkmindvsqtw9rlguxr">
         <w:r>
           <w:rPr>
             <w:rStyle w:val="Hyperlink"/>
@@ -1013,7 +1013,7 @@
       <w:r>
         <w:t xml:space="preserve"> — modifié — </w:t>
       </w:r>
-      <w:hyperlink w:history="1" r:id="rIde4wojwd5kd81qije_8mak">
+      <w:hyperlink w:history="1" r:id="rIdvokafjceqwvi425vu4zpl">
         <w:r>
           <w:rPr>
             <w:rStyle w:val="Hyperlink"/>
@@ -1050,7 +1050,7 @@
       <w:r>
         <w:t xml:space="preserve"> — créé — </w:t>
       </w:r>
-      <w:hyperlink w:history="1" r:id="rIdmgs6hozp2ryizzilwfjg-">
+      <w:hyperlink w:history="1" r:id="rId-xi1ukfwa1bl1vqf98c3x">
         <w:r>
           <w:rPr>
             <w:rStyle w:val="Hyperlink"/>
@@ -1079,7 +1079,7 @@
       <w:r>
         <w:t xml:space="preserve"> — modifié — </w:t>
       </w:r>
-      <w:hyperlink w:history="1" r:id="rIdcs1emjmrolucbfd5cxapf">
+      <w:hyperlink w:history="1" r:id="rIdl4kysu6pjsu8ywkovlc7f">
         <w:r>
           <w:rPr>
             <w:rStyle w:val="Hyperlink"/>
@@ -1108,7 +1108,7 @@
       <w:r>
         <w:t xml:space="preserve"> — modifié — </w:t>
       </w:r>
-      <w:hyperlink w:history="1" r:id="rIdxdema9kct2apbbfwuhypc">
+      <w:hyperlink w:history="1" r:id="rIdjujavm_io8sw7obbeymds">
         <w:r>
           <w:rPr>
             <w:rStyle w:val="Hyperlink"/>
@@ -1137,7 +1137,7 @@
       <w:r>
         <w:t xml:space="preserve"> — modifié — </w:t>
       </w:r>
-      <w:hyperlink w:history="1" r:id="rIdd0nsz76gsil6qtoeamq-c">
+      <w:hyperlink w:history="1" r:id="rId2xdgu5wjx-s8t249nh-ju">
         <w:r>
           <w:rPr>
             <w:rStyle w:val="Hyperlink"/>
@@ -1166,7 +1166,7 @@
       <w:r>
         <w:t xml:space="preserve"> — modifié — </w:t>
       </w:r>
-      <w:hyperlink w:history="1" r:id="rIdckuhkoik6q_tcrjplqsfy">
+      <w:hyperlink w:history="1" r:id="rIdila--mws42tvbhfudlkmu">
         <w:r>
           <w:rPr>
             <w:rStyle w:val="Hyperlink"/>
@@ -1203,7 +1203,7 @@
       <w:r>
         <w:t xml:space="preserve"> — modifié — </w:t>
       </w:r>
-      <w:hyperlink w:history="1" r:id="rIduha2axr_br__jqmphwfru">
+      <w:hyperlink w:history="1" r:id="rIdabmt-15ktb6c_zoh3psoq">
         <w:r>
           <w:rPr>
             <w:rStyle w:val="Hyperlink"/>
@@ -1232,7 +1232,7 @@
       <w:r>
         <w:t xml:space="preserve"> — créé — </w:t>
       </w:r>
-      <w:hyperlink w:history="1" r:id="rIdsxtbwsya_bhqwlqm2wrfw">
+      <w:hyperlink w:history="1" r:id="rIdkizgk1fmwzgohb-ffw-c_">
         <w:r>
           <w:rPr>
             <w:rStyle w:val="Hyperlink"/>
@@ -1261,7 +1261,7 @@
       <w:r>
         <w:t xml:space="preserve"> — créé — </w:t>
       </w:r>
-      <w:hyperlink w:history="1" r:id="rId0lncp9sbupayxryg602sb">
+      <w:hyperlink w:history="1" r:id="rIdkrlde5bghge2jpha_jplm">
         <w:r>
           <w:rPr>
             <w:rStyle w:val="Hyperlink"/>
@@ -1290,7 +1290,7 @@
       <w:r>
         <w:t xml:space="preserve"> — modifié — </w:t>
       </w:r>
-      <w:hyperlink w:history="1" r:id="rId749fq3jqoknosdxlrrdrx">
+      <w:hyperlink w:history="1" r:id="rId5by8iysc8ziumiy7b8bds">
         <w:r>
           <w:rPr>
             <w:rStyle w:val="Hyperlink"/>
@@ -1319,7 +1319,7 @@
       <w:r>
         <w:t xml:space="preserve"> — modifié — </w:t>
       </w:r>
-      <w:hyperlink w:history="1" r:id="rIdtupnf46fua0xa7ilaokhh">
+      <w:hyperlink w:history="1" r:id="rId9omkzhjfhplzk2egwfuti">
         <w:r>
           <w:rPr>
             <w:rStyle w:val="Hyperlink"/>
@@ -1348,7 +1348,7 @@
       <w:r>
         <w:t xml:space="preserve"> — créé — </w:t>
       </w:r>
-      <w:hyperlink w:history="1" r:id="rIdycbkigpwfo5a5lrxohyzr">
+      <w:hyperlink w:history="1" r:id="rIdli0sxvp2na32tjr9u984k">
         <w:r>
           <w:rPr>
             <w:rStyle w:val="Hyperlink"/>
@@ -1377,7 +1377,7 @@
       <w:r>
         <w:t xml:space="preserve"> — créé — </w:t>
       </w:r>
-      <w:hyperlink w:history="1" r:id="rIdkjam_xtep2k2aixrfvlaf">
+      <w:hyperlink w:history="1" r:id="rIddniw5ejgpi418q2bpl39u">
         <w:r>
           <w:rPr>
             <w:rStyle w:val="Hyperlink"/>
@@ -1406,7 +1406,7 @@
       <w:r>
         <w:t xml:space="preserve"> — modifié — </w:t>
       </w:r>
-      <w:hyperlink w:history="1" r:id="rId399j_h4wawfk9ov_yiyhm">
+      <w:hyperlink w:history="1" r:id="rId5vl4xxrttaepwvq1vbot4">
         <w:r>
           <w:rPr>
             <w:rStyle w:val="Hyperlink"/>
@@ -1435,7 +1435,7 @@
       <w:r>
         <w:t xml:space="preserve"> — modifié — </w:t>
       </w:r>
-      <w:hyperlink w:history="1" r:id="rIdm1osyn-lp5qq_kel954l1">
+      <w:hyperlink w:history="1" r:id="rIdlj_gbuok6_rnobxc4xwj7">
         <w:r>
           <w:rPr>
             <w:rStyle w:val="Hyperlink"/>
@@ -1464,7 +1464,7 @@
       <w:r>
         <w:t xml:space="preserve"> — modifié — </w:t>
       </w:r>
-      <w:hyperlink w:history="1" r:id="rIdzhcebaue-rq5sextbvqb1">
+      <w:hyperlink w:history="1" r:id="rIdugjxhjt7df1jkcbtagibn">
         <w:r>
           <w:rPr>
             <w:rStyle w:val="Hyperlink"/>
@@ -1493,7 +1493,7 @@
       <w:r>
         <w:t xml:space="preserve"> — modifié — </w:t>
       </w:r>
-      <w:hyperlink w:history="1" r:id="rIdajys1rn9omqf3lfp7ne8h">
+      <w:hyperlink w:history="1" r:id="rIdy0e0mstvbc9zj7ve3_ncr">
         <w:r>
           <w:rPr>
             <w:rStyle w:val="Hyperlink"/>
@@ -1530,7 +1530,7 @@
       <w:r>
         <w:t xml:space="preserve"> — modifié — </w:t>
       </w:r>
-      <w:hyperlink w:history="1" r:id="rId4rtycz7kugnhzisog8lem">
+      <w:hyperlink w:history="1" r:id="rIdwdij229wleo1k9zuwm93b">
         <w:r>
           <w:rPr>
             <w:rStyle w:val="Hyperlink"/>
@@ -1559,7 +1559,7 @@
       <w:r>
         <w:t xml:space="preserve"> — modifié — </w:t>
       </w:r>
-      <w:hyperlink w:history="1" r:id="rIdkhxxx7arv246vd9kq45a-">
+      <w:hyperlink w:history="1" r:id="rId6ujn87q8j-lyolse7wsga">
         <w:r>
           <w:rPr>
             <w:rStyle w:val="Hyperlink"/>

--- a/docs/developpement/phases/word/PHASE_35_CIBLES_DE_MARGE_ET_GESTION_FINANCIERE_DE_LA_SOIREE.docx
+++ b/docs/developpement/phases/word/PHASE_35_CIBLES_DE_MARGE_ET_GESTION_FINANCIERE_DE_LA_SOIREE.docx
@@ -20,7 +20,7 @@
       <w:r>
         <w:t xml:space="preserve">FlaiX Expert · dossier de développement · généré le 2026-10-25 depuis le dépôt </w:t>
       </w:r>
-      <w:hyperlink w:history="1" r:id="rIdkibyav8zlk2imr6hxs5ji">
+      <w:hyperlink w:history="1" r:id="rIdr9jitwwex13qp3jby7q3r">
         <w:r>
           <w:rPr>
             <w:rStyle w:val="Hyperlink"/>
@@ -688,7 +688,7 @@
           <w:numId w:val="2"/>
         </w:numPr>
       </w:pPr>
-      <w:hyperlink w:history="1" r:id="rIdxfnb6jbn-znaou5il3rr7">
+      <w:hyperlink w:history="1" r:id="rIdrhzojjxu4p9xfr-5xu5zw">
         <w:r>
           <w:rPr>
             <w:rStyle w:val="Hyperlink"/>
@@ -736,7 +736,7 @@
       <w:r>
         <w:t xml:space="preserve"> — créé — </w:t>
       </w:r>
-      <w:hyperlink w:history="1" r:id="rIdd441ogagxb7rdjzwfopq7">
+      <w:hyperlink w:history="1" r:id="rIdtkzzqyxdkl0wt6f70ojfm">
         <w:r>
           <w:rPr>
             <w:rStyle w:val="Hyperlink"/>
@@ -773,7 +773,7 @@
       <w:r>
         <w:t xml:space="preserve"> — créé — </w:t>
       </w:r>
-      <w:hyperlink w:history="1" r:id="rIdzzcakhh0lk-iuriwuzotw">
+      <w:hyperlink w:history="1" r:id="rIdc11-sndgynfuvhhyazab1">
         <w:r>
           <w:rPr>
             <w:rStyle w:val="Hyperlink"/>
@@ -802,7 +802,7 @@
       <w:r>
         <w:t xml:space="preserve"> — modifié — </w:t>
       </w:r>
-      <w:hyperlink w:history="1" r:id="rIdve0dosaes9m8u1uwwzzcr">
+      <w:hyperlink w:history="1" r:id="rIdsptlyk0gugkpw8ykv4jke">
         <w:r>
           <w:rPr>
             <w:rStyle w:val="Hyperlink"/>
@@ -831,7 +831,7 @@
       <w:r>
         <w:t xml:space="preserve"> — créé — </w:t>
       </w:r>
-      <w:hyperlink w:history="1" r:id="rId2e8xxj-pyjhwkgr0v8gyg">
+      <w:hyperlink w:history="1" r:id="rId9fexcqc_0b9fxtaefl2n1">
         <w:r>
           <w:rPr>
             <w:rStyle w:val="Hyperlink"/>
@@ -860,7 +860,7 @@
       <w:r>
         <w:t xml:space="preserve"> — modifié — </w:t>
       </w:r>
-      <w:hyperlink w:history="1" r:id="rIdojicrjvhri1urqz1e43lj">
+      <w:hyperlink w:history="1" r:id="rId7smp032lbjduac1gptjgm">
         <w:r>
           <w:rPr>
             <w:rStyle w:val="Hyperlink"/>
@@ -897,7 +897,7 @@
       <w:r>
         <w:t xml:space="preserve"> — créé — </w:t>
       </w:r>
-      <w:hyperlink w:history="1" r:id="rIdolq2fnux3sln7nlqcvqdb">
+      <w:hyperlink w:history="1" r:id="rIdkrfzrm9r14mocsripfexz">
         <w:r>
           <w:rPr>
             <w:rStyle w:val="Hyperlink"/>
@@ -926,7 +926,7 @@
       <w:r>
         <w:t xml:space="preserve"> — modifié — </w:t>
       </w:r>
-      <w:hyperlink w:history="1" r:id="rIdtwbxrogj9m_rxj1qmtuha">
+      <w:hyperlink w:history="1" r:id="rIdthk8l7fmfb_ma3ucjat7n">
         <w:r>
           <w:rPr>
             <w:rStyle w:val="Hyperlink"/>
@@ -955,7 +955,7 @@
       <w:r>
         <w:t xml:space="preserve"> — modifié — </w:t>
       </w:r>
-      <w:hyperlink w:history="1" r:id="rIdrljfxr76yvac3nbdb_kt6">
+      <w:hyperlink w:history="1" r:id="rIdkgibcp8ngvonanw6fnijs">
         <w:r>
           <w:rPr>
             <w:rStyle w:val="Hyperlink"/>
@@ -984,7 +984,7 @@
       <w:r>
         <w:t xml:space="preserve"> — modifié — </w:t>
       </w:r>
-      <w:hyperlink w:history="1" r:id="rIdeedbkmindvsqtw9rlguxr">
+      <w:hyperlink w:history="1" r:id="rIdnvnpzjca2faten7ob_twu">
         <w:r>
           <w:rPr>
             <w:rStyle w:val="Hyperlink"/>
@@ -1013,7 +1013,7 @@
       <w:r>
         <w:t xml:space="preserve"> — modifié — </w:t>
       </w:r>
-      <w:hyperlink w:history="1" r:id="rIdvokafjceqwvi425vu4zpl">
+      <w:hyperlink w:history="1" r:id="rId4qf5083j9hdgk1xutqiwc">
         <w:r>
           <w:rPr>
             <w:rStyle w:val="Hyperlink"/>
@@ -1050,7 +1050,7 @@
       <w:r>
         <w:t xml:space="preserve"> — créé — </w:t>
       </w:r>
-      <w:hyperlink w:history="1" r:id="rId-xi1ukfwa1bl1vqf98c3x">
+      <w:hyperlink w:history="1" r:id="rIdbhbewfmc8s_an5nxwovao">
         <w:r>
           <w:rPr>
             <w:rStyle w:val="Hyperlink"/>
@@ -1079,7 +1079,7 @@
       <w:r>
         <w:t xml:space="preserve"> — modifié — </w:t>
       </w:r>
-      <w:hyperlink w:history="1" r:id="rIdl4kysu6pjsu8ywkovlc7f">
+      <w:hyperlink w:history="1" r:id="rId99lvsgozzge6pclxduix8">
         <w:r>
           <w:rPr>
             <w:rStyle w:val="Hyperlink"/>
@@ -1108,7 +1108,7 @@
       <w:r>
         <w:t xml:space="preserve"> — modifié — </w:t>
       </w:r>
-      <w:hyperlink w:history="1" r:id="rIdjujavm_io8sw7obbeymds">
+      <w:hyperlink w:history="1" r:id="rId0jhqlluhb27th0eqb3mn9">
         <w:r>
           <w:rPr>
             <w:rStyle w:val="Hyperlink"/>
@@ -1137,7 +1137,7 @@
       <w:r>
         <w:t xml:space="preserve"> — modifié — </w:t>
       </w:r>
-      <w:hyperlink w:history="1" r:id="rId2xdgu5wjx-s8t249nh-ju">
+      <w:hyperlink w:history="1" r:id="rIdp7ilfuurky26v1uvter6o">
         <w:r>
           <w:rPr>
             <w:rStyle w:val="Hyperlink"/>
@@ -1166,7 +1166,7 @@
       <w:r>
         <w:t xml:space="preserve"> — modifié — </w:t>
       </w:r>
-      <w:hyperlink w:history="1" r:id="rIdila--mws42tvbhfudlkmu">
+      <w:hyperlink w:history="1" r:id="rId35ttoxkyrtm1maupt2kvf">
         <w:r>
           <w:rPr>
             <w:rStyle w:val="Hyperlink"/>
@@ -1203,7 +1203,7 @@
       <w:r>
         <w:t xml:space="preserve"> — modifié — </w:t>
       </w:r>
-      <w:hyperlink w:history="1" r:id="rIdabmt-15ktb6c_zoh3psoq">
+      <w:hyperlink w:history="1" r:id="rIdiiguec1k4zzpc_hedh5sf">
         <w:r>
           <w:rPr>
             <w:rStyle w:val="Hyperlink"/>
@@ -1232,7 +1232,7 @@
       <w:r>
         <w:t xml:space="preserve"> — créé — </w:t>
       </w:r>
-      <w:hyperlink w:history="1" r:id="rIdkizgk1fmwzgohb-ffw-c_">
+      <w:hyperlink w:history="1" r:id="rIdxa7pxl-eq3hgce9-cudmg">
         <w:r>
           <w:rPr>
             <w:rStyle w:val="Hyperlink"/>
@@ -1261,7 +1261,7 @@
       <w:r>
         <w:t xml:space="preserve"> — créé — </w:t>
       </w:r>
-      <w:hyperlink w:history="1" r:id="rIdkrlde5bghge2jpha_jplm">
+      <w:hyperlink w:history="1" r:id="rIdf97kiug8ssw1qbawavcgc">
         <w:r>
           <w:rPr>
             <w:rStyle w:val="Hyperlink"/>
@@ -1290,7 +1290,7 @@
       <w:r>
         <w:t xml:space="preserve"> — modifié — </w:t>
       </w:r>
-      <w:hyperlink w:history="1" r:id="rId5by8iysc8ziumiy7b8bds">
+      <w:hyperlink w:history="1" r:id="rId6no9rmzris9odciwm4h6s">
         <w:r>
           <w:rPr>
             <w:rStyle w:val="Hyperlink"/>
@@ -1319,7 +1319,7 @@
       <w:r>
         <w:t xml:space="preserve"> — modifié — </w:t>
       </w:r>
-      <w:hyperlink w:history="1" r:id="rId9omkzhjfhplzk2egwfuti">
+      <w:hyperlink w:history="1" r:id="rIdayhn6lqr1ftjvrjxs5lle">
         <w:r>
           <w:rPr>
             <w:rStyle w:val="Hyperlink"/>
@@ -1348,7 +1348,7 @@
       <w:r>
         <w:t xml:space="preserve"> — créé — </w:t>
       </w:r>
-      <w:hyperlink w:history="1" r:id="rIdli0sxvp2na32tjr9u984k">
+      <w:hyperlink w:history="1" r:id="rId6zhpt-l7keh7dibzybhe5">
         <w:r>
           <w:rPr>
             <w:rStyle w:val="Hyperlink"/>
@@ -1377,7 +1377,7 @@
       <w:r>
         <w:t xml:space="preserve"> — créé — </w:t>
       </w:r>
-      <w:hyperlink w:history="1" r:id="rIddniw5ejgpi418q2bpl39u">
+      <w:hyperlink w:history="1" r:id="rIdbmpwrd4oknhbzaky14qrs">
         <w:r>
           <w:rPr>
             <w:rStyle w:val="Hyperlink"/>
@@ -1406,7 +1406,7 @@
       <w:r>
         <w:t xml:space="preserve"> — modifié — </w:t>
       </w:r>
-      <w:hyperlink w:history="1" r:id="rId5vl4xxrttaepwvq1vbot4">
+      <w:hyperlink w:history="1" r:id="rIdzrghkfwxpd_st1i2mzvw3">
         <w:r>
           <w:rPr>
             <w:rStyle w:val="Hyperlink"/>
@@ -1435,7 +1435,7 @@
       <w:r>
         <w:t xml:space="preserve"> — modifié — </w:t>
       </w:r>
-      <w:hyperlink w:history="1" r:id="rIdlj_gbuok6_rnobxc4xwj7">
+      <w:hyperlink w:history="1" r:id="rIdsz6uffcif-d2oe5mpvpcd">
         <w:r>
           <w:rPr>
             <w:rStyle w:val="Hyperlink"/>
@@ -1464,7 +1464,7 @@
       <w:r>
         <w:t xml:space="preserve"> — modifié — </w:t>
       </w:r>
-      <w:hyperlink w:history="1" r:id="rIdugjxhjt7df1jkcbtagibn">
+      <w:hyperlink w:history="1" r:id="rIdmq6-mo3qmxrs_3bzmkebe">
         <w:r>
           <w:rPr>
             <w:rStyle w:val="Hyperlink"/>
@@ -1493,7 +1493,7 @@
       <w:r>
         <w:t xml:space="preserve"> — modifié — </w:t>
       </w:r>
-      <w:hyperlink w:history="1" r:id="rIdy0e0mstvbc9zj7ve3_ncr">
+      <w:hyperlink w:history="1" r:id="rIdsii1ckwaoznrdthvicc-x">
         <w:r>
           <w:rPr>
             <w:rStyle w:val="Hyperlink"/>
@@ -1530,7 +1530,7 @@
       <w:r>
         <w:t xml:space="preserve"> — modifié — </w:t>
       </w:r>
-      <w:hyperlink w:history="1" r:id="rIdwdij229wleo1k9zuwm93b">
+      <w:hyperlink w:history="1" r:id="rIdndfkcdl7pp4pxdjc99jnl">
         <w:r>
           <w:rPr>
             <w:rStyle w:val="Hyperlink"/>
@@ -1559,7 +1559,7 @@
       <w:r>
         <w:t xml:space="preserve"> — modifié — </w:t>
       </w:r>
-      <w:hyperlink w:history="1" r:id="rId6ujn87q8j-lyolse7wsga">
+      <w:hyperlink w:history="1" r:id="rIdbvokj3n2pj6kzbyfxd_e2">
         <w:r>
           <w:rPr>
             <w:rStyle w:val="Hyperlink"/>
